--- a/docs/exam_sources/question_bank/物资管理-结算单调差应用规范题库.docx
+++ b/docs/exam_sources/question_bank/物资管理-结算单调差应用规范题库.docx
@@ -1,6 +1,6 @@
 
 <file path=word/document.xml><?xml version="1.0" encoding="utf-8"?>
-<w:document xmlns:w="http://schemas.openxmlformats.org/wordprocessingml/2006/main" xmlns:r="http://schemas.openxmlformats.org/officeDocument/2006/relationships">
+<w:document xmlns:wpc="http://schemas.microsoft.com/office/word/2010/wordprocessingCanvas" xmlns:mc="http://schemas.openxmlformats.org/markup-compatibility/2006" xmlns:o="urn:schemas-microsoft-com:office:office" xmlns:r="http://schemas.openxmlformats.org/officeDocument/2006/relationships" xmlns:m="http://schemas.openxmlformats.org/officeDocument/2006/math" xmlns:v="urn:schemas-microsoft-com:vml" xmlns:wp14="http://schemas.microsoft.com/office/word/2010/wordprocessingDrawing" xmlns:wp="http://schemas.openxmlformats.org/drawingml/2006/wordprocessingDrawing" xmlns:w="http://schemas.openxmlformats.org/wordprocessingml/2006/main" xmlns:w14="http://schemas.microsoft.com/office/word/2010/wordml" xmlns:w10="urn:schemas-microsoft-com:office:word" xmlns:w15="http://schemas.microsoft.com/office/word/2012/wordml" xmlns:wpg="http://schemas.microsoft.com/office/word/2010/wordprocessingGroup" xmlns:wpi="http://schemas.microsoft.com/office/word/2010/wordprocessingInk" xmlns:wne="http://schemas.microsoft.com/office/word/2006/wordml" xmlns:wps="http://schemas.microsoft.com/office/word/2010/wordprocessingShape" xmlns:wpsCustomData="http://www.wps.cn/officeDocument/2013/wpsCustomData" mc:Ignorable="w14 w15 wp14">
   <w:body>
     <w:p>
       <w:pPr>
@@ -9,8 +9,8 @@
       </w:pPr>
       <w:r>
         <w:rPr>
-          <w:rFonts w:eastAsia="等线" w:ascii="Arial" w:cs="Arial" w:hAnsi="Arial"/>
-          <w:b w:val="true"/>
+          <w:rFonts w:ascii="Arial" w:hAnsi="Arial" w:eastAsia="等线" w:cs="Arial"/>
+          <w:b/>
           <w:sz w:val="52"/>
         </w:rPr>
         <w:t>物资管理-结算单调差应用规范题库</w:t>
@@ -18,17 +18,16 @@
     </w:p>
     <w:p>
       <w:pPr>
-        <w:pStyle w:val="2"/>
         <w:spacing w:before="320" w:after="120" w:line="288" w:lineRule="auto"/>
         <w:ind w:left="0"/>
         <w:jc w:val="left"/>
         <w:outlineLvl w:val="1"/>
       </w:pPr>
-      <w:bookmarkStart w:name="heading_0" w:id="0"/>
-      <w:r>
-        <w:rPr>
-          <w:rFonts w:eastAsia="等线" w:ascii="Arial" w:cs="Arial" w:hAnsi="Arial"/>
-          <w:b w:val="true"/>
+      <w:bookmarkStart w:id="0" w:name="heading_0"/>
+      <w:r>
+        <w:rPr>
+          <w:rFonts w:ascii="Arial" w:hAnsi="Arial" w:eastAsia="等线" w:cs="Arial"/>
+          <w:b/>
           <w:sz w:val="32"/>
         </w:rPr>
         <w:t>一、单项选择题（共 10 道）</w:t>
@@ -38,6 +37,7 @@
     <w:p>
       <w:pPr>
         <w:numPr>
+          <w:ilvl w:val="0"/>
           <w:numId w:val="1"/>
         </w:numPr>
         <w:spacing w:before="120" w:after="120" w:line="288" w:lineRule="auto"/>
@@ -46,46 +46,100 @@
       </w:pPr>
       <w:r>
         <w:rPr>
-          <w:rFonts w:eastAsia="等线" w:ascii="Arial" w:cs="Arial" w:hAnsi="Arial"/>
+          <w:rFonts w:ascii="Arial" w:hAnsi="Arial" w:eastAsia="等线" w:cs="Arial"/>
           <w:sz w:val="22"/>
         </w:rPr>
         <w:t>专用于钢材品类的利息调差项是（）</w:t>
-        <w:br/>
+      </w:r>
+      <w:r>
+        <w:rPr>
+          <w:rFonts w:ascii="Arial" w:hAnsi="Arial" w:eastAsia="等线" w:cs="Arial"/>
+          <w:sz w:val="22"/>
+        </w:rPr>
+        <w:br w:type="textWrapping"/>
+      </w:r>
+      <w:r>
+        <w:rPr>
+          <w:rFonts w:ascii="Arial" w:hAnsi="Arial" w:eastAsia="等线" w:cs="Arial"/>
+          <w:sz w:val="22"/>
+        </w:rPr>
         <w:t>A. 利息</w:t>
-        <w:br/>
+      </w:r>
+      <w:r>
+        <w:rPr>
+          <w:rFonts w:ascii="Arial" w:hAnsi="Arial" w:eastAsia="等线" w:cs="Arial"/>
+          <w:sz w:val="22"/>
+        </w:rPr>
+        <w:br w:type="textWrapping"/>
+      </w:r>
+      <w:r>
+        <w:rPr>
+          <w:rFonts w:ascii="Arial" w:hAnsi="Arial" w:eastAsia="等线" w:cs="Arial"/>
+          <w:sz w:val="22"/>
+        </w:rPr>
         <w:t>B. 钢筋利息</w:t>
-        <w:br/>
+      </w:r>
+      <w:r>
+        <w:rPr>
+          <w:rFonts w:ascii="Arial" w:hAnsi="Arial" w:eastAsia="等线" w:cs="Arial"/>
+          <w:sz w:val="22"/>
+        </w:rPr>
+        <w:br w:type="textWrapping"/>
+      </w:r>
+      <w:r>
+        <w:rPr>
+          <w:rFonts w:ascii="Arial" w:hAnsi="Arial" w:eastAsia="等线" w:cs="Arial"/>
+          <w:sz w:val="22"/>
+        </w:rPr>
         <w:t>C. 其他费用</w:t>
-        <w:br/>
+      </w:r>
+      <w:r>
+        <w:rPr>
+          <w:rFonts w:ascii="Arial" w:hAnsi="Arial" w:eastAsia="等线" w:cs="Arial"/>
+          <w:sz w:val="22"/>
+        </w:rPr>
+        <w:br w:type="textWrapping"/>
+      </w:r>
+      <w:r>
+        <w:rPr>
+          <w:rFonts w:ascii="Arial" w:hAnsi="Arial" w:eastAsia="等线" w:cs="Arial"/>
+          <w:sz w:val="22"/>
+        </w:rPr>
         <w:t>D. 调差</w:t>
-        <w:br/>
-      </w:r>
-      <w:r>
-        <w:rPr>
-          <w:rFonts w:eastAsia="等线" w:ascii="Arial" w:cs="Arial" w:hAnsi="Arial"/>
-          <w:b w:val="true"/>
+      </w:r>
+      <w:r>
+        <w:rPr>
+          <w:rFonts w:ascii="Arial" w:hAnsi="Arial" w:eastAsia="等线" w:cs="Arial"/>
+          <w:sz w:val="22"/>
+        </w:rPr>
+        <w:br w:type="textWrapping"/>
+      </w:r>
+      <w:r>
+        <w:rPr>
+          <w:rFonts w:ascii="Arial" w:hAnsi="Arial" w:eastAsia="等线" w:cs="Arial"/>
+          <w:b/>
           <w:sz w:val="22"/>
         </w:rPr>
         <w:t>答案：B</w:t>
       </w:r>
       <w:r>
         <w:rPr>
-          <w:rFonts w:eastAsia="等线" w:ascii="Arial" w:cs="Arial" w:hAnsi="Arial"/>
-          <w:sz w:val="22"/>
-        </w:rPr>
-        <w:br/>
-      </w:r>
-      <w:r>
-        <w:rPr>
-          <w:rFonts w:eastAsia="等线" w:ascii="Arial" w:cs="Arial" w:hAnsi="Arial"/>
-          <w:b w:val="true"/>
+          <w:rFonts w:ascii="Arial" w:hAnsi="Arial" w:eastAsia="等线" w:cs="Arial"/>
+          <w:sz w:val="22"/>
+        </w:rPr>
+        <w:br w:type="textWrapping"/>
+      </w:r>
+      <w:r>
+        <w:rPr>
+          <w:rFonts w:ascii="Arial" w:hAnsi="Arial" w:eastAsia="等线" w:cs="Arial"/>
+          <w:b/>
           <w:sz w:val="22"/>
         </w:rPr>
         <w:t>解析</w:t>
       </w:r>
       <w:r>
         <w:rPr>
-          <w:rFonts w:eastAsia="等线" w:ascii="Arial" w:cs="Arial" w:hAnsi="Arial"/>
+          <w:rFonts w:ascii="Arial" w:hAnsi="Arial" w:eastAsia="等线" w:cs="Arial"/>
           <w:sz w:val="22"/>
         </w:rPr>
         <w:t>：规范明确调差项 2 钢筋利息，专用于钢材品类；利息为通用延迟支付资金成本，不区分品类。</w:t>
@@ -94,6 +148,7 @@
     <w:p>
       <w:pPr>
         <w:numPr>
+          <w:ilvl w:val="0"/>
           <w:numId w:val="2"/>
         </w:numPr>
         <w:spacing w:before="120" w:after="120" w:line="288" w:lineRule="auto"/>
@@ -102,46 +157,100 @@
       </w:pPr>
       <w:r>
         <w:rPr>
-          <w:rFonts w:eastAsia="等线" w:ascii="Arial" w:cs="Arial" w:hAnsi="Arial"/>
+          <w:rFonts w:ascii="Arial" w:hAnsi="Arial" w:eastAsia="等线" w:cs="Arial"/>
           <w:sz w:val="22"/>
         </w:rPr>
         <w:t>直营项目严禁使用以下哪一项调差项（）</w:t>
-        <w:br/>
+      </w:r>
+      <w:r>
+        <w:rPr>
+          <w:rFonts w:ascii="Arial" w:hAnsi="Arial" w:eastAsia="等线" w:cs="Arial"/>
+          <w:sz w:val="22"/>
+        </w:rPr>
+        <w:br w:type="textWrapping"/>
+      </w:r>
+      <w:r>
+        <w:rPr>
+          <w:rFonts w:ascii="Arial" w:hAnsi="Arial" w:eastAsia="等线" w:cs="Arial"/>
+          <w:sz w:val="22"/>
+        </w:rPr>
         <w:t>A. 材料款</w:t>
-        <w:br/>
+      </w:r>
+      <w:r>
+        <w:rPr>
+          <w:rFonts w:ascii="Arial" w:hAnsi="Arial" w:eastAsia="等线" w:cs="Arial"/>
+          <w:sz w:val="22"/>
+        </w:rPr>
+        <w:br w:type="textWrapping"/>
+      </w:r>
+      <w:r>
+        <w:rPr>
+          <w:rFonts w:ascii="Arial" w:hAnsi="Arial" w:eastAsia="等线" w:cs="Arial"/>
+          <w:sz w:val="22"/>
+        </w:rPr>
         <w:t>B. 期初数据</w:t>
-        <w:br/>
+      </w:r>
+      <w:r>
+        <w:rPr>
+          <w:rFonts w:ascii="Arial" w:hAnsi="Arial" w:eastAsia="等线" w:cs="Arial"/>
+          <w:sz w:val="22"/>
+        </w:rPr>
+        <w:br w:type="textWrapping"/>
+      </w:r>
+      <w:r>
+        <w:rPr>
+          <w:rFonts w:ascii="Arial" w:hAnsi="Arial" w:eastAsia="等线" w:cs="Arial"/>
+          <w:sz w:val="22"/>
+        </w:rPr>
         <w:t>C. 错误冲销</w:t>
-        <w:br/>
+      </w:r>
+      <w:r>
+        <w:rPr>
+          <w:rFonts w:ascii="Arial" w:hAnsi="Arial" w:eastAsia="等线" w:cs="Arial"/>
+          <w:sz w:val="22"/>
+        </w:rPr>
+        <w:br w:type="textWrapping"/>
+      </w:r>
+      <w:r>
+        <w:rPr>
+          <w:rFonts w:ascii="Arial" w:hAnsi="Arial" w:eastAsia="等线" w:cs="Arial"/>
+          <w:sz w:val="22"/>
+        </w:rPr>
         <w:t>D. 减免</w:t>
-        <w:br/>
-      </w:r>
-      <w:r>
-        <w:rPr>
-          <w:rFonts w:eastAsia="等线" w:ascii="Arial" w:cs="Arial" w:hAnsi="Arial"/>
-          <w:b w:val="true"/>
+      </w:r>
+      <w:r>
+        <w:rPr>
+          <w:rFonts w:ascii="Arial" w:hAnsi="Arial" w:eastAsia="等线" w:cs="Arial"/>
+          <w:sz w:val="22"/>
+        </w:rPr>
+        <w:br w:type="textWrapping"/>
+      </w:r>
+      <w:r>
+        <w:rPr>
+          <w:rFonts w:ascii="Arial" w:hAnsi="Arial" w:eastAsia="等线" w:cs="Arial"/>
+          <w:b/>
           <w:sz w:val="22"/>
         </w:rPr>
         <w:t>答案：A</w:t>
       </w:r>
       <w:r>
         <w:rPr>
-          <w:rFonts w:eastAsia="等线" w:ascii="Arial" w:cs="Arial" w:hAnsi="Arial"/>
-          <w:sz w:val="22"/>
-        </w:rPr>
-        <w:br/>
-      </w:r>
-      <w:r>
-        <w:rPr>
-          <w:rFonts w:eastAsia="等线" w:ascii="Arial" w:cs="Arial" w:hAnsi="Arial"/>
-          <w:b w:val="true"/>
+          <w:rFonts w:ascii="Arial" w:hAnsi="Arial" w:eastAsia="等线" w:cs="Arial"/>
+          <w:sz w:val="22"/>
+        </w:rPr>
+        <w:br w:type="textWrapping"/>
+      </w:r>
+      <w:r>
+        <w:rPr>
+          <w:rFonts w:ascii="Arial" w:hAnsi="Arial" w:eastAsia="等线" w:cs="Arial"/>
+          <w:b/>
           <w:sz w:val="22"/>
         </w:rPr>
         <w:t>解析</w:t>
       </w:r>
       <w:r>
         <w:rPr>
-          <w:rFonts w:eastAsia="等线" w:ascii="Arial" w:cs="Arial" w:hAnsi="Arial"/>
+          <w:rFonts w:ascii="Arial" w:hAnsi="Arial" w:eastAsia="等线" w:cs="Arial"/>
           <w:sz w:val="22"/>
         </w:rPr>
         <w:t>：材料款仅限承包制项目使用，直营项目严禁使用。</w:t>
@@ -150,6 +259,7 @@
     <w:p>
       <w:pPr>
         <w:numPr>
+          <w:ilvl w:val="0"/>
           <w:numId w:val="3"/>
         </w:numPr>
         <w:spacing w:before="120" w:after="120" w:line="288" w:lineRule="auto"/>
@@ -158,46 +268,100 @@
       </w:pPr>
       <w:r>
         <w:rPr>
-          <w:rFonts w:eastAsia="等线" w:ascii="Arial" w:cs="Arial" w:hAnsi="Arial"/>
+          <w:rFonts w:ascii="Arial" w:hAnsi="Arial" w:eastAsia="等线" w:cs="Arial"/>
           <w:sz w:val="22"/>
         </w:rPr>
         <w:t>因混凝土信息价、水泥网价格变动产生金额调整，应选择调差项（）</w:t>
-        <w:br/>
+      </w:r>
+      <w:r>
+        <w:rPr>
+          <w:rFonts w:ascii="Arial" w:hAnsi="Arial" w:eastAsia="等线" w:cs="Arial"/>
+          <w:sz w:val="22"/>
+        </w:rPr>
+        <w:br w:type="textWrapping"/>
+      </w:r>
+      <w:r>
+        <w:rPr>
+          <w:rFonts w:ascii="Arial" w:hAnsi="Arial" w:eastAsia="等线" w:cs="Arial"/>
+          <w:sz w:val="22"/>
+        </w:rPr>
         <w:t>A. 减免</w:t>
-        <w:br/>
+      </w:r>
+      <w:r>
+        <w:rPr>
+          <w:rFonts w:ascii="Arial" w:hAnsi="Arial" w:eastAsia="等线" w:cs="Arial"/>
+          <w:sz w:val="22"/>
+        </w:rPr>
+        <w:br w:type="textWrapping"/>
+      </w:r>
+      <w:r>
+        <w:rPr>
+          <w:rFonts w:ascii="Arial" w:hAnsi="Arial" w:eastAsia="等线" w:cs="Arial"/>
+          <w:sz w:val="22"/>
+        </w:rPr>
         <w:t>B. 调差</w:t>
-        <w:br/>
+      </w:r>
+      <w:r>
+        <w:rPr>
+          <w:rFonts w:ascii="Arial" w:hAnsi="Arial" w:eastAsia="等线" w:cs="Arial"/>
+          <w:sz w:val="22"/>
+        </w:rPr>
+        <w:br w:type="textWrapping"/>
+      </w:r>
+      <w:r>
+        <w:rPr>
+          <w:rFonts w:ascii="Arial" w:hAnsi="Arial" w:eastAsia="等线" w:cs="Arial"/>
+          <w:sz w:val="22"/>
+        </w:rPr>
         <w:t>C. 其他费用</w:t>
-        <w:br/>
+      </w:r>
+      <w:r>
+        <w:rPr>
+          <w:rFonts w:ascii="Arial" w:hAnsi="Arial" w:eastAsia="等线" w:cs="Arial"/>
+          <w:sz w:val="22"/>
+        </w:rPr>
+        <w:br w:type="textWrapping"/>
+      </w:r>
+      <w:r>
+        <w:rPr>
+          <w:rFonts w:ascii="Arial" w:hAnsi="Arial" w:eastAsia="等线" w:cs="Arial"/>
+          <w:sz w:val="22"/>
+        </w:rPr>
         <w:t>D. 违约金</w:t>
-        <w:br/>
-      </w:r>
-      <w:r>
-        <w:rPr>
-          <w:rFonts w:eastAsia="等线" w:ascii="Arial" w:cs="Arial" w:hAnsi="Arial"/>
-          <w:b w:val="true"/>
+      </w:r>
+      <w:r>
+        <w:rPr>
+          <w:rFonts w:ascii="Arial" w:hAnsi="Arial" w:eastAsia="等线" w:cs="Arial"/>
+          <w:sz w:val="22"/>
+        </w:rPr>
+        <w:br w:type="textWrapping"/>
+      </w:r>
+      <w:r>
+        <w:rPr>
+          <w:rFonts w:ascii="Arial" w:hAnsi="Arial" w:eastAsia="等线" w:cs="Arial"/>
+          <w:b/>
           <w:sz w:val="22"/>
         </w:rPr>
         <w:t>答案：B</w:t>
       </w:r>
       <w:r>
         <w:rPr>
-          <w:rFonts w:eastAsia="等线" w:ascii="Arial" w:cs="Arial" w:hAnsi="Arial"/>
-          <w:sz w:val="22"/>
-        </w:rPr>
-        <w:br/>
-      </w:r>
-      <w:r>
-        <w:rPr>
-          <w:rFonts w:eastAsia="等线" w:ascii="Arial" w:cs="Arial" w:hAnsi="Arial"/>
-          <w:b w:val="true"/>
+          <w:rFonts w:ascii="Arial" w:hAnsi="Arial" w:eastAsia="等线" w:cs="Arial"/>
+          <w:sz w:val="22"/>
+        </w:rPr>
+        <w:br w:type="textWrapping"/>
+      </w:r>
+      <w:r>
+        <w:rPr>
+          <w:rFonts w:ascii="Arial" w:hAnsi="Arial" w:eastAsia="等线" w:cs="Arial"/>
+          <w:b/>
           <w:sz w:val="22"/>
         </w:rPr>
         <w:t>解析</w:t>
       </w:r>
       <w:r>
         <w:rPr>
-          <w:rFonts w:eastAsia="等线" w:ascii="Arial" w:cs="Arial" w:hAnsi="Arial"/>
+          <w:rFonts w:ascii="Arial" w:hAnsi="Arial" w:eastAsia="等线" w:cs="Arial"/>
           <w:sz w:val="22"/>
         </w:rPr>
         <w:t>：调差项 “调差” 包含金额调差（材料信息价、合同约定调价）、数量调差两类场景。</w:t>
@@ -206,6 +370,7 @@
     <w:p>
       <w:pPr>
         <w:numPr>
+          <w:ilvl w:val="0"/>
           <w:numId w:val="4"/>
         </w:numPr>
         <w:spacing w:before="120" w:after="120" w:line="288" w:lineRule="auto"/>
@@ -214,46 +379,100 @@
       </w:pPr>
       <w:r>
         <w:rPr>
-          <w:rFonts w:eastAsia="等线" w:ascii="Arial" w:cs="Arial" w:hAnsi="Arial"/>
+          <w:rFonts w:ascii="Arial" w:hAnsi="Arial" w:eastAsia="等线" w:cs="Arial"/>
           <w:sz w:val="22"/>
         </w:rPr>
         <w:t>因抹零、商业折扣、质量补偿产生金额减少，对应调差项为（）</w:t>
-        <w:br/>
+      </w:r>
+      <w:r>
+        <w:rPr>
+          <w:rFonts w:ascii="Arial" w:hAnsi="Arial" w:eastAsia="等线" w:cs="Arial"/>
+          <w:sz w:val="22"/>
+        </w:rPr>
+        <w:br w:type="textWrapping"/>
+      </w:r>
+      <w:r>
+        <w:rPr>
+          <w:rFonts w:ascii="Arial" w:hAnsi="Arial" w:eastAsia="等线" w:cs="Arial"/>
+          <w:sz w:val="22"/>
+        </w:rPr>
         <w:t>A. 违约金</w:t>
-        <w:br/>
+      </w:r>
+      <w:r>
+        <w:rPr>
+          <w:rFonts w:ascii="Arial" w:hAnsi="Arial" w:eastAsia="等线" w:cs="Arial"/>
+          <w:sz w:val="22"/>
+        </w:rPr>
+        <w:br w:type="textWrapping"/>
+      </w:r>
+      <w:r>
+        <w:rPr>
+          <w:rFonts w:ascii="Arial" w:hAnsi="Arial" w:eastAsia="等线" w:cs="Arial"/>
+          <w:sz w:val="22"/>
+        </w:rPr>
         <w:t>B. 利息</w:t>
-        <w:br/>
+      </w:r>
+      <w:r>
+        <w:rPr>
+          <w:rFonts w:ascii="Arial" w:hAnsi="Arial" w:eastAsia="等线" w:cs="Arial"/>
+          <w:sz w:val="22"/>
+        </w:rPr>
+        <w:br w:type="textWrapping"/>
+      </w:r>
+      <w:r>
+        <w:rPr>
+          <w:rFonts w:ascii="Arial" w:hAnsi="Arial" w:eastAsia="等线" w:cs="Arial"/>
+          <w:sz w:val="22"/>
+        </w:rPr>
         <w:t>C. 减免</w:t>
-        <w:br/>
+      </w:r>
+      <w:r>
+        <w:rPr>
+          <w:rFonts w:ascii="Arial" w:hAnsi="Arial" w:eastAsia="等线" w:cs="Arial"/>
+          <w:sz w:val="22"/>
+        </w:rPr>
+        <w:br w:type="textWrapping"/>
+      </w:r>
+      <w:r>
+        <w:rPr>
+          <w:rFonts w:ascii="Arial" w:hAnsi="Arial" w:eastAsia="等线" w:cs="Arial"/>
+          <w:sz w:val="22"/>
+        </w:rPr>
         <w:t>D. 错误冲销</w:t>
-        <w:br/>
-      </w:r>
-      <w:r>
-        <w:rPr>
-          <w:rFonts w:eastAsia="等线" w:ascii="Arial" w:cs="Arial" w:hAnsi="Arial"/>
-          <w:b w:val="true"/>
+      </w:r>
+      <w:r>
+        <w:rPr>
+          <w:rFonts w:ascii="Arial" w:hAnsi="Arial" w:eastAsia="等线" w:cs="Arial"/>
+          <w:sz w:val="22"/>
+        </w:rPr>
+        <w:br w:type="textWrapping"/>
+      </w:r>
+      <w:r>
+        <w:rPr>
+          <w:rFonts w:ascii="Arial" w:hAnsi="Arial" w:eastAsia="等线" w:cs="Arial"/>
+          <w:b/>
           <w:sz w:val="22"/>
         </w:rPr>
         <w:t>答案：C</w:t>
       </w:r>
       <w:r>
         <w:rPr>
-          <w:rFonts w:eastAsia="等线" w:ascii="Arial" w:cs="Arial" w:hAnsi="Arial"/>
-          <w:sz w:val="22"/>
-        </w:rPr>
-        <w:br/>
-      </w:r>
-      <w:r>
-        <w:rPr>
-          <w:rFonts w:eastAsia="等线" w:ascii="Arial" w:cs="Arial" w:hAnsi="Arial"/>
-          <w:b w:val="true"/>
+          <w:rFonts w:ascii="Arial" w:hAnsi="Arial" w:eastAsia="等线" w:cs="Arial"/>
+          <w:sz w:val="22"/>
+        </w:rPr>
+        <w:br w:type="textWrapping"/>
+      </w:r>
+      <w:r>
+        <w:rPr>
+          <w:rFonts w:ascii="Arial" w:hAnsi="Arial" w:eastAsia="等线" w:cs="Arial"/>
+          <w:b/>
           <w:sz w:val="22"/>
         </w:rPr>
         <w:t>解析</w:t>
       </w:r>
       <w:r>
         <w:rPr>
-          <w:rFonts w:eastAsia="等线" w:ascii="Arial" w:cs="Arial" w:hAnsi="Arial"/>
+          <w:rFonts w:ascii="Arial" w:hAnsi="Arial" w:eastAsia="等线" w:cs="Arial"/>
           <w:sz w:val="22"/>
         </w:rPr>
         <w:t>：减免定义为抹零、商业折扣、返利、质量补偿等触发的结算金额减免。</w:t>
@@ -262,6 +481,7 @@
     <w:p>
       <w:pPr>
         <w:numPr>
+          <w:ilvl w:val="0"/>
           <w:numId w:val="5"/>
         </w:numPr>
         <w:spacing w:before="120" w:after="120" w:line="288" w:lineRule="auto"/>
@@ -270,46 +490,100 @@
       </w:pPr>
       <w:r>
         <w:rPr>
-          <w:rFonts w:eastAsia="等线" w:ascii="Arial" w:cs="Arial" w:hAnsi="Arial"/>
+          <w:rFonts w:ascii="Arial" w:hAnsi="Arial" w:eastAsia="等线" w:cs="Arial"/>
           <w:sz w:val="22"/>
         </w:rPr>
         <w:t>混凝土亏方罚款、损坏项目资产赔偿，属于哪类调差项（）</w:t>
-        <w:br/>
+      </w:r>
+      <w:r>
+        <w:rPr>
+          <w:rFonts w:ascii="Arial" w:hAnsi="Arial" w:eastAsia="等线" w:cs="Arial"/>
+          <w:sz w:val="22"/>
+        </w:rPr>
+        <w:br w:type="textWrapping"/>
+      </w:r>
+      <w:r>
+        <w:rPr>
+          <w:rFonts w:ascii="Arial" w:hAnsi="Arial" w:eastAsia="等线" w:cs="Arial"/>
+          <w:sz w:val="22"/>
+        </w:rPr>
         <w:t>A. 违约金</w:t>
-        <w:br/>
+      </w:r>
+      <w:r>
+        <w:rPr>
+          <w:rFonts w:ascii="Arial" w:hAnsi="Arial" w:eastAsia="等线" w:cs="Arial"/>
+          <w:sz w:val="22"/>
+        </w:rPr>
+        <w:br w:type="textWrapping"/>
+      </w:r>
+      <w:r>
+        <w:rPr>
+          <w:rFonts w:ascii="Arial" w:hAnsi="Arial" w:eastAsia="等线" w:cs="Arial"/>
+          <w:sz w:val="22"/>
+        </w:rPr>
         <w:t>B. 其他费用</w:t>
-        <w:br/>
+      </w:r>
+      <w:r>
+        <w:rPr>
+          <w:rFonts w:ascii="Arial" w:hAnsi="Arial" w:eastAsia="等线" w:cs="Arial"/>
+          <w:sz w:val="22"/>
+        </w:rPr>
+        <w:br w:type="textWrapping"/>
+      </w:r>
+      <w:r>
+        <w:rPr>
+          <w:rFonts w:ascii="Arial" w:hAnsi="Arial" w:eastAsia="等线" w:cs="Arial"/>
+          <w:sz w:val="22"/>
+        </w:rPr>
         <w:t>C. 调差</w:t>
-        <w:br/>
+      </w:r>
+      <w:r>
+        <w:rPr>
+          <w:rFonts w:ascii="Arial" w:hAnsi="Arial" w:eastAsia="等线" w:cs="Arial"/>
+          <w:sz w:val="22"/>
+        </w:rPr>
+        <w:br w:type="textWrapping"/>
+      </w:r>
+      <w:r>
+        <w:rPr>
+          <w:rFonts w:ascii="Arial" w:hAnsi="Arial" w:eastAsia="等线" w:cs="Arial"/>
+          <w:sz w:val="22"/>
+        </w:rPr>
         <w:t>D. 减免</w:t>
-        <w:br/>
-      </w:r>
-      <w:r>
-        <w:rPr>
-          <w:rFonts w:eastAsia="等线" w:ascii="Arial" w:cs="Arial" w:hAnsi="Arial"/>
-          <w:b w:val="true"/>
+      </w:r>
+      <w:r>
+        <w:rPr>
+          <w:rFonts w:ascii="Arial" w:hAnsi="Arial" w:eastAsia="等线" w:cs="Arial"/>
+          <w:sz w:val="22"/>
+        </w:rPr>
+        <w:br w:type="textWrapping"/>
+      </w:r>
+      <w:r>
+        <w:rPr>
+          <w:rFonts w:ascii="Arial" w:hAnsi="Arial" w:eastAsia="等线" w:cs="Arial"/>
+          <w:b/>
           <w:sz w:val="22"/>
         </w:rPr>
         <w:t>答案：A</w:t>
       </w:r>
       <w:r>
         <w:rPr>
-          <w:rFonts w:eastAsia="等线" w:ascii="Arial" w:cs="Arial" w:hAnsi="Arial"/>
-          <w:sz w:val="22"/>
-        </w:rPr>
-        <w:br/>
-      </w:r>
-      <w:r>
-        <w:rPr>
-          <w:rFonts w:eastAsia="等线" w:ascii="Arial" w:cs="Arial" w:hAnsi="Arial"/>
-          <w:b w:val="true"/>
+          <w:rFonts w:ascii="Arial" w:hAnsi="Arial" w:eastAsia="等线" w:cs="Arial"/>
+          <w:sz w:val="22"/>
+        </w:rPr>
+        <w:br w:type="textWrapping"/>
+      </w:r>
+      <w:r>
+        <w:rPr>
+          <w:rFonts w:ascii="Arial" w:hAnsi="Arial" w:eastAsia="等线" w:cs="Arial"/>
+          <w:b/>
           <w:sz w:val="22"/>
         </w:rPr>
         <w:t>解析</w:t>
       </w:r>
       <w:r>
         <w:rPr>
-          <w:rFonts w:eastAsia="等线" w:ascii="Arial" w:cs="Arial" w:hAnsi="Arial"/>
+          <w:rFonts w:ascii="Arial" w:hAnsi="Arial" w:eastAsia="等线" w:cs="Arial"/>
           <w:sz w:val="22"/>
         </w:rPr>
         <w:t>：违约金指履约违约造成损失的赔偿，包含亏方罚款、资产损坏赔偿。</w:t>
@@ -318,6 +592,7 @@
     <w:p>
       <w:pPr>
         <w:numPr>
+          <w:ilvl w:val="0"/>
           <w:numId w:val="6"/>
         </w:numPr>
         <w:spacing w:before="120" w:after="120" w:line="288" w:lineRule="auto"/>
@@ -326,46 +601,100 @@
       </w:pPr>
       <w:r>
         <w:rPr>
-          <w:rFonts w:eastAsia="等线" w:ascii="Arial" w:cs="Arial" w:hAnsi="Arial"/>
+          <w:rFonts w:ascii="Arial" w:hAnsi="Arial" w:eastAsia="等线" w:cs="Arial"/>
           <w:sz w:val="22"/>
         </w:rPr>
         <w:t>前期入库单数据录入出错，需要更正冲销，应选择调差项（）</w:t>
-        <w:br/>
+      </w:r>
+      <w:r>
+        <w:rPr>
+          <w:rFonts w:ascii="Arial" w:hAnsi="Arial" w:eastAsia="等线" w:cs="Arial"/>
+          <w:sz w:val="22"/>
+        </w:rPr>
+        <w:br w:type="textWrapping"/>
+      </w:r>
+      <w:r>
+        <w:rPr>
+          <w:rFonts w:ascii="Arial" w:hAnsi="Arial" w:eastAsia="等线" w:cs="Arial"/>
+          <w:sz w:val="22"/>
+        </w:rPr>
         <w:t>A. 调差</w:t>
-        <w:br/>
+      </w:r>
+      <w:r>
+        <w:rPr>
+          <w:rFonts w:ascii="Arial" w:hAnsi="Arial" w:eastAsia="等线" w:cs="Arial"/>
+          <w:sz w:val="22"/>
+        </w:rPr>
+        <w:br w:type="textWrapping"/>
+      </w:r>
+      <w:r>
+        <w:rPr>
+          <w:rFonts w:ascii="Arial" w:hAnsi="Arial" w:eastAsia="等线" w:cs="Arial"/>
+          <w:sz w:val="22"/>
+        </w:rPr>
         <w:t>B. 错误冲销</w:t>
-        <w:br/>
+      </w:r>
+      <w:r>
+        <w:rPr>
+          <w:rFonts w:ascii="Arial" w:hAnsi="Arial" w:eastAsia="等线" w:cs="Arial"/>
+          <w:sz w:val="22"/>
+        </w:rPr>
+        <w:br w:type="textWrapping"/>
+      </w:r>
+      <w:r>
+        <w:rPr>
+          <w:rFonts w:ascii="Arial" w:hAnsi="Arial" w:eastAsia="等线" w:cs="Arial"/>
+          <w:sz w:val="22"/>
+        </w:rPr>
         <w:t>C. 期初数据</w:t>
-        <w:br/>
+      </w:r>
+      <w:r>
+        <w:rPr>
+          <w:rFonts w:ascii="Arial" w:hAnsi="Arial" w:eastAsia="等线" w:cs="Arial"/>
+          <w:sz w:val="22"/>
+        </w:rPr>
+        <w:br w:type="textWrapping"/>
+      </w:r>
+      <w:r>
+        <w:rPr>
+          <w:rFonts w:ascii="Arial" w:hAnsi="Arial" w:eastAsia="等线" w:cs="Arial"/>
+          <w:sz w:val="22"/>
+        </w:rPr>
         <w:t>D. 减免</w:t>
-        <w:br/>
-      </w:r>
-      <w:r>
-        <w:rPr>
-          <w:rFonts w:eastAsia="等线" w:ascii="Arial" w:cs="Arial" w:hAnsi="Arial"/>
-          <w:b w:val="true"/>
+      </w:r>
+      <w:r>
+        <w:rPr>
+          <w:rFonts w:ascii="Arial" w:hAnsi="Arial" w:eastAsia="等线" w:cs="Arial"/>
+          <w:sz w:val="22"/>
+        </w:rPr>
+        <w:br w:type="textWrapping"/>
+      </w:r>
+      <w:r>
+        <w:rPr>
+          <w:rFonts w:ascii="Arial" w:hAnsi="Arial" w:eastAsia="等线" w:cs="Arial"/>
+          <w:b/>
           <w:sz w:val="22"/>
         </w:rPr>
         <w:t>答案：B</w:t>
       </w:r>
       <w:r>
         <w:rPr>
-          <w:rFonts w:eastAsia="等线" w:ascii="Arial" w:cs="Arial" w:hAnsi="Arial"/>
-          <w:sz w:val="22"/>
-        </w:rPr>
-        <w:br/>
-      </w:r>
-      <w:r>
-        <w:rPr>
-          <w:rFonts w:eastAsia="等线" w:ascii="Arial" w:cs="Arial" w:hAnsi="Arial"/>
-          <w:b w:val="true"/>
+          <w:rFonts w:ascii="Arial" w:hAnsi="Arial" w:eastAsia="等线" w:cs="Arial"/>
+          <w:sz w:val="22"/>
+        </w:rPr>
+        <w:br w:type="textWrapping"/>
+      </w:r>
+      <w:r>
+        <w:rPr>
+          <w:rFonts w:ascii="Arial" w:hAnsi="Arial" w:eastAsia="等线" w:cs="Arial"/>
+          <w:b/>
           <w:sz w:val="22"/>
         </w:rPr>
         <w:t>解析</w:t>
       </w:r>
       <w:r>
         <w:rPr>
-          <w:rFonts w:eastAsia="等线" w:ascii="Arial" w:cs="Arial" w:hAnsi="Arial"/>
+          <w:rFonts w:ascii="Arial" w:hAnsi="Arial" w:eastAsia="等线" w:cs="Arial"/>
           <w:sz w:val="22"/>
         </w:rPr>
         <w:t>：错误冲销包含小数点偏差、前期遗漏、单据错误等数据偏差更正场景。</w:t>
@@ -374,6 +703,7 @@
     <w:p>
       <w:pPr>
         <w:numPr>
+          <w:ilvl w:val="0"/>
           <w:numId w:val="7"/>
         </w:numPr>
         <w:spacing w:before="120" w:after="120" w:line="288" w:lineRule="auto"/>
@@ -382,46 +712,100 @@
       </w:pPr>
       <w:r>
         <w:rPr>
-          <w:rFonts w:eastAsia="等线" w:ascii="Arial" w:cs="Arial" w:hAnsi="Arial"/>
+          <w:rFonts w:ascii="Arial" w:hAnsi="Arial" w:eastAsia="等线" w:cs="Arial"/>
           <w:sz w:val="22"/>
         </w:rPr>
         <w:t>运输费、卸货费、复磅费结算调整，归属调差项（）</w:t>
-        <w:br/>
+      </w:r>
+      <w:r>
+        <w:rPr>
+          <w:rFonts w:ascii="Arial" w:hAnsi="Arial" w:eastAsia="等线" w:cs="Arial"/>
+          <w:sz w:val="22"/>
+        </w:rPr>
+        <w:br w:type="textWrapping"/>
+      </w:r>
+      <w:r>
+        <w:rPr>
+          <w:rFonts w:ascii="Arial" w:hAnsi="Arial" w:eastAsia="等线" w:cs="Arial"/>
+          <w:sz w:val="22"/>
+        </w:rPr>
         <w:t>A. 调差</w:t>
-        <w:br/>
+      </w:r>
+      <w:r>
+        <w:rPr>
+          <w:rFonts w:ascii="Arial" w:hAnsi="Arial" w:eastAsia="等线" w:cs="Arial"/>
+          <w:sz w:val="22"/>
+        </w:rPr>
+        <w:br w:type="textWrapping"/>
+      </w:r>
+      <w:r>
+        <w:rPr>
+          <w:rFonts w:ascii="Arial" w:hAnsi="Arial" w:eastAsia="等线" w:cs="Arial"/>
+          <w:sz w:val="22"/>
+        </w:rPr>
         <w:t>B. 其他费用</w:t>
-        <w:br/>
+      </w:r>
+      <w:r>
+        <w:rPr>
+          <w:rFonts w:ascii="Arial" w:hAnsi="Arial" w:eastAsia="等线" w:cs="Arial"/>
+          <w:sz w:val="22"/>
+        </w:rPr>
+        <w:br w:type="textWrapping"/>
+      </w:r>
+      <w:r>
+        <w:rPr>
+          <w:rFonts w:ascii="Arial" w:hAnsi="Arial" w:eastAsia="等线" w:cs="Arial"/>
+          <w:sz w:val="22"/>
+        </w:rPr>
         <w:t>C. 利息</w:t>
-        <w:br/>
+      </w:r>
+      <w:r>
+        <w:rPr>
+          <w:rFonts w:ascii="Arial" w:hAnsi="Arial" w:eastAsia="等线" w:cs="Arial"/>
+          <w:sz w:val="22"/>
+        </w:rPr>
+        <w:br w:type="textWrapping"/>
+      </w:r>
+      <w:r>
+        <w:rPr>
+          <w:rFonts w:ascii="Arial" w:hAnsi="Arial" w:eastAsia="等线" w:cs="Arial"/>
+          <w:sz w:val="22"/>
+        </w:rPr>
         <w:t>D. 违约金</w:t>
-        <w:br/>
-      </w:r>
-      <w:r>
-        <w:rPr>
-          <w:rFonts w:eastAsia="等线" w:ascii="Arial" w:cs="Arial" w:hAnsi="Arial"/>
-          <w:b w:val="true"/>
+      </w:r>
+      <w:r>
+        <w:rPr>
+          <w:rFonts w:ascii="Arial" w:hAnsi="Arial" w:eastAsia="等线" w:cs="Arial"/>
+          <w:sz w:val="22"/>
+        </w:rPr>
+        <w:br w:type="textWrapping"/>
+      </w:r>
+      <w:r>
+        <w:rPr>
+          <w:rFonts w:ascii="Arial" w:hAnsi="Arial" w:eastAsia="等线" w:cs="Arial"/>
+          <w:b/>
           <w:sz w:val="22"/>
         </w:rPr>
         <w:t>答案：B</w:t>
       </w:r>
       <w:r>
         <w:rPr>
-          <w:rFonts w:eastAsia="等线" w:ascii="Arial" w:cs="Arial" w:hAnsi="Arial"/>
-          <w:sz w:val="22"/>
-        </w:rPr>
-        <w:br/>
-      </w:r>
-      <w:r>
-        <w:rPr>
-          <w:rFonts w:eastAsia="等线" w:ascii="Arial" w:cs="Arial" w:hAnsi="Arial"/>
-          <w:b w:val="true"/>
+          <w:rFonts w:ascii="Arial" w:hAnsi="Arial" w:eastAsia="等线" w:cs="Arial"/>
+          <w:sz w:val="22"/>
+        </w:rPr>
+        <w:br w:type="textWrapping"/>
+      </w:r>
+      <w:r>
+        <w:rPr>
+          <w:rFonts w:ascii="Arial" w:hAnsi="Arial" w:eastAsia="等线" w:cs="Arial"/>
+          <w:b/>
           <w:sz w:val="22"/>
         </w:rPr>
         <w:t>解析</w:t>
       </w:r>
       <w:r>
         <w:rPr>
-          <w:rFonts w:eastAsia="等线" w:ascii="Arial" w:cs="Arial" w:hAnsi="Arial"/>
+          <w:rFonts w:ascii="Arial" w:hAnsi="Arial" w:eastAsia="等线" w:cs="Arial"/>
           <w:sz w:val="22"/>
         </w:rPr>
         <w:t>：其他费用用于除利息、违约金、减免、调差等之外的运输、装卸、诉讼、复磅等杂费调整。</w:t>
@@ -430,6 +814,7 @@
     <w:p>
       <w:pPr>
         <w:numPr>
+          <w:ilvl w:val="0"/>
           <w:numId w:val="8"/>
         </w:numPr>
         <w:spacing w:before="120" w:after="120" w:line="288" w:lineRule="auto"/>
@@ -438,46 +823,100 @@
       </w:pPr>
       <w:r>
         <w:rPr>
-          <w:rFonts w:eastAsia="等线" w:ascii="Arial" w:cs="Arial" w:hAnsi="Arial"/>
+          <w:rFonts w:ascii="Arial" w:hAnsi="Arial" w:eastAsia="等线" w:cs="Arial"/>
           <w:sz w:val="22"/>
         </w:rPr>
         <w:t>备注格式要求填写 “截至 XX 年 XX 月 XX 日的累计结算额” 的调差项是（）</w:t>
-        <w:br/>
+      </w:r>
+      <w:r>
+        <w:rPr>
+          <w:rFonts w:ascii="Arial" w:hAnsi="Arial" w:eastAsia="等线" w:cs="Arial"/>
+          <w:sz w:val="22"/>
+        </w:rPr>
+        <w:br w:type="textWrapping"/>
+      </w:r>
+      <w:r>
+        <w:rPr>
+          <w:rFonts w:ascii="Arial" w:hAnsi="Arial" w:eastAsia="等线" w:cs="Arial"/>
+          <w:sz w:val="22"/>
+        </w:rPr>
         <w:t>A. 期初数据</w:t>
-        <w:br/>
+      </w:r>
+      <w:r>
+        <w:rPr>
+          <w:rFonts w:ascii="Arial" w:hAnsi="Arial" w:eastAsia="等线" w:cs="Arial"/>
+          <w:sz w:val="22"/>
+        </w:rPr>
+        <w:br w:type="textWrapping"/>
+      </w:r>
+      <w:r>
+        <w:rPr>
+          <w:rFonts w:ascii="Arial" w:hAnsi="Arial" w:eastAsia="等线" w:cs="Arial"/>
+          <w:sz w:val="22"/>
+        </w:rPr>
         <w:t>B. 错误冲销</w:t>
-        <w:br/>
+      </w:r>
+      <w:r>
+        <w:rPr>
+          <w:rFonts w:ascii="Arial" w:hAnsi="Arial" w:eastAsia="等线" w:cs="Arial"/>
+          <w:sz w:val="22"/>
+        </w:rPr>
+        <w:br w:type="textWrapping"/>
+      </w:r>
+      <w:r>
+        <w:rPr>
+          <w:rFonts w:ascii="Arial" w:hAnsi="Arial" w:eastAsia="等线" w:cs="Arial"/>
+          <w:sz w:val="22"/>
+        </w:rPr>
         <w:t>C. 调差</w:t>
-        <w:br/>
+      </w:r>
+      <w:r>
+        <w:rPr>
+          <w:rFonts w:ascii="Arial" w:hAnsi="Arial" w:eastAsia="等线" w:cs="Arial"/>
+          <w:sz w:val="22"/>
+        </w:rPr>
+        <w:br w:type="textWrapping"/>
+      </w:r>
+      <w:r>
+        <w:rPr>
+          <w:rFonts w:ascii="Arial" w:hAnsi="Arial" w:eastAsia="等线" w:cs="Arial"/>
+          <w:sz w:val="22"/>
+        </w:rPr>
         <w:t>D. 利息</w:t>
-        <w:br/>
-      </w:r>
-      <w:r>
-        <w:rPr>
-          <w:rFonts w:eastAsia="等线" w:ascii="Arial" w:cs="Arial" w:hAnsi="Arial"/>
-          <w:b w:val="true"/>
+      </w:r>
+      <w:r>
+        <w:rPr>
+          <w:rFonts w:ascii="Arial" w:hAnsi="Arial" w:eastAsia="等线" w:cs="Arial"/>
+          <w:sz w:val="22"/>
+        </w:rPr>
+        <w:br w:type="textWrapping"/>
+      </w:r>
+      <w:r>
+        <w:rPr>
+          <w:rFonts w:ascii="Arial" w:hAnsi="Arial" w:eastAsia="等线" w:cs="Arial"/>
+          <w:b/>
           <w:sz w:val="22"/>
         </w:rPr>
         <w:t>答案：A</w:t>
       </w:r>
       <w:r>
         <w:rPr>
-          <w:rFonts w:eastAsia="等线" w:ascii="Arial" w:cs="Arial" w:hAnsi="Arial"/>
-          <w:sz w:val="22"/>
-        </w:rPr>
-        <w:br/>
-      </w:r>
-      <w:r>
-        <w:rPr>
-          <w:rFonts w:eastAsia="等线" w:ascii="Arial" w:cs="Arial" w:hAnsi="Arial"/>
-          <w:b w:val="true"/>
+          <w:rFonts w:ascii="Arial" w:hAnsi="Arial" w:eastAsia="等线" w:cs="Arial"/>
+          <w:sz w:val="22"/>
+        </w:rPr>
+        <w:br w:type="textWrapping"/>
+      </w:r>
+      <w:r>
+        <w:rPr>
+          <w:rFonts w:ascii="Arial" w:hAnsi="Arial" w:eastAsia="等线" w:cs="Arial"/>
+          <w:b/>
           <w:sz w:val="22"/>
         </w:rPr>
         <w:t>解析</w:t>
       </w:r>
       <w:r>
         <w:rPr>
-          <w:rFonts w:eastAsia="等线" w:ascii="Arial" w:cs="Arial" w:hAnsi="Arial"/>
+          <w:rFonts w:ascii="Arial" w:hAnsi="Arial" w:eastAsia="等线" w:cs="Arial"/>
           <w:sz w:val="22"/>
         </w:rPr>
         <w:t>：期初数据为结算周期初始确认总额，备注格式固定为截至某日期累计结算 / 未付余额。</w:t>
@@ -486,6 +925,7 @@
     <w:p>
       <w:pPr>
         <w:numPr>
+          <w:ilvl w:val="0"/>
           <w:numId w:val="9"/>
         </w:numPr>
         <w:spacing w:before="120" w:after="120" w:line="288" w:lineRule="auto"/>
@@ -494,46 +934,100 @@
       </w:pPr>
       <w:r>
         <w:rPr>
-          <w:rFonts w:eastAsia="等线" w:ascii="Arial" w:cs="Arial" w:hAnsi="Arial"/>
+          <w:rFonts w:ascii="Arial" w:hAnsi="Arial" w:eastAsia="等线" w:cs="Arial"/>
           <w:sz w:val="22"/>
         </w:rPr>
         <w:t>垫资、逾期付款产生资金成本，通用调差项为（）</w:t>
-        <w:br/>
+      </w:r>
+      <w:r>
+        <w:rPr>
+          <w:rFonts w:ascii="Arial" w:hAnsi="Arial" w:eastAsia="等线" w:cs="Arial"/>
+          <w:sz w:val="22"/>
+        </w:rPr>
+        <w:br w:type="textWrapping"/>
+      </w:r>
+      <w:r>
+        <w:rPr>
+          <w:rFonts w:ascii="Arial" w:hAnsi="Arial" w:eastAsia="等线" w:cs="Arial"/>
+          <w:sz w:val="22"/>
+        </w:rPr>
         <w:t>A. 钢筋利息</w:t>
-        <w:br/>
+      </w:r>
+      <w:r>
+        <w:rPr>
+          <w:rFonts w:ascii="Arial" w:hAnsi="Arial" w:eastAsia="等线" w:cs="Arial"/>
+          <w:sz w:val="22"/>
+        </w:rPr>
+        <w:br w:type="textWrapping"/>
+      </w:r>
+      <w:r>
+        <w:rPr>
+          <w:rFonts w:ascii="Arial" w:hAnsi="Arial" w:eastAsia="等线" w:cs="Arial"/>
+          <w:sz w:val="22"/>
+        </w:rPr>
         <w:t>B. 利息</w:t>
-        <w:br/>
+      </w:r>
+      <w:r>
+        <w:rPr>
+          <w:rFonts w:ascii="Arial" w:hAnsi="Arial" w:eastAsia="等线" w:cs="Arial"/>
+          <w:sz w:val="22"/>
+        </w:rPr>
+        <w:br w:type="textWrapping"/>
+      </w:r>
+      <w:r>
+        <w:rPr>
+          <w:rFonts w:ascii="Arial" w:hAnsi="Arial" w:eastAsia="等线" w:cs="Arial"/>
+          <w:sz w:val="22"/>
+        </w:rPr>
         <w:t>C. 其他费用</w:t>
-        <w:br/>
+      </w:r>
+      <w:r>
+        <w:rPr>
+          <w:rFonts w:ascii="Arial" w:hAnsi="Arial" w:eastAsia="等线" w:cs="Arial"/>
+          <w:sz w:val="22"/>
+        </w:rPr>
+        <w:br w:type="textWrapping"/>
+      </w:r>
+      <w:r>
+        <w:rPr>
+          <w:rFonts w:ascii="Arial" w:hAnsi="Arial" w:eastAsia="等线" w:cs="Arial"/>
+          <w:sz w:val="22"/>
+        </w:rPr>
         <w:t>D. 调差</w:t>
-        <w:br/>
-      </w:r>
-      <w:r>
-        <w:rPr>
-          <w:rFonts w:eastAsia="等线" w:ascii="Arial" w:cs="Arial" w:hAnsi="Arial"/>
-          <w:b w:val="true"/>
+      </w:r>
+      <w:r>
+        <w:rPr>
+          <w:rFonts w:ascii="Arial" w:hAnsi="Arial" w:eastAsia="等线" w:cs="Arial"/>
+          <w:sz w:val="22"/>
+        </w:rPr>
+        <w:br w:type="textWrapping"/>
+      </w:r>
+      <w:r>
+        <w:rPr>
+          <w:rFonts w:ascii="Arial" w:hAnsi="Arial" w:eastAsia="等线" w:cs="Arial"/>
+          <w:b/>
           <w:sz w:val="22"/>
         </w:rPr>
         <w:t>答案：B</w:t>
       </w:r>
       <w:r>
         <w:rPr>
-          <w:rFonts w:eastAsia="等线" w:ascii="Arial" w:cs="Arial" w:hAnsi="Arial"/>
-          <w:sz w:val="22"/>
-        </w:rPr>
-        <w:br/>
-      </w:r>
-      <w:r>
-        <w:rPr>
-          <w:rFonts w:eastAsia="等线" w:ascii="Arial" w:cs="Arial" w:hAnsi="Arial"/>
-          <w:b w:val="true"/>
+          <w:rFonts w:ascii="Arial" w:hAnsi="Arial" w:eastAsia="等线" w:cs="Arial"/>
+          <w:sz w:val="22"/>
+        </w:rPr>
+        <w:br w:type="textWrapping"/>
+      </w:r>
+      <w:r>
+        <w:rPr>
+          <w:rFonts w:ascii="Arial" w:hAnsi="Arial" w:eastAsia="等线" w:cs="Arial"/>
+          <w:b/>
           <w:sz w:val="22"/>
         </w:rPr>
         <w:t>解析</w:t>
       </w:r>
       <w:r>
         <w:rPr>
-          <w:rFonts w:eastAsia="等线" w:ascii="Arial" w:cs="Arial" w:hAnsi="Arial"/>
+          <w:rFonts w:ascii="Arial" w:hAnsi="Arial" w:eastAsia="等线" w:cs="Arial"/>
           <w:sz w:val="22"/>
         </w:rPr>
         <w:t>：利息是通用延迟支付资金成本，钢筋利息仅单独用于钢材。</w:t>
@@ -542,6 +1036,7 @@
     <w:p>
       <w:pPr>
         <w:numPr>
+          <w:ilvl w:val="0"/>
           <w:numId w:val="10"/>
         </w:numPr>
         <w:spacing w:before="120" w:after="120" w:line="288" w:lineRule="auto"/>
@@ -550,46 +1045,100 @@
       </w:pPr>
       <w:r>
         <w:rPr>
-          <w:rFonts w:eastAsia="等线" w:ascii="Arial" w:cs="Arial" w:hAnsi="Arial"/>
+          <w:rFonts w:ascii="Arial" w:hAnsi="Arial" w:eastAsia="等线" w:cs="Arial"/>
           <w:sz w:val="22"/>
         </w:rPr>
         <w:t>关于多笔调差录入，规范原则要求是（）</w:t>
-        <w:br/>
+      </w:r>
+      <w:r>
+        <w:rPr>
+          <w:rFonts w:ascii="Arial" w:hAnsi="Arial" w:eastAsia="等线" w:cs="Arial"/>
+          <w:sz w:val="22"/>
+        </w:rPr>
+        <w:br w:type="textWrapping"/>
+      </w:r>
+      <w:r>
+        <w:rPr>
+          <w:rFonts w:ascii="Arial" w:hAnsi="Arial" w:eastAsia="等线" w:cs="Arial"/>
+          <w:sz w:val="22"/>
+        </w:rPr>
         <w:t>A. 可合并录入简化操作</w:t>
-        <w:br/>
+      </w:r>
+      <w:r>
+        <w:rPr>
+          <w:rFonts w:ascii="Arial" w:hAnsi="Arial" w:eastAsia="等线" w:cs="Arial"/>
+          <w:sz w:val="22"/>
+        </w:rPr>
+        <w:br w:type="textWrapping"/>
+      </w:r>
+      <w:r>
+        <w:rPr>
+          <w:rFonts w:ascii="Arial" w:hAnsi="Arial" w:eastAsia="等线" w:cs="Arial"/>
+          <w:sz w:val="22"/>
+        </w:rPr>
         <w:t>B. 原则上不允许合并录入</w:t>
-        <w:br/>
+      </w:r>
+      <w:r>
+        <w:rPr>
+          <w:rFonts w:ascii="Arial" w:hAnsi="Arial" w:eastAsia="等线" w:cs="Arial"/>
+          <w:sz w:val="22"/>
+        </w:rPr>
+        <w:br w:type="textWrapping"/>
+      </w:r>
+      <w:r>
+        <w:rPr>
+          <w:rFonts w:ascii="Arial" w:hAnsi="Arial" w:eastAsia="等线" w:cs="Arial"/>
+          <w:sz w:val="22"/>
+        </w:rPr>
         <w:t>C. 金额小于 1000 元可合并</w:t>
-        <w:br/>
+      </w:r>
+      <w:r>
+        <w:rPr>
+          <w:rFonts w:ascii="Arial" w:hAnsi="Arial" w:eastAsia="等线" w:cs="Arial"/>
+          <w:sz w:val="22"/>
+        </w:rPr>
+        <w:br w:type="textWrapping"/>
+      </w:r>
+      <w:r>
+        <w:rPr>
+          <w:rFonts w:ascii="Arial" w:hAnsi="Arial" w:eastAsia="等线" w:cs="Arial"/>
+          <w:sz w:val="22"/>
+        </w:rPr>
         <w:t>D. 同一供应商可合并录入</w:t>
-        <w:br/>
-      </w:r>
-      <w:r>
-        <w:rPr>
-          <w:rFonts w:eastAsia="等线" w:ascii="Arial" w:cs="Arial" w:hAnsi="Arial"/>
-          <w:b w:val="true"/>
+      </w:r>
+      <w:r>
+        <w:rPr>
+          <w:rFonts w:ascii="Arial" w:hAnsi="Arial" w:eastAsia="等线" w:cs="Arial"/>
+          <w:sz w:val="22"/>
+        </w:rPr>
+        <w:br w:type="textWrapping"/>
+      </w:r>
+      <w:r>
+        <w:rPr>
+          <w:rFonts w:ascii="Arial" w:hAnsi="Arial" w:eastAsia="等线" w:cs="Arial"/>
+          <w:b/>
           <w:sz w:val="22"/>
         </w:rPr>
         <w:t>答案：B</w:t>
       </w:r>
       <w:r>
         <w:rPr>
-          <w:rFonts w:eastAsia="等线" w:ascii="Arial" w:cs="Arial" w:hAnsi="Arial"/>
-          <w:sz w:val="22"/>
-        </w:rPr>
-        <w:br/>
-      </w:r>
-      <w:r>
-        <w:rPr>
-          <w:rFonts w:eastAsia="等线" w:ascii="Arial" w:cs="Arial" w:hAnsi="Arial"/>
-          <w:b w:val="true"/>
+          <w:rFonts w:ascii="Arial" w:hAnsi="Arial" w:eastAsia="等线" w:cs="Arial"/>
+          <w:sz w:val="22"/>
+        </w:rPr>
+        <w:br w:type="textWrapping"/>
+      </w:r>
+      <w:r>
+        <w:rPr>
+          <w:rFonts w:ascii="Arial" w:hAnsi="Arial" w:eastAsia="等线" w:cs="Arial"/>
+          <w:b/>
           <w:sz w:val="22"/>
         </w:rPr>
         <w:t>解析</w:t>
       </w:r>
       <w:r>
         <w:rPr>
-          <w:rFonts w:eastAsia="等线" w:ascii="Arial" w:cs="Arial" w:hAnsi="Arial"/>
+          <w:rFonts w:ascii="Arial" w:hAnsi="Arial" w:eastAsia="等线" w:cs="Arial"/>
           <w:sz w:val="22"/>
         </w:rPr>
         <w:t>：规范备注第 2 条明确：原则上，不允许将多笔调差项目进行合并录入。</w:t>
@@ -597,17 +1146,16 @@
     </w:p>
     <w:p>
       <w:pPr>
-        <w:pStyle w:val="2"/>
         <w:spacing w:before="320" w:after="120" w:line="288" w:lineRule="auto"/>
         <w:ind w:left="0"/>
         <w:jc w:val="left"/>
         <w:outlineLvl w:val="1"/>
       </w:pPr>
-      <w:bookmarkStart w:name="heading_1" w:id="1"/>
-      <w:r>
-        <w:rPr>
-          <w:rFonts w:eastAsia="等线" w:ascii="Arial" w:cs="Arial" w:hAnsi="Arial"/>
-          <w:b w:val="true"/>
+      <w:bookmarkStart w:id="1" w:name="heading_1"/>
+      <w:r>
+        <w:rPr>
+          <w:rFonts w:ascii="Arial" w:hAnsi="Arial" w:eastAsia="等线" w:cs="Arial"/>
+          <w:b/>
           <w:sz w:val="32"/>
         </w:rPr>
         <w:t>二、多项选择题（共 8 道）</w:t>
@@ -617,6 +1165,7 @@
     <w:p>
       <w:pPr>
         <w:numPr>
+          <w:ilvl w:val="0"/>
           <w:numId w:val="11"/>
         </w:numPr>
         <w:spacing w:before="120" w:after="120" w:line="288" w:lineRule="auto"/>
@@ -625,54 +1174,142 @@
       </w:pPr>
       <w:r>
         <w:rPr>
-          <w:rFonts w:eastAsia="等线" w:ascii="Arial" w:cs="Arial" w:hAnsi="Arial"/>
+          <w:rFonts w:ascii="Arial" w:hAnsi="Arial" w:eastAsia="等线" w:cs="Arial"/>
           <w:sz w:val="22"/>
         </w:rPr>
         <w:t>调差项 “利息” 包含的资金成本类型有（）</w:t>
-        <w:br/>
+      </w:r>
+      <w:r>
+        <w:rPr>
+          <w:rFonts w:ascii="Arial" w:hAnsi="Arial" w:eastAsia="等线" w:cs="Arial"/>
+          <w:sz w:val="22"/>
+        </w:rPr>
+        <w:br w:type="textWrapping"/>
+      </w:r>
+      <w:r>
+        <w:rPr>
+          <w:rFonts w:ascii="Arial" w:hAnsi="Arial" w:eastAsia="等线" w:cs="Arial"/>
+          <w:sz w:val="22"/>
+        </w:rPr>
         <w:t>A. 垫资利息</w:t>
-        <w:br/>
+      </w:r>
+      <w:r>
+        <w:rPr>
+          <w:rFonts w:ascii="Arial" w:hAnsi="Arial" w:eastAsia="等线" w:cs="Arial"/>
+          <w:sz w:val="22"/>
+        </w:rPr>
+        <w:br w:type="textWrapping"/>
+      </w:r>
+      <w:r>
+        <w:rPr>
+          <w:rFonts w:ascii="Arial" w:hAnsi="Arial" w:eastAsia="等线" w:cs="Arial"/>
+          <w:sz w:val="22"/>
+        </w:rPr>
         <w:t>B. 逾期利息</w:t>
-        <w:br/>
+      </w:r>
+      <w:r>
+        <w:rPr>
+          <w:rFonts w:ascii="Arial" w:hAnsi="Arial" w:eastAsia="等线" w:cs="Arial"/>
+          <w:sz w:val="22"/>
+        </w:rPr>
+        <w:br w:type="textWrapping"/>
+      </w:r>
+      <w:r>
+        <w:rPr>
+          <w:rFonts w:ascii="Arial" w:hAnsi="Arial" w:eastAsia="等线" w:cs="Arial"/>
+          <w:sz w:val="22"/>
+        </w:rPr>
         <w:t>C. 钢筋垫资利息</w:t>
-        <w:br/>
+      </w:r>
+      <w:r>
+        <w:rPr>
+          <w:rFonts w:ascii="Arial" w:hAnsi="Arial" w:eastAsia="等线" w:cs="Arial"/>
+          <w:sz w:val="22"/>
+        </w:rPr>
+        <w:br w:type="textWrapping"/>
+      </w:r>
+      <w:r>
+        <w:rPr>
+          <w:rFonts w:ascii="Arial" w:hAnsi="Arial" w:eastAsia="等线" w:cs="Arial"/>
+          <w:sz w:val="22"/>
+        </w:rPr>
         <w:t>D. 混凝土逾期违约金</w:t>
-        <w:br/>
-      </w:r>
-      <w:r>
-        <w:rPr>
-          <w:rFonts w:eastAsia="等线" w:ascii="Arial" w:cs="Arial" w:hAnsi="Arial"/>
-          <w:b w:val="true"/>
+      </w:r>
+    </w:p>
+    <w:p>
+      <w:pPr>
+        <w:numPr>
+          <w:numId w:val="0"/>
+        </w:numPr>
+        <w:spacing w:before="120" w:after="120" w:line="288" w:lineRule="auto"/>
+        <w:jc w:val="left"/>
+      </w:pPr>
+      <w:r>
+        <w:rPr>
+          <w:rFonts w:hint="eastAsia" w:ascii="Arial" w:hAnsi="Arial" w:eastAsia="等线" w:cs="Arial"/>
+          <w:color w:val="0000FF"/>
+          <w:sz w:val="22"/>
+          <w:lang w:val="en-US" w:eastAsia="zh-CN"/>
+        </w:rPr>
+        <w:t>E.诉讼费</w:t>
+      </w:r>
+      <w:r>
+        <w:rPr>
+          <w:rFonts w:ascii="Arial" w:hAnsi="Arial" w:eastAsia="等线" w:cs="Arial"/>
+          <w:sz w:val="22"/>
+        </w:rPr>
+        <w:br w:type="textWrapping"/>
+      </w:r>
+      <w:r>
+        <w:rPr>
+          <w:rFonts w:ascii="Arial" w:hAnsi="Arial" w:eastAsia="等线" w:cs="Arial"/>
+          <w:b/>
           <w:sz w:val="22"/>
         </w:rPr>
         <w:t>答案：ABC</w:t>
       </w:r>
       <w:r>
         <w:rPr>
-          <w:rFonts w:eastAsia="等线" w:ascii="Arial" w:cs="Arial" w:hAnsi="Arial"/>
-          <w:sz w:val="22"/>
-        </w:rPr>
-        <w:br/>
-      </w:r>
-      <w:r>
-        <w:rPr>
-          <w:rFonts w:eastAsia="等线" w:ascii="Arial" w:cs="Arial" w:hAnsi="Arial"/>
-          <w:b w:val="true"/>
+          <w:rFonts w:ascii="Arial" w:hAnsi="Arial" w:eastAsia="等线" w:cs="Arial"/>
+          <w:sz w:val="22"/>
+        </w:rPr>
+        <w:br w:type="textWrapping"/>
+      </w:r>
+      <w:r>
+        <w:rPr>
+          <w:rFonts w:ascii="Arial" w:hAnsi="Arial" w:eastAsia="等线" w:cs="Arial"/>
+          <w:b/>
           <w:sz w:val="22"/>
         </w:rPr>
         <w:t>解析</w:t>
       </w:r>
       <w:r>
         <w:rPr>
-          <w:rFonts w:eastAsia="等线" w:ascii="Arial" w:cs="Arial" w:hAnsi="Arial"/>
-          <w:sz w:val="22"/>
-        </w:rPr>
-        <w:t>：利息包含垫资、逾期利息；钢筋利息属于专项利息，同样归属于利息类资金成本；D 属于违约金范畴。</w:t>
+          <w:rFonts w:ascii="Arial" w:hAnsi="Arial" w:eastAsia="等线" w:cs="Arial"/>
+          <w:sz w:val="22"/>
+        </w:rPr>
+        <w:t>：利息包含垫资、逾期利息；钢筋利息属于专项利息，同样归属于利息类资金成本；D</w:t>
+      </w:r>
+      <w:r>
+        <w:rPr>
+          <w:rFonts w:hint="eastAsia" w:ascii="Arial" w:hAnsi="Arial" w:eastAsia="等线" w:cs="Arial"/>
+          <w:sz w:val="22"/>
+          <w:lang w:val="en-US" w:eastAsia="zh-CN"/>
+        </w:rPr>
+        <w:t>E</w:t>
+      </w:r>
+      <w:r>
+        <w:rPr>
+          <w:rFonts w:ascii="Arial" w:hAnsi="Arial" w:eastAsia="等线" w:cs="Arial"/>
+          <w:sz w:val="22"/>
+        </w:rPr>
+        <w:t xml:space="preserve"> 属于违约金范畴。</w:t>
       </w:r>
     </w:p>
     <w:p>
       <w:pPr>
         <w:numPr>
+          <w:ilvl w:val="0"/>
           <w:numId w:val="12"/>
         </w:numPr>
         <w:spacing w:before="120" w:after="120" w:line="288" w:lineRule="auto"/>
@@ -681,54 +1318,158 @@
       </w:pPr>
       <w:r>
         <w:rPr>
-          <w:rFonts w:eastAsia="等线" w:ascii="Arial" w:cs="Arial" w:hAnsi="Arial"/>
+          <w:rFonts w:ascii="Arial" w:hAnsi="Arial" w:eastAsia="等线" w:cs="Arial"/>
           <w:sz w:val="22"/>
         </w:rPr>
         <w:t>调差项 “错误冲销” 适用场景包含（）</w:t>
-        <w:br/>
+      </w:r>
+      <w:r>
+        <w:rPr>
+          <w:rFonts w:ascii="Arial" w:hAnsi="Arial" w:eastAsia="等线" w:cs="Arial"/>
+          <w:sz w:val="22"/>
+        </w:rPr>
+        <w:br w:type="textWrapping"/>
+      </w:r>
+      <w:r>
+        <w:rPr>
+          <w:rFonts w:ascii="Arial" w:hAnsi="Arial" w:eastAsia="等线" w:cs="Arial"/>
+          <w:sz w:val="22"/>
+        </w:rPr>
         <w:t>A. 小数点运算造成数据偏差更正</w:t>
-        <w:br/>
+      </w:r>
+      <w:r>
+        <w:rPr>
+          <w:rFonts w:ascii="Arial" w:hAnsi="Arial" w:eastAsia="等线" w:cs="Arial"/>
+          <w:sz w:val="22"/>
+        </w:rPr>
+        <w:br w:type="textWrapping"/>
+      </w:r>
+      <w:r>
+        <w:rPr>
+          <w:rFonts w:ascii="Arial" w:hAnsi="Arial" w:eastAsia="等线" w:cs="Arial"/>
+          <w:sz w:val="22"/>
+        </w:rPr>
         <w:t>B. 前期入库单信息录入错误冲销</w:t>
-        <w:br/>
+      </w:r>
+      <w:r>
+        <w:rPr>
+          <w:rFonts w:ascii="Arial" w:hAnsi="Arial" w:eastAsia="等线" w:cs="Arial"/>
+          <w:sz w:val="22"/>
+        </w:rPr>
+        <w:br w:type="textWrapping"/>
+      </w:r>
+      <w:r>
+        <w:rPr>
+          <w:rFonts w:ascii="Arial" w:hAnsi="Arial" w:eastAsia="等线" w:cs="Arial"/>
+          <w:sz w:val="22"/>
+        </w:rPr>
         <w:t>C. 往期结算单核算错误更正</w:t>
-        <w:br/>
+      </w:r>
+      <w:r>
+        <w:rPr>
+          <w:rFonts w:ascii="Arial" w:hAnsi="Arial" w:eastAsia="等线" w:cs="Arial"/>
+          <w:sz w:val="22"/>
+        </w:rPr>
+        <w:br w:type="textWrapping"/>
+      </w:r>
+      <w:r>
+        <w:rPr>
+          <w:rFonts w:ascii="Arial" w:hAnsi="Arial" w:eastAsia="等线" w:cs="Arial"/>
+          <w:sz w:val="22"/>
+        </w:rPr>
         <w:t>D. 材料价格上涨产生金额调整</w:t>
-        <w:br/>
-      </w:r>
-      <w:r>
-        <w:rPr>
-          <w:rFonts w:eastAsia="等线" w:ascii="Arial" w:cs="Arial" w:hAnsi="Arial"/>
-          <w:b w:val="true"/>
+      </w:r>
+    </w:p>
+    <w:p>
+      <w:pPr>
+        <w:numPr>
+          <w:numId w:val="0"/>
+        </w:numPr>
+        <w:spacing w:before="120" w:after="120" w:line="288" w:lineRule="auto"/>
+        <w:jc w:val="left"/>
+      </w:pPr>
+      <w:r>
+        <w:rPr>
+          <w:rFonts w:hint="eastAsia" w:ascii="Arial" w:hAnsi="Arial" w:eastAsia="等线" w:cs="Arial"/>
+          <w:color w:val="0000FF"/>
+          <w:sz w:val="22"/>
+          <w:lang w:val="en-US" w:eastAsia="zh-CN"/>
+        </w:rPr>
+        <w:t>E.</w:t>
+      </w:r>
+      <w:r>
+        <w:rPr>
+          <w:rFonts w:ascii="Arial" w:hAnsi="Arial" w:eastAsia="等线" w:cs="Arial"/>
+          <w:color w:val="0000FF"/>
+          <w:sz w:val="22"/>
+        </w:rPr>
+        <w:t>逾期违约金</w:t>
+      </w:r>
+      <w:r>
+        <w:rPr>
+          <w:rFonts w:ascii="Arial" w:hAnsi="Arial" w:eastAsia="等线" w:cs="Arial"/>
+          <w:sz w:val="22"/>
+        </w:rPr>
+        <w:br w:type="textWrapping"/>
+      </w:r>
+      <w:r>
+        <w:rPr>
+          <w:rFonts w:ascii="Arial" w:hAnsi="Arial" w:eastAsia="等线" w:cs="Arial"/>
+          <w:b/>
           <w:sz w:val="22"/>
         </w:rPr>
         <w:t>答案：ABC</w:t>
       </w:r>
       <w:r>
         <w:rPr>
-          <w:rFonts w:eastAsia="等线" w:ascii="Arial" w:cs="Arial" w:hAnsi="Arial"/>
-          <w:sz w:val="22"/>
-        </w:rPr>
-        <w:br/>
-      </w:r>
-      <w:r>
-        <w:rPr>
-          <w:rFonts w:eastAsia="等线" w:ascii="Arial" w:cs="Arial" w:hAnsi="Arial"/>
-          <w:b w:val="true"/>
+          <w:rFonts w:ascii="Arial" w:hAnsi="Arial" w:eastAsia="等线" w:cs="Arial"/>
+          <w:sz w:val="22"/>
+        </w:rPr>
+        <w:br w:type="textWrapping"/>
+      </w:r>
+      <w:r>
+        <w:rPr>
+          <w:rFonts w:ascii="Arial" w:hAnsi="Arial" w:eastAsia="等线" w:cs="Arial"/>
+          <w:b/>
           <w:sz w:val="22"/>
         </w:rPr>
         <w:t>解析</w:t>
       </w:r>
       <w:r>
         <w:rPr>
-          <w:rFonts w:eastAsia="等线" w:ascii="Arial" w:cs="Arial" w:hAnsi="Arial"/>
-          <w:sz w:val="22"/>
-        </w:rPr>
-        <w:t>：错误冲销用于各类数据录入、计算错误更正；D 价格调价属于 “调差” 项。</w:t>
+          <w:rFonts w:ascii="Arial" w:hAnsi="Arial" w:eastAsia="等线" w:cs="Arial"/>
+          <w:sz w:val="22"/>
+        </w:rPr>
+        <w:t>：错误冲销用于各类数据录入、计算错误更正；D 价格调价属于 “调差” 项</w:t>
+      </w:r>
+      <w:r>
+        <w:rPr>
+          <w:rFonts w:hint="eastAsia" w:ascii="Arial" w:hAnsi="Arial" w:eastAsia="等线" w:cs="Arial"/>
+          <w:sz w:val="22"/>
+          <w:lang w:eastAsia="zh-CN"/>
+        </w:rPr>
+        <w:t>；</w:t>
+      </w:r>
+      <w:r>
+        <w:rPr>
+          <w:rFonts w:hint="eastAsia" w:ascii="Arial" w:hAnsi="Arial" w:eastAsia="等线" w:cs="Arial"/>
+          <w:sz w:val="22"/>
+          <w:lang w:val="en-US" w:eastAsia="zh-CN"/>
+        </w:rPr>
+        <w:t>E违约金范畴</w:t>
+      </w:r>
+      <w:r>
+        <w:rPr>
+          <w:rFonts w:ascii="Arial" w:hAnsi="Arial" w:eastAsia="等线" w:cs="Arial"/>
+          <w:sz w:val="22"/>
+        </w:rPr>
+        <w:t>。</w:t>
       </w:r>
     </w:p>
     <w:p>
       <w:pPr>
         <w:numPr>
+          <w:ilvl w:val="0"/>
           <w:numId w:val="13"/>
         </w:numPr>
         <w:spacing w:before="120" w:after="120" w:line="288" w:lineRule="auto"/>
@@ -737,46 +1478,118 @@
       </w:pPr>
       <w:r>
         <w:rPr>
-          <w:rFonts w:eastAsia="等线" w:ascii="Arial" w:cs="Arial" w:hAnsi="Arial"/>
+          <w:rFonts w:ascii="Arial" w:hAnsi="Arial" w:eastAsia="等线" w:cs="Arial"/>
           <w:sz w:val="22"/>
         </w:rPr>
         <w:t>调差项 “调差” 分为哪两类调整场景（）</w:t>
-        <w:br/>
+      </w:r>
+      <w:r>
+        <w:rPr>
+          <w:rFonts w:ascii="Arial" w:hAnsi="Arial" w:eastAsia="等线" w:cs="Arial"/>
+          <w:sz w:val="22"/>
+        </w:rPr>
+        <w:br w:type="textWrapping"/>
+      </w:r>
+      <w:r>
+        <w:rPr>
+          <w:rFonts w:ascii="Arial" w:hAnsi="Arial" w:eastAsia="等线" w:cs="Arial"/>
+          <w:sz w:val="22"/>
+        </w:rPr>
         <w:t>A. 金额调差</w:t>
-        <w:br/>
+      </w:r>
+      <w:r>
+        <w:rPr>
+          <w:rFonts w:ascii="Arial" w:hAnsi="Arial" w:eastAsia="等线" w:cs="Arial"/>
+          <w:sz w:val="22"/>
+        </w:rPr>
+        <w:br w:type="textWrapping"/>
+      </w:r>
+      <w:r>
+        <w:rPr>
+          <w:rFonts w:ascii="Arial" w:hAnsi="Arial" w:eastAsia="等线" w:cs="Arial"/>
+          <w:sz w:val="22"/>
+        </w:rPr>
         <w:t>B. 数量调差</w:t>
-        <w:br/>
+      </w:r>
+      <w:r>
+        <w:rPr>
+          <w:rFonts w:ascii="Arial" w:hAnsi="Arial" w:eastAsia="等线" w:cs="Arial"/>
+          <w:sz w:val="22"/>
+        </w:rPr>
+        <w:br w:type="textWrapping"/>
+      </w:r>
+      <w:r>
+        <w:rPr>
+          <w:rFonts w:ascii="Arial" w:hAnsi="Arial" w:eastAsia="等线" w:cs="Arial"/>
+          <w:sz w:val="22"/>
+        </w:rPr>
         <w:t>C. 利息调差</w:t>
-        <w:br/>
+      </w:r>
+      <w:r>
+        <w:rPr>
+          <w:rFonts w:ascii="Arial" w:hAnsi="Arial" w:eastAsia="等线" w:cs="Arial"/>
+          <w:sz w:val="22"/>
+        </w:rPr>
+        <w:br w:type="textWrapping"/>
+      </w:r>
+      <w:r>
+        <w:rPr>
+          <w:rFonts w:ascii="Arial" w:hAnsi="Arial" w:eastAsia="等线" w:cs="Arial"/>
+          <w:sz w:val="22"/>
+        </w:rPr>
         <w:t>D. 期初余额调差</w:t>
-        <w:br/>
-      </w:r>
-      <w:r>
-        <w:rPr>
-          <w:rFonts w:eastAsia="等线" w:ascii="Arial" w:cs="Arial" w:hAnsi="Arial"/>
-          <w:b w:val="true"/>
+      </w:r>
+    </w:p>
+    <w:p>
+      <w:pPr>
+        <w:numPr>
+          <w:numId w:val="0"/>
+        </w:numPr>
+        <w:spacing w:before="120" w:after="120" w:line="288" w:lineRule="auto"/>
+        <w:jc w:val="left"/>
+      </w:pPr>
+      <w:r>
+        <w:rPr>
+          <w:rFonts w:hint="eastAsia" w:ascii="Arial" w:hAnsi="Arial" w:eastAsia="等线" w:cs="Arial"/>
+          <w:color w:val="0000FF"/>
+          <w:sz w:val="22"/>
+          <w:lang w:val="en-US" w:eastAsia="zh-CN"/>
+        </w:rPr>
+        <w:t>E.违约调差</w:t>
+      </w:r>
+      <w:r>
+        <w:rPr>
+          <w:rFonts w:ascii="Arial" w:hAnsi="Arial" w:eastAsia="等线" w:cs="Arial"/>
+          <w:sz w:val="22"/>
+        </w:rPr>
+        <w:br w:type="textWrapping"/>
+      </w:r>
+      <w:r>
+        <w:rPr>
+          <w:rFonts w:ascii="Arial" w:hAnsi="Arial" w:eastAsia="等线" w:cs="Arial"/>
+          <w:b/>
           <w:sz w:val="22"/>
         </w:rPr>
         <w:t>答案：AB</w:t>
       </w:r>
       <w:r>
         <w:rPr>
-          <w:rFonts w:eastAsia="等线" w:ascii="Arial" w:cs="Arial" w:hAnsi="Arial"/>
-          <w:sz w:val="22"/>
-        </w:rPr>
-        <w:br/>
-      </w:r>
-      <w:r>
-        <w:rPr>
-          <w:rFonts w:eastAsia="等线" w:ascii="Arial" w:cs="Arial" w:hAnsi="Arial"/>
-          <w:b w:val="true"/>
+          <w:rFonts w:ascii="Arial" w:hAnsi="Arial" w:eastAsia="等线" w:cs="Arial"/>
+          <w:sz w:val="22"/>
+        </w:rPr>
+        <w:br w:type="textWrapping"/>
+      </w:r>
+      <w:r>
+        <w:rPr>
+          <w:rFonts w:ascii="Arial" w:hAnsi="Arial" w:eastAsia="等线" w:cs="Arial"/>
+          <w:b/>
           <w:sz w:val="22"/>
         </w:rPr>
         <w:t>解析</w:t>
       </w:r>
       <w:r>
         <w:rPr>
-          <w:rFonts w:eastAsia="等线" w:ascii="Arial" w:cs="Arial" w:hAnsi="Arial"/>
+          <w:rFonts w:ascii="Arial" w:hAnsi="Arial" w:eastAsia="等线" w:cs="Arial"/>
           <w:sz w:val="22"/>
         </w:rPr>
         <w:t>：调差分为金额调差（材料价格调价）、数量调差（图纸结算、过磅数量调整）。</w:t>
@@ -785,6 +1598,7 @@
     <w:p>
       <w:pPr>
         <w:numPr>
+          <w:ilvl w:val="0"/>
           <w:numId w:val="14"/>
         </w:numPr>
         <w:spacing w:before="120" w:after="120" w:line="288" w:lineRule="auto"/>
@@ -793,54 +1607,142 @@
       </w:pPr>
       <w:r>
         <w:rPr>
-          <w:rFonts w:eastAsia="等线" w:ascii="Arial" w:cs="Arial" w:hAnsi="Arial"/>
+          <w:rFonts w:ascii="Arial" w:hAnsi="Arial" w:eastAsia="等线" w:cs="Arial"/>
           <w:sz w:val="22"/>
         </w:rPr>
         <w:t>以下属于 “其他费用” 调差范围的有（）</w:t>
-        <w:br/>
+      </w:r>
+      <w:r>
+        <w:rPr>
+          <w:rFonts w:ascii="Arial" w:hAnsi="Arial" w:eastAsia="等线" w:cs="Arial"/>
+          <w:sz w:val="22"/>
+        </w:rPr>
+        <w:br w:type="textWrapping"/>
+      </w:r>
+      <w:r>
+        <w:rPr>
+          <w:rFonts w:ascii="Arial" w:hAnsi="Arial" w:eastAsia="等线" w:cs="Arial"/>
+          <w:sz w:val="22"/>
+        </w:rPr>
         <w:t>A. 运输费、卸货费</w:t>
-        <w:br/>
+      </w:r>
+      <w:r>
+        <w:rPr>
+          <w:rFonts w:ascii="Arial" w:hAnsi="Arial" w:eastAsia="等线" w:cs="Arial"/>
+          <w:sz w:val="22"/>
+        </w:rPr>
+        <w:br w:type="textWrapping"/>
+      </w:r>
+      <w:r>
+        <w:rPr>
+          <w:rFonts w:ascii="Arial" w:hAnsi="Arial" w:eastAsia="等线" w:cs="Arial"/>
+          <w:sz w:val="22"/>
+        </w:rPr>
         <w:t>B. 复磅费、拆卸安装费</w:t>
-        <w:br/>
+      </w:r>
+      <w:r>
+        <w:rPr>
+          <w:rFonts w:ascii="Arial" w:hAnsi="Arial" w:eastAsia="等线" w:cs="Arial"/>
+          <w:sz w:val="22"/>
+        </w:rPr>
+        <w:br w:type="textWrapping"/>
+      </w:r>
+      <w:r>
+        <w:rPr>
+          <w:rFonts w:ascii="Arial" w:hAnsi="Arial" w:eastAsia="等线" w:cs="Arial"/>
+          <w:sz w:val="22"/>
+        </w:rPr>
         <w:t>C. 诉讼费、搬运费</w:t>
-        <w:br/>
+      </w:r>
+      <w:r>
+        <w:rPr>
+          <w:rFonts w:ascii="Arial" w:hAnsi="Arial" w:eastAsia="等线" w:cs="Arial"/>
+          <w:sz w:val="22"/>
+        </w:rPr>
+        <w:br w:type="textWrapping"/>
+      </w:r>
+      <w:r>
+        <w:rPr>
+          <w:rFonts w:ascii="Arial" w:hAnsi="Arial" w:eastAsia="等线" w:cs="Arial"/>
+          <w:sz w:val="22"/>
+        </w:rPr>
         <w:t>D. 钢材逾期垫资利息</w:t>
-        <w:br/>
-      </w:r>
-      <w:r>
-        <w:rPr>
-          <w:rFonts w:eastAsia="等线" w:ascii="Arial" w:cs="Arial" w:hAnsi="Arial"/>
-          <w:b w:val="true"/>
+      </w:r>
+    </w:p>
+    <w:p>
+      <w:pPr>
+        <w:numPr>
+          <w:numId w:val="0"/>
+        </w:numPr>
+        <w:spacing w:before="120" w:after="120" w:line="288" w:lineRule="auto"/>
+        <w:jc w:val="left"/>
+      </w:pPr>
+      <w:r>
+        <w:rPr>
+          <w:rFonts w:hint="eastAsia" w:ascii="Arial" w:hAnsi="Arial" w:eastAsia="等线" w:cs="Arial"/>
+          <w:color w:val="0000FF"/>
+          <w:sz w:val="22"/>
+          <w:lang w:val="en-US" w:eastAsia="zh-CN"/>
+        </w:rPr>
+        <w:t>E.逾期利息</w:t>
+      </w:r>
+      <w:r>
+        <w:rPr>
+          <w:rFonts w:ascii="Arial" w:hAnsi="Arial" w:eastAsia="等线" w:cs="Arial"/>
+          <w:sz w:val="22"/>
+        </w:rPr>
+        <w:br w:type="textWrapping"/>
+      </w:r>
+      <w:r>
+        <w:rPr>
+          <w:rFonts w:ascii="Arial" w:hAnsi="Arial" w:eastAsia="等线" w:cs="Arial"/>
+          <w:b/>
           <w:sz w:val="22"/>
         </w:rPr>
         <w:t>答案：ABC</w:t>
       </w:r>
       <w:r>
         <w:rPr>
-          <w:rFonts w:eastAsia="等线" w:ascii="Arial" w:cs="Arial" w:hAnsi="Arial"/>
-          <w:sz w:val="22"/>
-        </w:rPr>
-        <w:br/>
-      </w:r>
-      <w:r>
-        <w:rPr>
-          <w:rFonts w:eastAsia="等线" w:ascii="Arial" w:cs="Arial" w:hAnsi="Arial"/>
-          <w:b w:val="true"/>
+          <w:rFonts w:ascii="Arial" w:hAnsi="Arial" w:eastAsia="等线" w:cs="Arial"/>
+          <w:sz w:val="22"/>
+        </w:rPr>
+        <w:br w:type="textWrapping"/>
+      </w:r>
+      <w:r>
+        <w:rPr>
+          <w:rFonts w:ascii="Arial" w:hAnsi="Arial" w:eastAsia="等线" w:cs="Arial"/>
+          <w:b/>
           <w:sz w:val="22"/>
         </w:rPr>
         <w:t>解析</w:t>
       </w:r>
       <w:r>
         <w:rPr>
-          <w:rFonts w:eastAsia="等线" w:ascii="Arial" w:cs="Arial" w:hAnsi="Arial"/>
-          <w:sz w:val="22"/>
-        </w:rPr>
-        <w:t>：运输、装卸、复磅、诉讼、拆装搬运均属于其他费用；D 钢筋利息属于利息类调差。</w:t>
+          <w:rFonts w:ascii="Arial" w:hAnsi="Arial" w:eastAsia="等线" w:cs="Arial"/>
+          <w:sz w:val="22"/>
+        </w:rPr>
+        <w:t>：运输、装卸、复磅、诉讼、拆装搬运均属于其他费用；D</w:t>
+      </w:r>
+      <w:r>
+        <w:rPr>
+          <w:rFonts w:hint="eastAsia" w:ascii="Arial" w:hAnsi="Arial" w:eastAsia="等线" w:cs="Arial"/>
+          <w:sz w:val="22"/>
+          <w:lang w:val="en-US" w:eastAsia="zh-CN"/>
+        </w:rPr>
+        <w:t>E</w:t>
+      </w:r>
+      <w:r>
+        <w:rPr>
+          <w:rFonts w:ascii="Arial" w:hAnsi="Arial" w:eastAsia="等线" w:cs="Arial"/>
+          <w:sz w:val="22"/>
+        </w:rPr>
+        <w:t xml:space="preserve"> 钢筋利息属于利息类调差。</w:t>
       </w:r>
     </w:p>
     <w:p>
       <w:pPr>
         <w:numPr>
+          <w:ilvl w:val="0"/>
           <w:numId w:val="15"/>
         </w:numPr>
         <w:spacing w:before="120" w:after="120" w:line="288" w:lineRule="auto"/>
@@ -849,54 +1751,150 @@
       </w:pPr>
       <w:r>
         <w:rPr>
-          <w:rFonts w:eastAsia="等线" w:ascii="Arial" w:cs="Arial" w:hAnsi="Arial"/>
+          <w:rFonts w:ascii="Arial" w:hAnsi="Arial" w:eastAsia="等线" w:cs="Arial"/>
           <w:sz w:val="22"/>
         </w:rPr>
         <w:t>调差项 “减免” 的触发原因包含（）</w:t>
-        <w:br/>
+      </w:r>
+      <w:r>
+        <w:rPr>
+          <w:rFonts w:ascii="Arial" w:hAnsi="Arial" w:eastAsia="等线" w:cs="Arial"/>
+          <w:sz w:val="22"/>
+        </w:rPr>
+        <w:br w:type="textWrapping"/>
+      </w:r>
+      <w:r>
+        <w:rPr>
+          <w:rFonts w:ascii="Arial" w:hAnsi="Arial" w:eastAsia="等线" w:cs="Arial"/>
+          <w:sz w:val="22"/>
+        </w:rPr>
         <w:t>A. 结算抹零</w:t>
-        <w:br/>
+      </w:r>
+      <w:r>
+        <w:rPr>
+          <w:rFonts w:ascii="Arial" w:hAnsi="Arial" w:eastAsia="等线" w:cs="Arial"/>
+          <w:sz w:val="22"/>
+        </w:rPr>
+        <w:br w:type="textWrapping"/>
+      </w:r>
+      <w:r>
+        <w:rPr>
+          <w:rFonts w:ascii="Arial" w:hAnsi="Arial" w:eastAsia="等线" w:cs="Arial"/>
+          <w:sz w:val="22"/>
+        </w:rPr>
         <w:t>B. 商业折扣、年度返利</w:t>
-        <w:br/>
+      </w:r>
+      <w:r>
+        <w:rPr>
+          <w:rFonts w:ascii="Arial" w:hAnsi="Arial" w:eastAsia="等线" w:cs="Arial"/>
+          <w:sz w:val="22"/>
+        </w:rPr>
+        <w:br w:type="textWrapping"/>
+      </w:r>
+      <w:r>
+        <w:rPr>
+          <w:rFonts w:ascii="Arial" w:hAnsi="Arial" w:eastAsia="等线" w:cs="Arial"/>
+          <w:sz w:val="22"/>
+        </w:rPr>
         <w:t>C. 材料质量补偿</w:t>
-        <w:br/>
+      </w:r>
+      <w:r>
+        <w:rPr>
+          <w:rFonts w:ascii="Arial" w:hAnsi="Arial" w:eastAsia="等线" w:cs="Arial"/>
+          <w:sz w:val="22"/>
+        </w:rPr>
+        <w:br w:type="textWrapping"/>
+      </w:r>
+      <w:r>
+        <w:rPr>
+          <w:rFonts w:ascii="Arial" w:hAnsi="Arial" w:eastAsia="等线" w:cs="Arial"/>
+          <w:sz w:val="22"/>
+        </w:rPr>
         <w:t>D. 供应商逾期交货罚款</w:t>
-        <w:br/>
-      </w:r>
-      <w:r>
-        <w:rPr>
-          <w:rFonts w:eastAsia="等线" w:ascii="Arial" w:cs="Arial" w:hAnsi="Arial"/>
-          <w:b w:val="true"/>
+      </w:r>
+    </w:p>
+    <w:p>
+      <w:pPr>
+        <w:numPr>
+          <w:numId w:val="0"/>
+        </w:numPr>
+        <w:spacing w:before="120" w:after="120" w:line="288" w:lineRule="auto"/>
+        <w:jc w:val="left"/>
+      </w:pPr>
+      <w:r>
+        <w:rPr>
+          <w:rFonts w:hint="eastAsia" w:ascii="Arial" w:hAnsi="Arial" w:eastAsia="等线" w:cs="Arial"/>
+          <w:color w:val="0000FF"/>
+          <w:sz w:val="22"/>
+          <w:lang w:val="en-US" w:eastAsia="zh-CN"/>
+        </w:rPr>
+        <w:t>E.材料不及时签收产生的运费</w:t>
+      </w:r>
+      <w:r>
+        <w:rPr>
+          <w:rFonts w:ascii="Arial" w:hAnsi="Arial" w:eastAsia="等线" w:cs="Arial"/>
+          <w:sz w:val="22"/>
+        </w:rPr>
+        <w:br w:type="textWrapping"/>
+      </w:r>
+      <w:r>
+        <w:rPr>
+          <w:rFonts w:ascii="Arial" w:hAnsi="Arial" w:eastAsia="等线" w:cs="Arial"/>
+          <w:b/>
           <w:sz w:val="22"/>
         </w:rPr>
         <w:t>答案：ABC</w:t>
       </w:r>
       <w:r>
         <w:rPr>
-          <w:rFonts w:eastAsia="等线" w:ascii="Arial" w:cs="Arial" w:hAnsi="Arial"/>
-          <w:sz w:val="22"/>
-        </w:rPr>
-        <w:br/>
-      </w:r>
-      <w:r>
-        <w:rPr>
-          <w:rFonts w:eastAsia="等线" w:ascii="Arial" w:cs="Arial" w:hAnsi="Arial"/>
-          <w:b w:val="true"/>
+          <w:rFonts w:ascii="Arial" w:hAnsi="Arial" w:eastAsia="等线" w:cs="Arial"/>
+          <w:sz w:val="22"/>
+        </w:rPr>
+        <w:br w:type="textWrapping"/>
+      </w:r>
+      <w:r>
+        <w:rPr>
+          <w:rFonts w:ascii="Arial" w:hAnsi="Arial" w:eastAsia="等线" w:cs="Arial"/>
+          <w:b/>
           <w:sz w:val="22"/>
         </w:rPr>
         <w:t>解析</w:t>
       </w:r>
       <w:r>
         <w:rPr>
-          <w:rFonts w:eastAsia="等线" w:ascii="Arial" w:cs="Arial" w:hAnsi="Arial"/>
-          <w:sz w:val="22"/>
-        </w:rPr>
-        <w:t>：抹零、折扣返利、质量补偿属于减免；D 逾期罚款属于违约金。</w:t>
+          <w:rFonts w:ascii="Arial" w:hAnsi="Arial" w:eastAsia="等线" w:cs="Arial"/>
+          <w:sz w:val="22"/>
+        </w:rPr>
+        <w:t>：抹零、折扣返利、质量补偿属于减免；D 逾期罚款属于违约金</w:t>
+      </w:r>
+      <w:r>
+        <w:rPr>
+          <w:rFonts w:hint="eastAsia" w:ascii="Arial" w:hAnsi="Arial" w:eastAsia="等线" w:cs="Arial"/>
+          <w:sz w:val="22"/>
+          <w:lang w:eastAsia="zh-CN"/>
+        </w:rPr>
+        <w:t>；</w:t>
+      </w:r>
+      <w:r>
+        <w:rPr>
+          <w:rFonts w:hint="eastAsia" w:ascii="Arial" w:hAnsi="Arial" w:eastAsia="等线" w:cs="Arial"/>
+          <w:sz w:val="22"/>
+          <w:lang w:val="en-US" w:eastAsia="zh-CN"/>
+        </w:rPr>
+        <w:t>E属于其他费用</w:t>
+      </w:r>
+      <w:r>
+        <w:rPr>
+          <w:rFonts w:ascii="Arial" w:hAnsi="Arial" w:eastAsia="等线" w:cs="Arial"/>
+          <w:sz w:val="22"/>
+        </w:rPr>
+        <w:t>。</w:t>
       </w:r>
     </w:p>
     <w:p>
       <w:pPr>
         <w:numPr>
+          <w:ilvl w:val="0"/>
           <w:numId w:val="16"/>
         </w:numPr>
         <w:spacing w:before="120" w:after="120" w:line="288" w:lineRule="auto"/>
@@ -905,54 +1903,142 @@
       </w:pPr>
       <w:r>
         <w:rPr>
-          <w:rFonts w:eastAsia="等线" w:ascii="Arial" w:cs="Arial" w:hAnsi="Arial"/>
+          <w:rFonts w:ascii="Arial" w:hAnsi="Arial" w:eastAsia="等线" w:cs="Arial"/>
           <w:sz w:val="22"/>
         </w:rPr>
         <w:t>下列关于调差备注格式要求说法正确的有（）</w:t>
-        <w:br/>
+      </w:r>
+      <w:r>
+        <w:rPr>
+          <w:rFonts w:ascii="Arial" w:hAnsi="Arial" w:eastAsia="等线" w:cs="Arial"/>
+          <w:sz w:val="22"/>
+        </w:rPr>
+        <w:br w:type="textWrapping"/>
+      </w:r>
+      <w:r>
+        <w:rPr>
+          <w:rFonts w:ascii="Arial" w:hAnsi="Arial" w:eastAsia="等线" w:cs="Arial"/>
+          <w:sz w:val="22"/>
+        </w:rPr>
         <w:t>A. 利息备注需注明计息期间：年月日 - 年月日</w:t>
-        <w:br/>
+      </w:r>
+      <w:r>
+        <w:rPr>
+          <w:rFonts w:ascii="Arial" w:hAnsi="Arial" w:eastAsia="等线" w:cs="Arial"/>
+          <w:sz w:val="22"/>
+        </w:rPr>
+        <w:br w:type="textWrapping"/>
+      </w:r>
+      <w:r>
+        <w:rPr>
+          <w:rFonts w:ascii="Arial" w:hAnsi="Arial" w:eastAsia="等线" w:cs="Arial"/>
+          <w:sz w:val="22"/>
+        </w:rPr>
         <w:t>B. 违约金备注需说明违约事由</w:t>
-        <w:br/>
+      </w:r>
+      <w:r>
+        <w:rPr>
+          <w:rFonts w:ascii="Arial" w:hAnsi="Arial" w:eastAsia="等线" w:cs="Arial"/>
+          <w:sz w:val="22"/>
+        </w:rPr>
+        <w:br w:type="textWrapping"/>
+      </w:r>
+      <w:r>
+        <w:rPr>
+          <w:rFonts w:ascii="Arial" w:hAnsi="Arial" w:eastAsia="等线" w:cs="Arial"/>
+          <w:sz w:val="22"/>
+        </w:rPr>
         <w:t>C. 减免备注需说明减免原因或依据</w:t>
-        <w:br/>
+      </w:r>
+      <w:r>
+        <w:rPr>
+          <w:rFonts w:ascii="Arial" w:hAnsi="Arial" w:eastAsia="等线" w:cs="Arial"/>
+          <w:sz w:val="22"/>
+        </w:rPr>
+        <w:br w:type="textWrapping"/>
+      </w:r>
+      <w:r>
+        <w:rPr>
+          <w:rFonts w:ascii="Arial" w:hAnsi="Arial" w:eastAsia="等线" w:cs="Arial"/>
+          <w:sz w:val="22"/>
+        </w:rPr>
         <w:t>D. 调差备注只需填写调整周期，无需原因</w:t>
-        <w:br/>
-      </w:r>
-      <w:r>
-        <w:rPr>
-          <w:rFonts w:eastAsia="等线" w:ascii="Arial" w:cs="Arial" w:hAnsi="Arial"/>
-          <w:b w:val="true"/>
+      </w:r>
+    </w:p>
+    <w:p>
+      <w:pPr>
+        <w:numPr>
+          <w:numId w:val="0"/>
+        </w:numPr>
+        <w:spacing w:before="120" w:after="120" w:line="288" w:lineRule="auto"/>
+        <w:jc w:val="left"/>
+      </w:pPr>
+      <w:r>
+        <w:rPr>
+          <w:rFonts w:hint="eastAsia" w:ascii="Arial" w:hAnsi="Arial" w:eastAsia="等线" w:cs="Arial"/>
+          <w:color w:val="0000FF"/>
+          <w:sz w:val="22"/>
+          <w:lang w:val="en-US" w:eastAsia="zh-CN"/>
+        </w:rPr>
+        <w:t>E.调差备注空着不填</w:t>
+      </w:r>
+      <w:r>
+        <w:rPr>
+          <w:rFonts w:ascii="Arial" w:hAnsi="Arial" w:eastAsia="等线" w:cs="Arial"/>
+          <w:sz w:val="22"/>
+        </w:rPr>
+        <w:br w:type="textWrapping"/>
+      </w:r>
+      <w:r>
+        <w:rPr>
+          <w:rFonts w:ascii="Arial" w:hAnsi="Arial" w:eastAsia="等线" w:cs="Arial"/>
+          <w:b/>
           <w:sz w:val="22"/>
         </w:rPr>
         <w:t>答案：ABC</w:t>
       </w:r>
       <w:r>
         <w:rPr>
-          <w:rFonts w:eastAsia="等线" w:ascii="Arial" w:cs="Arial" w:hAnsi="Arial"/>
-          <w:sz w:val="22"/>
-        </w:rPr>
-        <w:br/>
-      </w:r>
-      <w:r>
-        <w:rPr>
-          <w:rFonts w:eastAsia="等线" w:ascii="Arial" w:cs="Arial" w:hAnsi="Arial"/>
-          <w:b w:val="true"/>
+          <w:rFonts w:ascii="Arial" w:hAnsi="Arial" w:eastAsia="等线" w:cs="Arial"/>
+          <w:sz w:val="22"/>
+        </w:rPr>
+        <w:br w:type="textWrapping"/>
+      </w:r>
+      <w:r>
+        <w:rPr>
+          <w:rFonts w:ascii="Arial" w:hAnsi="Arial" w:eastAsia="等线" w:cs="Arial"/>
+          <w:b/>
           <w:sz w:val="22"/>
         </w:rPr>
         <w:t>解析</w:t>
       </w:r>
       <w:r>
         <w:rPr>
-          <w:rFonts w:eastAsia="等线" w:ascii="Arial" w:cs="Arial" w:hAnsi="Arial"/>
-          <w:sz w:val="22"/>
-        </w:rPr>
-        <w:t>：调差项 “调差” 备注格式要求填写调整周期 + 调整原因 / 依据，D 说法错误。</w:t>
+          <w:rFonts w:ascii="Arial" w:hAnsi="Arial" w:eastAsia="等线" w:cs="Arial"/>
+          <w:sz w:val="22"/>
+        </w:rPr>
+        <w:t xml:space="preserve">：调差项 “调差” 备注格式要求填写调整周期 + 调整原因 / 依据，D </w:t>
+      </w:r>
+      <w:r>
+        <w:rPr>
+          <w:rFonts w:hint="eastAsia" w:ascii="Arial" w:hAnsi="Arial" w:eastAsia="等线" w:cs="Arial"/>
+          <w:sz w:val="22"/>
+          <w:lang w:val="en-US" w:eastAsia="zh-CN"/>
+        </w:rPr>
+        <w:t>E</w:t>
+      </w:r>
+      <w:r>
+        <w:rPr>
+          <w:rFonts w:ascii="Arial" w:hAnsi="Arial" w:eastAsia="等线" w:cs="Arial"/>
+          <w:sz w:val="22"/>
+        </w:rPr>
+        <w:t>说法错误。</w:t>
       </w:r>
     </w:p>
     <w:p>
       <w:pPr>
         <w:numPr>
+          <w:ilvl w:val="0"/>
           <w:numId w:val="17"/>
         </w:numPr>
         <w:spacing w:before="120" w:after="120" w:line="288" w:lineRule="auto"/>
@@ -961,46 +2047,118 @@
       </w:pPr>
       <w:r>
         <w:rPr>
-          <w:rFonts w:eastAsia="等线" w:ascii="Arial" w:cs="Arial" w:hAnsi="Arial"/>
+          <w:rFonts w:ascii="Arial" w:hAnsi="Arial" w:eastAsia="等线" w:cs="Arial"/>
           <w:sz w:val="22"/>
         </w:rPr>
         <w:t>错误冲销针对不同单据，规范提供的备注格式包含（）</w:t>
-        <w:br/>
+      </w:r>
+      <w:r>
+        <w:rPr>
+          <w:rFonts w:ascii="Arial" w:hAnsi="Arial" w:eastAsia="等线" w:cs="Arial"/>
+          <w:sz w:val="22"/>
+        </w:rPr>
+        <w:br w:type="textWrapping"/>
+      </w:r>
+      <w:r>
+        <w:rPr>
+          <w:rFonts w:ascii="Arial" w:hAnsi="Arial" w:eastAsia="等线" w:cs="Arial"/>
+          <w:sz w:val="22"/>
+        </w:rPr>
         <w:t>A. 冲销小数点，截至年月日</w:t>
-        <w:br/>
+      </w:r>
+      <w:r>
+        <w:rPr>
+          <w:rFonts w:ascii="Arial" w:hAnsi="Arial" w:eastAsia="等线" w:cs="Arial"/>
+          <w:sz w:val="22"/>
+        </w:rPr>
+        <w:br w:type="textWrapping"/>
+      </w:r>
+      <w:r>
+        <w:rPr>
+          <w:rFonts w:ascii="Arial" w:hAnsi="Arial" w:eastAsia="等线" w:cs="Arial"/>
+          <w:sz w:val="22"/>
+        </w:rPr>
         <w:t>B. 错误冲销，XX 时间段入库单 XXX 错误（附清单）</w:t>
-        <w:br/>
+      </w:r>
+      <w:r>
+        <w:rPr>
+          <w:rFonts w:ascii="Arial" w:hAnsi="Arial" w:eastAsia="等线" w:cs="Arial"/>
+          <w:sz w:val="22"/>
+        </w:rPr>
+        <w:br w:type="textWrapping"/>
+      </w:r>
+      <w:r>
+        <w:rPr>
+          <w:rFonts w:ascii="Arial" w:hAnsi="Arial" w:eastAsia="等线" w:cs="Arial"/>
+          <w:sz w:val="22"/>
+        </w:rPr>
         <w:t>C. 错误冲销，XX 日期结算单（单号），注明错误原因</w:t>
-        <w:br/>
+      </w:r>
+      <w:r>
+        <w:rPr>
+          <w:rFonts w:ascii="Arial" w:hAnsi="Arial" w:eastAsia="等线" w:cs="Arial"/>
+          <w:sz w:val="22"/>
+        </w:rPr>
+        <w:br w:type="textWrapping"/>
+      </w:r>
+      <w:r>
+        <w:rPr>
+          <w:rFonts w:ascii="Arial" w:hAnsi="Arial" w:eastAsia="等线" w:cs="Arial"/>
+          <w:sz w:val="22"/>
+        </w:rPr>
         <w:t>D. 冲销价格差异，调价周期 XX-XX</w:t>
-        <w:br/>
-      </w:r>
-      <w:r>
-        <w:rPr>
-          <w:rFonts w:eastAsia="等线" w:ascii="Arial" w:cs="Arial" w:hAnsi="Arial"/>
-          <w:b w:val="true"/>
+      </w:r>
+    </w:p>
+    <w:p>
+      <w:pPr>
+        <w:numPr>
+          <w:numId w:val="0"/>
+        </w:numPr>
+        <w:spacing w:before="120" w:after="120" w:line="288" w:lineRule="auto"/>
+        <w:jc w:val="left"/>
+      </w:pPr>
+      <w:r>
+        <w:rPr>
+          <w:rFonts w:hint="eastAsia" w:ascii="Arial" w:hAnsi="Arial" w:eastAsia="等线" w:cs="Arial"/>
+          <w:color w:val="0000FF"/>
+          <w:sz w:val="22"/>
+          <w:lang w:val="en-US" w:eastAsia="zh-CN"/>
+        </w:rPr>
+        <w:t>E.空着不填</w:t>
+      </w:r>
+      <w:r>
+        <w:rPr>
+          <w:rFonts w:ascii="Arial" w:hAnsi="Arial" w:eastAsia="等线" w:cs="Arial"/>
+          <w:sz w:val="22"/>
+        </w:rPr>
+        <w:br w:type="textWrapping"/>
+      </w:r>
+      <w:r>
+        <w:rPr>
+          <w:rFonts w:ascii="Arial" w:hAnsi="Arial" w:eastAsia="等线" w:cs="Arial"/>
+          <w:b/>
           <w:sz w:val="22"/>
         </w:rPr>
         <w:t>答案：ABC</w:t>
       </w:r>
       <w:r>
         <w:rPr>
-          <w:rFonts w:eastAsia="等线" w:ascii="Arial" w:cs="Arial" w:hAnsi="Arial"/>
-          <w:sz w:val="22"/>
-        </w:rPr>
-        <w:br/>
-      </w:r>
-      <w:r>
-        <w:rPr>
-          <w:rFonts w:eastAsia="等线" w:ascii="Arial" w:cs="Arial" w:hAnsi="Arial"/>
-          <w:b w:val="true"/>
+          <w:rFonts w:ascii="Arial" w:hAnsi="Arial" w:eastAsia="等线" w:cs="Arial"/>
+          <w:sz w:val="22"/>
+        </w:rPr>
+        <w:br w:type="textWrapping"/>
+      </w:r>
+      <w:r>
+        <w:rPr>
+          <w:rFonts w:ascii="Arial" w:hAnsi="Arial" w:eastAsia="等线" w:cs="Arial"/>
+          <w:b/>
           <w:sz w:val="22"/>
         </w:rPr>
         <w:t>解析</w:t>
       </w:r>
       <w:r>
         <w:rPr>
-          <w:rFonts w:eastAsia="等线" w:ascii="Arial" w:cs="Arial" w:hAnsi="Arial"/>
+          <w:rFonts w:ascii="Arial" w:hAnsi="Arial" w:eastAsia="等线" w:cs="Arial"/>
           <w:sz w:val="22"/>
         </w:rPr>
         <w:t>：D 价格差异调价属于 “调差” 备注格式，不属于错误冲销格式。</w:t>
@@ -1009,6 +2167,7 @@
     <w:p>
       <w:pPr>
         <w:numPr>
+          <w:ilvl w:val="0"/>
           <w:numId w:val="18"/>
         </w:numPr>
         <w:spacing w:before="120" w:after="120" w:line="288" w:lineRule="auto"/>
@@ -1017,64 +2176,152 @@
       </w:pPr>
       <w:r>
         <w:rPr>
-          <w:rFonts w:eastAsia="等线" w:ascii="Arial" w:cs="Arial" w:hAnsi="Arial"/>
+          <w:rFonts w:ascii="Arial" w:hAnsi="Arial" w:eastAsia="等线" w:cs="Arial"/>
           <w:sz w:val="22"/>
         </w:rPr>
         <w:t>以下说法符合结算调差规范要求的是（）</w:t>
-        <w:br/>
+      </w:r>
+      <w:r>
+        <w:rPr>
+          <w:rFonts w:ascii="Arial" w:hAnsi="Arial" w:eastAsia="等线" w:cs="Arial"/>
+          <w:sz w:val="22"/>
+        </w:rPr>
+        <w:br w:type="textWrapping"/>
+      </w:r>
+      <w:r>
+        <w:rPr>
+          <w:rFonts w:ascii="Arial" w:hAnsi="Arial" w:eastAsia="等线" w:cs="Arial"/>
+          <w:sz w:val="22"/>
+        </w:rPr>
         <w:t>A. 调差必须选择对应正确调差项并备注说明</w:t>
-        <w:br/>
+      </w:r>
+      <w:r>
+        <w:rPr>
+          <w:rFonts w:ascii="Arial" w:hAnsi="Arial" w:eastAsia="等线" w:cs="Arial"/>
+          <w:sz w:val="22"/>
+        </w:rPr>
+        <w:br w:type="textWrapping"/>
+      </w:r>
+      <w:r>
+        <w:rPr>
+          <w:rFonts w:ascii="Arial" w:hAnsi="Arial" w:eastAsia="等线" w:cs="Arial"/>
+          <w:sz w:val="22"/>
+        </w:rPr>
         <w:t>B. 承包制项目可使用 “材料款” 调差项</w:t>
-        <w:br/>
+      </w:r>
+      <w:r>
+        <w:rPr>
+          <w:rFonts w:ascii="Arial" w:hAnsi="Arial" w:eastAsia="等线" w:cs="Arial"/>
+          <w:sz w:val="22"/>
+        </w:rPr>
+        <w:br w:type="textWrapping"/>
+      </w:r>
+      <w:r>
+        <w:rPr>
+          <w:rFonts w:ascii="Arial" w:hAnsi="Arial" w:eastAsia="等线" w:cs="Arial"/>
+          <w:sz w:val="22"/>
+        </w:rPr>
         <w:t>C. 直营项目禁止使用 “材料款” 调差项</w:t>
-        <w:br/>
+      </w:r>
+      <w:r>
+        <w:rPr>
+          <w:rFonts w:ascii="Arial" w:hAnsi="Arial" w:eastAsia="等线" w:cs="Arial"/>
+          <w:sz w:val="22"/>
+        </w:rPr>
+        <w:br w:type="textWrapping"/>
+      </w:r>
+      <w:r>
+        <w:rPr>
+          <w:rFonts w:ascii="Arial" w:hAnsi="Arial" w:eastAsia="等线" w:cs="Arial"/>
+          <w:sz w:val="22"/>
+        </w:rPr>
         <w:t>D. 多笔小额调差可合并录入系统</w:t>
-        <w:br/>
-      </w:r>
-      <w:r>
-        <w:rPr>
-          <w:rFonts w:eastAsia="等线" w:ascii="Arial" w:cs="Arial" w:hAnsi="Arial"/>
-          <w:b w:val="true"/>
+      </w:r>
+    </w:p>
+    <w:p>
+      <w:pPr>
+        <w:numPr>
+          <w:numId w:val="0"/>
+        </w:numPr>
+        <w:spacing w:before="120" w:after="120" w:line="288" w:lineRule="auto"/>
+        <w:jc w:val="left"/>
+      </w:pPr>
+      <w:r>
+        <w:rPr>
+          <w:rFonts w:hint="eastAsia" w:ascii="Arial" w:hAnsi="Arial" w:eastAsia="等线" w:cs="Arial"/>
+          <w:color w:val="0000FF"/>
+          <w:sz w:val="22"/>
+          <w:lang w:val="en-US" w:eastAsia="zh-CN"/>
+        </w:rPr>
+        <w:t>E.有调差不使用调差</w:t>
+      </w:r>
+      <w:r>
+        <w:rPr>
+          <w:rFonts w:ascii="Arial" w:hAnsi="Arial" w:eastAsia="等线" w:cs="Arial"/>
+          <w:sz w:val="22"/>
+        </w:rPr>
+        <w:br w:type="textWrapping"/>
+      </w:r>
+      <w:r>
+        <w:rPr>
+          <w:rFonts w:ascii="Arial" w:hAnsi="Arial" w:eastAsia="等线" w:cs="Arial"/>
+          <w:b/>
           <w:sz w:val="22"/>
         </w:rPr>
         <w:t>答案：ABC</w:t>
       </w:r>
       <w:r>
         <w:rPr>
-          <w:rFonts w:eastAsia="等线" w:ascii="Arial" w:cs="Arial" w:hAnsi="Arial"/>
-          <w:sz w:val="22"/>
-        </w:rPr>
-        <w:br/>
-      </w:r>
-      <w:r>
-        <w:rPr>
-          <w:rFonts w:eastAsia="等线" w:ascii="Arial" w:cs="Arial" w:hAnsi="Arial"/>
-          <w:b w:val="true"/>
+          <w:rFonts w:ascii="Arial" w:hAnsi="Arial" w:eastAsia="等线" w:cs="Arial"/>
+          <w:sz w:val="22"/>
+        </w:rPr>
+        <w:br w:type="textWrapping"/>
+      </w:r>
+      <w:r>
+        <w:rPr>
+          <w:rFonts w:ascii="Arial" w:hAnsi="Arial" w:eastAsia="等线" w:cs="Arial"/>
+          <w:b/>
           <w:sz w:val="22"/>
         </w:rPr>
         <w:t>解析</w:t>
       </w:r>
       <w:r>
         <w:rPr>
-          <w:rFonts w:eastAsia="等线" w:ascii="Arial" w:cs="Arial" w:hAnsi="Arial"/>
-          <w:sz w:val="22"/>
-        </w:rPr>
-        <w:t>：规范禁止多笔调差合并录入，D 错误；ABC 均为原文规定。</w:t>
-      </w:r>
-    </w:p>
-    <w:p>
-      <w:pPr>
-        <w:pStyle w:val="2"/>
+          <w:rFonts w:ascii="Arial" w:hAnsi="Arial" w:eastAsia="等线" w:cs="Arial"/>
+          <w:sz w:val="22"/>
+        </w:rPr>
+        <w:t xml:space="preserve">：规范禁止多笔调差合并录入，D </w:t>
+      </w:r>
+      <w:r>
+        <w:rPr>
+          <w:rFonts w:hint="eastAsia" w:ascii="Arial" w:hAnsi="Arial" w:eastAsia="等线" w:cs="Arial"/>
+          <w:sz w:val="22"/>
+          <w:lang w:val="en-US" w:eastAsia="zh-CN"/>
+        </w:rPr>
+        <w:t>E</w:t>
+      </w:r>
+      <w:r>
+        <w:rPr>
+          <w:rFonts w:ascii="Arial" w:hAnsi="Arial" w:eastAsia="等线" w:cs="Arial"/>
+          <w:sz w:val="22"/>
+        </w:rPr>
+        <w:t>错误；ABC 均为原文规定。</w:t>
+      </w:r>
+      <w:bookmarkStart w:id="4" w:name="_GoBack"/>
+      <w:bookmarkEnd w:id="4"/>
+    </w:p>
+    <w:p>
+      <w:pPr>
         <w:spacing w:before="320" w:after="120" w:line="288" w:lineRule="auto"/>
         <w:ind w:left="0"/>
         <w:jc w:val="left"/>
         <w:outlineLvl w:val="1"/>
       </w:pPr>
-      <w:bookmarkStart w:name="heading_2" w:id="2"/>
-      <w:r>
-        <w:rPr>
-          <w:rFonts w:eastAsia="等线" w:ascii="Arial" w:cs="Arial" w:hAnsi="Arial"/>
-          <w:b w:val="true"/>
+      <w:bookmarkStart w:id="2" w:name="heading_2"/>
+      <w:r>
+        <w:rPr>
+          <w:rFonts w:ascii="Arial" w:hAnsi="Arial" w:eastAsia="等线" w:cs="Arial"/>
+          <w:b/>
           <w:sz w:val="32"/>
         </w:rPr>
         <w:t>三、判断题（共 12 道，正确√，错误 ×）</w:t>
@@ -1084,6 +2331,7 @@
     <w:p>
       <w:pPr>
         <w:numPr>
+          <w:ilvl w:val="0"/>
           <w:numId w:val="19"/>
         </w:numPr>
         <w:spacing w:before="120" w:after="120" w:line="288" w:lineRule="auto"/>
@@ -1092,38 +2340,44 @@
       </w:pPr>
       <w:r>
         <w:rPr>
-          <w:rFonts w:eastAsia="等线" w:ascii="Arial" w:cs="Arial" w:hAnsi="Arial"/>
+          <w:rFonts w:ascii="Arial" w:hAnsi="Arial" w:eastAsia="等线" w:cs="Arial"/>
           <w:sz w:val="22"/>
         </w:rPr>
         <w:t>钢筋利息调差项可用于水泥、砂石等所有建材逾期垫资利息核算。（）</w:t>
-        <w:br/>
-      </w:r>
-      <w:r>
-        <w:rPr>
-          <w:rFonts w:eastAsia="等线" w:ascii="Arial" w:cs="Arial" w:hAnsi="Arial"/>
-          <w:b w:val="true"/>
+      </w:r>
+      <w:r>
+        <w:rPr>
+          <w:rFonts w:ascii="Arial" w:hAnsi="Arial" w:eastAsia="等线" w:cs="Arial"/>
+          <w:sz w:val="22"/>
+        </w:rPr>
+        <w:br w:type="textWrapping"/>
+      </w:r>
+      <w:r>
+        <w:rPr>
+          <w:rFonts w:ascii="Arial" w:hAnsi="Arial" w:eastAsia="等线" w:cs="Arial"/>
+          <w:b/>
           <w:sz w:val="22"/>
         </w:rPr>
         <w:t>答案：×</w:t>
       </w:r>
       <w:r>
         <w:rPr>
-          <w:rFonts w:eastAsia="等线" w:ascii="Arial" w:cs="Arial" w:hAnsi="Arial"/>
-          <w:sz w:val="22"/>
-        </w:rPr>
-        <w:br/>
-      </w:r>
-      <w:r>
-        <w:rPr>
-          <w:rFonts w:eastAsia="等线" w:ascii="Arial" w:cs="Arial" w:hAnsi="Arial"/>
-          <w:b w:val="true"/>
+          <w:rFonts w:ascii="Arial" w:hAnsi="Arial" w:eastAsia="等线" w:cs="Arial"/>
+          <w:sz w:val="22"/>
+        </w:rPr>
+        <w:br w:type="textWrapping"/>
+      </w:r>
+      <w:r>
+        <w:rPr>
+          <w:rFonts w:ascii="Arial" w:hAnsi="Arial" w:eastAsia="等线" w:cs="Arial"/>
+          <w:b/>
           <w:sz w:val="22"/>
         </w:rPr>
         <w:t>解析</w:t>
       </w:r>
       <w:r>
         <w:rPr>
-          <w:rFonts w:eastAsia="等线" w:ascii="Arial" w:cs="Arial" w:hAnsi="Arial"/>
+          <w:rFonts w:ascii="Arial" w:hAnsi="Arial" w:eastAsia="等线" w:cs="Arial"/>
           <w:sz w:val="22"/>
         </w:rPr>
         <w:t>：钢筋利息为专项调差项，仅适用于钢材品类，其他材料利息使用通用 “利息” 项。</w:t>
@@ -1132,6 +2386,7 @@
     <w:p>
       <w:pPr>
         <w:numPr>
+          <w:ilvl w:val="0"/>
           <w:numId w:val="20"/>
         </w:numPr>
         <w:spacing w:before="120" w:after="120" w:line="288" w:lineRule="auto"/>
@@ -1140,38 +2395,44 @@
       </w:pPr>
       <w:r>
         <w:rPr>
-          <w:rFonts w:eastAsia="等线" w:ascii="Arial" w:cs="Arial" w:hAnsi="Arial"/>
+          <w:rFonts w:ascii="Arial" w:hAnsi="Arial" w:eastAsia="等线" w:cs="Arial"/>
           <w:sz w:val="22"/>
         </w:rPr>
         <w:t>承包制项目可以使用 “材料款” 调差项，直营项目不允许使用。（）</w:t>
-        <w:br/>
-      </w:r>
-      <w:r>
-        <w:rPr>
-          <w:rFonts w:eastAsia="等线" w:ascii="Arial" w:cs="Arial" w:hAnsi="Arial"/>
-          <w:b w:val="true"/>
+      </w:r>
+      <w:r>
+        <w:rPr>
+          <w:rFonts w:ascii="Arial" w:hAnsi="Arial" w:eastAsia="等线" w:cs="Arial"/>
+          <w:sz w:val="22"/>
+        </w:rPr>
+        <w:br w:type="textWrapping"/>
+      </w:r>
+      <w:r>
+        <w:rPr>
+          <w:rFonts w:ascii="Arial" w:hAnsi="Arial" w:eastAsia="等线" w:cs="Arial"/>
+          <w:b/>
           <w:sz w:val="22"/>
         </w:rPr>
         <w:t>答案：√</w:t>
       </w:r>
       <w:r>
         <w:rPr>
-          <w:rFonts w:eastAsia="等线" w:ascii="Arial" w:cs="Arial" w:hAnsi="Arial"/>
-          <w:sz w:val="22"/>
-        </w:rPr>
-        <w:br/>
-      </w:r>
-      <w:r>
-        <w:rPr>
-          <w:rFonts w:eastAsia="等线" w:ascii="Arial" w:cs="Arial" w:hAnsi="Arial"/>
-          <w:b w:val="true"/>
+          <w:rFonts w:ascii="Arial" w:hAnsi="Arial" w:eastAsia="等线" w:cs="Arial"/>
+          <w:sz w:val="22"/>
+        </w:rPr>
+        <w:br w:type="textWrapping"/>
+      </w:r>
+      <w:r>
+        <w:rPr>
+          <w:rFonts w:ascii="Arial" w:hAnsi="Arial" w:eastAsia="等线" w:cs="Arial"/>
+          <w:b/>
           <w:sz w:val="22"/>
         </w:rPr>
         <w:t>解析</w:t>
       </w:r>
       <w:r>
         <w:rPr>
-          <w:rFonts w:eastAsia="等线" w:ascii="Arial" w:cs="Arial" w:hAnsi="Arial"/>
+          <w:rFonts w:ascii="Arial" w:hAnsi="Arial" w:eastAsia="等线" w:cs="Arial"/>
           <w:sz w:val="22"/>
         </w:rPr>
         <w:t>：规范第 8 条明确材料款仅限承包制项目，直营项目严禁使用。</w:t>
@@ -1180,6 +2441,7 @@
     <w:p>
       <w:pPr>
         <w:numPr>
+          <w:ilvl w:val="0"/>
           <w:numId w:val="21"/>
         </w:numPr>
         <w:spacing w:before="120" w:after="120" w:line="288" w:lineRule="auto"/>
@@ -1188,38 +2450,44 @@
       </w:pPr>
       <w:r>
         <w:rPr>
-          <w:rFonts w:eastAsia="等线" w:ascii="Arial" w:cs="Arial" w:hAnsi="Arial"/>
+          <w:rFonts w:ascii="Arial" w:hAnsi="Arial" w:eastAsia="等线" w:cs="Arial"/>
           <w:sz w:val="22"/>
         </w:rPr>
         <w:t>因水泥市场价格上涨产生的结算金额调整，调差项应选择 “减免”。（）</w:t>
-        <w:br/>
-      </w:r>
-      <w:r>
-        <w:rPr>
-          <w:rFonts w:eastAsia="等线" w:ascii="Arial" w:cs="Arial" w:hAnsi="Arial"/>
-          <w:b w:val="true"/>
+      </w:r>
+      <w:r>
+        <w:rPr>
+          <w:rFonts w:ascii="Arial" w:hAnsi="Arial" w:eastAsia="等线" w:cs="Arial"/>
+          <w:sz w:val="22"/>
+        </w:rPr>
+        <w:br w:type="textWrapping"/>
+      </w:r>
+      <w:r>
+        <w:rPr>
+          <w:rFonts w:ascii="Arial" w:hAnsi="Arial" w:eastAsia="等线" w:cs="Arial"/>
+          <w:b/>
           <w:sz w:val="22"/>
         </w:rPr>
         <w:t>答案：×</w:t>
       </w:r>
       <w:r>
         <w:rPr>
-          <w:rFonts w:eastAsia="等线" w:ascii="Arial" w:cs="Arial" w:hAnsi="Arial"/>
-          <w:sz w:val="22"/>
-        </w:rPr>
-        <w:br/>
-      </w:r>
-      <w:r>
-        <w:rPr>
-          <w:rFonts w:eastAsia="等线" w:ascii="Arial" w:cs="Arial" w:hAnsi="Arial"/>
-          <w:b w:val="true"/>
+          <w:rFonts w:ascii="Arial" w:hAnsi="Arial" w:eastAsia="等线" w:cs="Arial"/>
+          <w:sz w:val="22"/>
+        </w:rPr>
+        <w:br w:type="textWrapping"/>
+      </w:r>
+      <w:r>
+        <w:rPr>
+          <w:rFonts w:ascii="Arial" w:hAnsi="Arial" w:eastAsia="等线" w:cs="Arial"/>
+          <w:b/>
           <w:sz w:val="22"/>
         </w:rPr>
         <w:t>解析</w:t>
       </w:r>
       <w:r>
         <w:rPr>
-          <w:rFonts w:eastAsia="等线" w:ascii="Arial" w:cs="Arial" w:hAnsi="Arial"/>
+          <w:rFonts w:ascii="Arial" w:hAnsi="Arial" w:eastAsia="等线" w:cs="Arial"/>
           <w:sz w:val="22"/>
         </w:rPr>
         <w:t>：材料价格调价属于 “调差” 项，减免是结算金额减少类优惠补偿。</w:t>
@@ -1228,6 +2496,7 @@
     <w:p>
       <w:pPr>
         <w:numPr>
+          <w:ilvl w:val="0"/>
           <w:numId w:val="22"/>
         </w:numPr>
         <w:spacing w:before="120" w:after="120" w:line="288" w:lineRule="auto"/>
@@ -1236,38 +2505,44 @@
       </w:pPr>
       <w:r>
         <w:rPr>
-          <w:rFonts w:eastAsia="等线" w:ascii="Arial" w:cs="Arial" w:hAnsi="Arial"/>
+          <w:rFonts w:ascii="Arial" w:hAnsi="Arial" w:eastAsia="等线" w:cs="Arial"/>
           <w:sz w:val="22"/>
         </w:rPr>
         <w:t>损坏项目物资产生赔偿扣款，应录入 “违约金” 调差项。（）</w:t>
-        <w:br/>
-      </w:r>
-      <w:r>
-        <w:rPr>
-          <w:rFonts w:eastAsia="等线" w:ascii="Arial" w:cs="Arial" w:hAnsi="Arial"/>
-          <w:b w:val="true"/>
+      </w:r>
+      <w:r>
+        <w:rPr>
+          <w:rFonts w:ascii="Arial" w:hAnsi="Arial" w:eastAsia="等线" w:cs="Arial"/>
+          <w:sz w:val="22"/>
+        </w:rPr>
+        <w:br w:type="textWrapping"/>
+      </w:r>
+      <w:r>
+        <w:rPr>
+          <w:rFonts w:ascii="Arial" w:hAnsi="Arial" w:eastAsia="等线" w:cs="Arial"/>
+          <w:b/>
           <w:sz w:val="22"/>
         </w:rPr>
         <w:t>答案：√</w:t>
       </w:r>
       <w:r>
         <w:rPr>
-          <w:rFonts w:eastAsia="等线" w:ascii="Arial" w:cs="Arial" w:hAnsi="Arial"/>
-          <w:sz w:val="22"/>
-        </w:rPr>
-        <w:br/>
-      </w:r>
-      <w:r>
-        <w:rPr>
-          <w:rFonts w:eastAsia="等线" w:ascii="Arial" w:cs="Arial" w:hAnsi="Arial"/>
-          <w:b w:val="true"/>
+          <w:rFonts w:ascii="Arial" w:hAnsi="Arial" w:eastAsia="等线" w:cs="Arial"/>
+          <w:sz w:val="22"/>
+        </w:rPr>
+        <w:br w:type="textWrapping"/>
+      </w:r>
+      <w:r>
+        <w:rPr>
+          <w:rFonts w:ascii="Arial" w:hAnsi="Arial" w:eastAsia="等线" w:cs="Arial"/>
+          <w:b/>
           <w:sz w:val="22"/>
         </w:rPr>
         <w:t>解析</w:t>
       </w:r>
       <w:r>
         <w:rPr>
-          <w:rFonts w:eastAsia="等线" w:ascii="Arial" w:cs="Arial" w:hAnsi="Arial"/>
+          <w:rFonts w:ascii="Arial" w:hAnsi="Arial" w:eastAsia="等线" w:cs="Arial"/>
           <w:sz w:val="22"/>
         </w:rPr>
         <w:t>：违约金包含履约违约、资产损坏赔偿、亏方罚款等损失赔偿场景。</w:t>
@@ -1276,6 +2551,7 @@
     <w:p>
       <w:pPr>
         <w:numPr>
+          <w:ilvl w:val="0"/>
           <w:numId w:val="23"/>
         </w:numPr>
         <w:spacing w:before="120" w:after="120" w:line="288" w:lineRule="auto"/>
@@ -1284,38 +2560,44 @@
       </w:pPr>
       <w:r>
         <w:rPr>
-          <w:rFonts w:eastAsia="等线" w:ascii="Arial" w:cs="Arial" w:hAnsi="Arial"/>
+          <w:rFonts w:ascii="Arial" w:hAnsi="Arial" w:eastAsia="等线" w:cs="Arial"/>
           <w:sz w:val="22"/>
         </w:rPr>
         <w:t>多笔不同类型的小额调差，为提高效率可以合并为一笔录入。（）</w:t>
-        <w:br/>
-      </w:r>
-      <w:r>
-        <w:rPr>
-          <w:rFonts w:eastAsia="等线" w:ascii="Arial" w:cs="Arial" w:hAnsi="Arial"/>
-          <w:b w:val="true"/>
+      </w:r>
+      <w:r>
+        <w:rPr>
+          <w:rFonts w:ascii="Arial" w:hAnsi="Arial" w:eastAsia="等线" w:cs="Arial"/>
+          <w:sz w:val="22"/>
+        </w:rPr>
+        <w:br w:type="textWrapping"/>
+      </w:r>
+      <w:r>
+        <w:rPr>
+          <w:rFonts w:ascii="Arial" w:hAnsi="Arial" w:eastAsia="等线" w:cs="Arial"/>
+          <w:b/>
           <w:sz w:val="22"/>
         </w:rPr>
         <w:t>答案：×</w:t>
       </w:r>
       <w:r>
         <w:rPr>
-          <w:rFonts w:eastAsia="等线" w:ascii="Arial" w:cs="Arial" w:hAnsi="Arial"/>
-          <w:sz w:val="22"/>
-        </w:rPr>
-        <w:br/>
-      </w:r>
-      <w:r>
-        <w:rPr>
-          <w:rFonts w:eastAsia="等线" w:ascii="Arial" w:cs="Arial" w:hAnsi="Arial"/>
-          <w:b w:val="true"/>
+          <w:rFonts w:ascii="Arial" w:hAnsi="Arial" w:eastAsia="等线" w:cs="Arial"/>
+          <w:sz w:val="22"/>
+        </w:rPr>
+        <w:br w:type="textWrapping"/>
+      </w:r>
+      <w:r>
+        <w:rPr>
+          <w:rFonts w:ascii="Arial" w:hAnsi="Arial" w:eastAsia="等线" w:cs="Arial"/>
+          <w:b/>
           <w:sz w:val="22"/>
         </w:rPr>
         <w:t>解析</w:t>
       </w:r>
       <w:r>
         <w:rPr>
-          <w:rFonts w:eastAsia="等线" w:ascii="Arial" w:cs="Arial" w:hAnsi="Arial"/>
+          <w:rFonts w:ascii="Arial" w:hAnsi="Arial" w:eastAsia="等线" w:cs="Arial"/>
           <w:sz w:val="22"/>
         </w:rPr>
         <w:t>：规范明确原则上不允许多笔调差项目合并录入。</w:t>
@@ -1324,6 +2606,7 @@
     <w:p>
       <w:pPr>
         <w:numPr>
+          <w:ilvl w:val="0"/>
           <w:numId w:val="24"/>
         </w:numPr>
         <w:spacing w:before="120" w:after="120" w:line="288" w:lineRule="auto"/>
@@ -1332,38 +2615,44 @@
       </w:pPr>
       <w:r>
         <w:rPr>
-          <w:rFonts w:eastAsia="等线" w:ascii="Arial" w:cs="Arial" w:hAnsi="Arial"/>
+          <w:rFonts w:ascii="Arial" w:hAnsi="Arial" w:eastAsia="等线" w:cs="Arial"/>
           <w:sz w:val="22"/>
         </w:rPr>
         <w:t>期初数据调差项备注格式要求标注截至指定日期累计结算额或未付余额。（）</w:t>
-        <w:br/>
-      </w:r>
-      <w:r>
-        <w:rPr>
-          <w:rFonts w:eastAsia="等线" w:ascii="Arial" w:cs="Arial" w:hAnsi="Arial"/>
-          <w:b w:val="true"/>
+      </w:r>
+      <w:r>
+        <w:rPr>
+          <w:rFonts w:ascii="Arial" w:hAnsi="Arial" w:eastAsia="等线" w:cs="Arial"/>
+          <w:sz w:val="22"/>
+        </w:rPr>
+        <w:br w:type="textWrapping"/>
+      </w:r>
+      <w:r>
+        <w:rPr>
+          <w:rFonts w:ascii="Arial" w:hAnsi="Arial" w:eastAsia="等线" w:cs="Arial"/>
+          <w:b/>
           <w:sz w:val="22"/>
         </w:rPr>
         <w:t>答案：√</w:t>
       </w:r>
       <w:r>
         <w:rPr>
-          <w:rFonts w:eastAsia="等线" w:ascii="Arial" w:cs="Arial" w:hAnsi="Arial"/>
-          <w:sz w:val="22"/>
-        </w:rPr>
-        <w:br/>
-      </w:r>
-      <w:r>
-        <w:rPr>
-          <w:rFonts w:eastAsia="等线" w:ascii="Arial" w:cs="Arial" w:hAnsi="Arial"/>
-          <w:b w:val="true"/>
+          <w:rFonts w:ascii="Arial" w:hAnsi="Arial" w:eastAsia="等线" w:cs="Arial"/>
+          <w:sz w:val="22"/>
+        </w:rPr>
+        <w:br w:type="textWrapping"/>
+      </w:r>
+      <w:r>
+        <w:rPr>
+          <w:rFonts w:ascii="Arial" w:hAnsi="Arial" w:eastAsia="等线" w:cs="Arial"/>
+          <w:b/>
           <w:sz w:val="22"/>
         </w:rPr>
         <w:t>解析</w:t>
       </w:r>
       <w:r>
         <w:rPr>
-          <w:rFonts w:eastAsia="等线" w:ascii="Arial" w:cs="Arial" w:hAnsi="Arial"/>
+          <w:rFonts w:ascii="Arial" w:hAnsi="Arial" w:eastAsia="等线" w:cs="Arial"/>
           <w:sz w:val="22"/>
         </w:rPr>
         <w:t>：期初数据备注统一格式：截至 XXXX 年 XX 月 XX 日的累计结算额 / 结算未付余额。</w:t>
@@ -1372,6 +2661,7 @@
     <w:p>
       <w:pPr>
         <w:numPr>
+          <w:ilvl w:val="0"/>
           <w:numId w:val="25"/>
         </w:numPr>
         <w:spacing w:before="120" w:after="120" w:line="288" w:lineRule="auto"/>
@@ -1380,38 +2670,44 @@
       </w:pPr>
       <w:r>
         <w:rPr>
-          <w:rFonts w:eastAsia="等线" w:ascii="Arial" w:cs="Arial" w:hAnsi="Arial"/>
+          <w:rFonts w:ascii="Arial" w:hAnsi="Arial" w:eastAsia="等线" w:cs="Arial"/>
           <w:sz w:val="22"/>
         </w:rPr>
         <w:t>入库单数量录入错误，更正冲销时调差项选择 “调差”。（）</w:t>
-        <w:br/>
-      </w:r>
-      <w:r>
-        <w:rPr>
-          <w:rFonts w:eastAsia="等线" w:ascii="Arial" w:cs="Arial" w:hAnsi="Arial"/>
-          <w:b w:val="true"/>
+      </w:r>
+      <w:r>
+        <w:rPr>
+          <w:rFonts w:ascii="Arial" w:hAnsi="Arial" w:eastAsia="等线" w:cs="Arial"/>
+          <w:sz w:val="22"/>
+        </w:rPr>
+        <w:br w:type="textWrapping"/>
+      </w:r>
+      <w:r>
+        <w:rPr>
+          <w:rFonts w:ascii="Arial" w:hAnsi="Arial" w:eastAsia="等线" w:cs="Arial"/>
+          <w:b/>
           <w:sz w:val="22"/>
         </w:rPr>
         <w:t>答案：×</w:t>
       </w:r>
       <w:r>
         <w:rPr>
-          <w:rFonts w:eastAsia="等线" w:ascii="Arial" w:cs="Arial" w:hAnsi="Arial"/>
-          <w:sz w:val="22"/>
-        </w:rPr>
-        <w:br/>
-      </w:r>
-      <w:r>
-        <w:rPr>
-          <w:rFonts w:eastAsia="等线" w:ascii="Arial" w:cs="Arial" w:hAnsi="Arial"/>
-          <w:b w:val="true"/>
+          <w:rFonts w:ascii="Arial" w:hAnsi="Arial" w:eastAsia="等线" w:cs="Arial"/>
+          <w:sz w:val="22"/>
+        </w:rPr>
+        <w:br w:type="textWrapping"/>
+      </w:r>
+      <w:r>
+        <w:rPr>
+          <w:rFonts w:ascii="Arial" w:hAnsi="Arial" w:eastAsia="等线" w:cs="Arial"/>
+          <w:b/>
           <w:sz w:val="22"/>
         </w:rPr>
         <w:t>解析</w:t>
       </w:r>
       <w:r>
         <w:rPr>
-          <w:rFonts w:eastAsia="等线" w:ascii="Arial" w:cs="Arial" w:hAnsi="Arial"/>
+          <w:rFonts w:ascii="Arial" w:hAnsi="Arial" w:eastAsia="等线" w:cs="Arial"/>
           <w:sz w:val="22"/>
         </w:rPr>
         <w:t>：前期单据录入错误更正冲销，应选择 “错误冲销” 调差项。</w:t>
@@ -1420,6 +2716,7 @@
     <w:p>
       <w:pPr>
         <w:numPr>
+          <w:ilvl w:val="0"/>
           <w:numId w:val="26"/>
         </w:numPr>
         <w:spacing w:before="120" w:after="120" w:line="288" w:lineRule="auto"/>
@@ -1428,38 +2725,44 @@
       </w:pPr>
       <w:r>
         <w:rPr>
-          <w:rFonts w:eastAsia="等线" w:ascii="Arial" w:cs="Arial" w:hAnsi="Arial"/>
+          <w:rFonts w:ascii="Arial" w:hAnsi="Arial" w:eastAsia="等线" w:cs="Arial"/>
           <w:sz w:val="22"/>
         </w:rPr>
         <w:t>卸货费、复磅费、项目诉讼费统一归类至 “其他费用” 调差项。（）</w:t>
-        <w:br/>
-      </w:r>
-      <w:r>
-        <w:rPr>
-          <w:rFonts w:eastAsia="等线" w:ascii="Arial" w:cs="Arial" w:hAnsi="Arial"/>
-          <w:b w:val="true"/>
+      </w:r>
+      <w:r>
+        <w:rPr>
+          <w:rFonts w:ascii="Arial" w:hAnsi="Arial" w:eastAsia="等线" w:cs="Arial"/>
+          <w:sz w:val="22"/>
+        </w:rPr>
+        <w:br w:type="textWrapping"/>
+      </w:r>
+      <w:r>
+        <w:rPr>
+          <w:rFonts w:ascii="Arial" w:hAnsi="Arial" w:eastAsia="等线" w:cs="Arial"/>
+          <w:b/>
           <w:sz w:val="22"/>
         </w:rPr>
         <w:t>答案：√</w:t>
       </w:r>
       <w:r>
         <w:rPr>
-          <w:rFonts w:eastAsia="等线" w:ascii="Arial" w:cs="Arial" w:hAnsi="Arial"/>
-          <w:sz w:val="22"/>
-        </w:rPr>
-        <w:br/>
-      </w:r>
-      <w:r>
-        <w:rPr>
-          <w:rFonts w:eastAsia="等线" w:ascii="Arial" w:cs="Arial" w:hAnsi="Arial"/>
-          <w:b w:val="true"/>
+          <w:rFonts w:ascii="Arial" w:hAnsi="Arial" w:eastAsia="等线" w:cs="Arial"/>
+          <w:sz w:val="22"/>
+        </w:rPr>
+        <w:br w:type="textWrapping"/>
+      </w:r>
+      <w:r>
+        <w:rPr>
+          <w:rFonts w:ascii="Arial" w:hAnsi="Arial" w:eastAsia="等线" w:cs="Arial"/>
+          <w:b/>
           <w:sz w:val="22"/>
         </w:rPr>
         <w:t>解析</w:t>
       </w:r>
       <w:r>
         <w:rPr>
-          <w:rFonts w:eastAsia="等线" w:ascii="Arial" w:cs="Arial" w:hAnsi="Arial"/>
+          <w:rFonts w:ascii="Arial" w:hAnsi="Arial" w:eastAsia="等线" w:cs="Arial"/>
           <w:sz w:val="22"/>
         </w:rPr>
         <w:t>：其他费用归集除利息、违约金、减免、调差等以外各类杂费调整。</w:t>
@@ -1468,6 +2771,7 @@
     <w:p>
       <w:pPr>
         <w:numPr>
+          <w:ilvl w:val="0"/>
           <w:numId w:val="27"/>
         </w:numPr>
         <w:spacing w:before="120" w:after="120" w:line="288" w:lineRule="auto"/>
@@ -1476,38 +2780,44 @@
       </w:pPr>
       <w:r>
         <w:rPr>
-          <w:rFonts w:eastAsia="等线" w:ascii="Arial" w:cs="Arial" w:hAnsi="Arial"/>
+          <w:rFonts w:ascii="Arial" w:hAnsi="Arial" w:eastAsia="等线" w:cs="Arial"/>
           <w:sz w:val="22"/>
         </w:rPr>
         <w:t>利息核算周期和结算周期不一致时，备注无需额外说明。（）</w:t>
-        <w:br/>
-      </w:r>
-      <w:r>
-        <w:rPr>
-          <w:rFonts w:eastAsia="等线" w:ascii="Arial" w:cs="Arial" w:hAnsi="Arial"/>
-          <w:b w:val="true"/>
+      </w:r>
+      <w:r>
+        <w:rPr>
+          <w:rFonts w:ascii="Arial" w:hAnsi="Arial" w:eastAsia="等线" w:cs="Arial"/>
+          <w:sz w:val="22"/>
+        </w:rPr>
+        <w:br w:type="textWrapping"/>
+      </w:r>
+      <w:r>
+        <w:rPr>
+          <w:rFonts w:ascii="Arial" w:hAnsi="Arial" w:eastAsia="等线" w:cs="Arial"/>
+          <w:b/>
           <w:sz w:val="22"/>
         </w:rPr>
         <w:t>答案：×</w:t>
       </w:r>
       <w:r>
         <w:rPr>
-          <w:rFonts w:eastAsia="等线" w:ascii="Arial" w:cs="Arial" w:hAnsi="Arial"/>
-          <w:sz w:val="22"/>
-        </w:rPr>
-        <w:br/>
-      </w:r>
-      <w:r>
-        <w:rPr>
-          <w:rFonts w:eastAsia="等线" w:ascii="Arial" w:cs="Arial" w:hAnsi="Arial"/>
-          <w:b w:val="true"/>
+          <w:rFonts w:ascii="Arial" w:hAnsi="Arial" w:eastAsia="等线" w:cs="Arial"/>
+          <w:sz w:val="22"/>
+        </w:rPr>
+        <w:br w:type="textWrapping"/>
+      </w:r>
+      <w:r>
+        <w:rPr>
+          <w:rFonts w:ascii="Arial" w:hAnsi="Arial" w:eastAsia="等线" w:cs="Arial"/>
+          <w:b/>
           <w:sz w:val="22"/>
         </w:rPr>
         <w:t>解析</w:t>
       </w:r>
       <w:r>
         <w:rPr>
-          <w:rFonts w:eastAsia="等线" w:ascii="Arial" w:cs="Arial" w:hAnsi="Arial"/>
+          <w:rFonts w:ascii="Arial" w:hAnsi="Arial" w:eastAsia="等线" w:cs="Arial"/>
           <w:sz w:val="22"/>
         </w:rPr>
         <w:t>：利息备注要求，若计息期与结算周期不同，必须备注说明计息时间段。</w:t>
@@ -1516,6 +2826,7 @@
     <w:p>
       <w:pPr>
         <w:numPr>
+          <w:ilvl w:val="0"/>
           <w:numId w:val="28"/>
         </w:numPr>
         <w:spacing w:before="120" w:after="120" w:line="288" w:lineRule="auto"/>
@@ -1524,38 +2835,44 @@
       </w:pPr>
       <w:r>
         <w:rPr>
-          <w:rFonts w:eastAsia="等线" w:ascii="Arial" w:cs="Arial" w:hAnsi="Arial"/>
+          <w:rFonts w:ascii="Arial" w:hAnsi="Arial" w:eastAsia="等线" w:cs="Arial"/>
           <w:sz w:val="22"/>
         </w:rPr>
         <w:t>供应商给予的结算抹零优惠，调差项选择 “减免”，备注写明抹零原因。（）</w:t>
-        <w:br/>
-      </w:r>
-      <w:r>
-        <w:rPr>
-          <w:rFonts w:eastAsia="等线" w:ascii="Arial" w:cs="Arial" w:hAnsi="Arial"/>
-          <w:b w:val="true"/>
+      </w:r>
+      <w:r>
+        <w:rPr>
+          <w:rFonts w:ascii="Arial" w:hAnsi="Arial" w:eastAsia="等线" w:cs="Arial"/>
+          <w:sz w:val="22"/>
+        </w:rPr>
+        <w:br w:type="textWrapping"/>
+      </w:r>
+      <w:r>
+        <w:rPr>
+          <w:rFonts w:ascii="Arial" w:hAnsi="Arial" w:eastAsia="等线" w:cs="Arial"/>
+          <w:b/>
           <w:sz w:val="22"/>
         </w:rPr>
         <w:t>答案：√</w:t>
       </w:r>
       <w:r>
         <w:rPr>
-          <w:rFonts w:eastAsia="等线" w:ascii="Arial" w:cs="Arial" w:hAnsi="Arial"/>
-          <w:sz w:val="22"/>
-        </w:rPr>
-        <w:br/>
-      </w:r>
-      <w:r>
-        <w:rPr>
-          <w:rFonts w:eastAsia="等线" w:ascii="Arial" w:cs="Arial" w:hAnsi="Arial"/>
-          <w:b w:val="true"/>
+          <w:rFonts w:ascii="Arial" w:hAnsi="Arial" w:eastAsia="等线" w:cs="Arial"/>
+          <w:sz w:val="22"/>
+        </w:rPr>
+        <w:br w:type="textWrapping"/>
+      </w:r>
+      <w:r>
+        <w:rPr>
+          <w:rFonts w:ascii="Arial" w:hAnsi="Arial" w:eastAsia="等线" w:cs="Arial"/>
+          <w:b/>
           <w:sz w:val="22"/>
         </w:rPr>
         <w:t>解析</w:t>
       </w:r>
       <w:r>
         <w:rPr>
-          <w:rFonts w:eastAsia="等线" w:ascii="Arial" w:cs="Arial" w:hAnsi="Arial"/>
+          <w:rFonts w:ascii="Arial" w:hAnsi="Arial" w:eastAsia="等线" w:cs="Arial"/>
           <w:sz w:val="22"/>
         </w:rPr>
         <w:t>：抹零属于减免场景，备注需标注减免原因。</w:t>
@@ -1564,6 +2881,7 @@
     <w:p>
       <w:pPr>
         <w:numPr>
+          <w:ilvl w:val="0"/>
           <w:numId w:val="29"/>
         </w:numPr>
         <w:spacing w:before="120" w:after="120" w:line="288" w:lineRule="auto"/>
@@ -1572,38 +2890,44 @@
       </w:pPr>
       <w:r>
         <w:rPr>
-          <w:rFonts w:eastAsia="等线" w:ascii="Arial" w:cs="Arial" w:hAnsi="Arial"/>
+          <w:rFonts w:ascii="Arial" w:hAnsi="Arial" w:eastAsia="等线" w:cs="Arial"/>
           <w:sz w:val="22"/>
         </w:rPr>
         <w:t>图纸核算与送货单数量不一致，按实际过磅数量调整结算金额，调差项选 “错误冲销”。（）</w:t>
-        <w:br/>
-      </w:r>
-      <w:r>
-        <w:rPr>
-          <w:rFonts w:eastAsia="等线" w:ascii="Arial" w:cs="Arial" w:hAnsi="Arial"/>
-          <w:b w:val="true"/>
+      </w:r>
+      <w:r>
+        <w:rPr>
+          <w:rFonts w:ascii="Arial" w:hAnsi="Arial" w:eastAsia="等线" w:cs="Arial"/>
+          <w:sz w:val="22"/>
+        </w:rPr>
+        <w:br w:type="textWrapping"/>
+      </w:r>
+      <w:r>
+        <w:rPr>
+          <w:rFonts w:ascii="Arial" w:hAnsi="Arial" w:eastAsia="等线" w:cs="Arial"/>
+          <w:b/>
           <w:sz w:val="22"/>
         </w:rPr>
         <w:t>答案：×</w:t>
       </w:r>
       <w:r>
         <w:rPr>
-          <w:rFonts w:eastAsia="等线" w:ascii="Arial" w:cs="Arial" w:hAnsi="Arial"/>
-          <w:sz w:val="22"/>
-        </w:rPr>
-        <w:br/>
-      </w:r>
-      <w:r>
-        <w:rPr>
-          <w:rFonts w:eastAsia="等线" w:ascii="Arial" w:cs="Arial" w:hAnsi="Arial"/>
-          <w:b w:val="true"/>
+          <w:rFonts w:ascii="Arial" w:hAnsi="Arial" w:eastAsia="等线" w:cs="Arial"/>
+          <w:sz w:val="22"/>
+        </w:rPr>
+        <w:br w:type="textWrapping"/>
+      </w:r>
+      <w:r>
+        <w:rPr>
+          <w:rFonts w:ascii="Arial" w:hAnsi="Arial" w:eastAsia="等线" w:cs="Arial"/>
+          <w:b/>
           <w:sz w:val="22"/>
         </w:rPr>
         <w:t>解析</w:t>
       </w:r>
       <w:r>
         <w:rPr>
-          <w:rFonts w:eastAsia="等线" w:ascii="Arial" w:cs="Arial" w:hAnsi="Arial"/>
+          <w:rFonts w:ascii="Arial" w:hAnsi="Arial" w:eastAsia="等线" w:cs="Arial"/>
           <w:sz w:val="22"/>
         </w:rPr>
         <w:t>：按合同约定的图纸、过磅数量调整属于数量调差，调差项选择 “调差”。</w:t>
@@ -1612,6 +2936,7 @@
     <w:p>
       <w:pPr>
         <w:numPr>
+          <w:ilvl w:val="0"/>
           <w:numId w:val="30"/>
         </w:numPr>
         <w:spacing w:before="120" w:after="120" w:line="288" w:lineRule="auto"/>
@@ -1620,38 +2945,44 @@
       </w:pPr>
       <w:r>
         <w:rPr>
-          <w:rFonts w:eastAsia="等线" w:ascii="Arial" w:cs="Arial" w:hAnsi="Arial"/>
+          <w:rFonts w:ascii="Arial" w:hAnsi="Arial" w:eastAsia="等线" w:cs="Arial"/>
           <w:sz w:val="22"/>
         </w:rPr>
         <w:t>所有调差项录入时，均必须在备注栏填写对应情况说明。（）</w:t>
-        <w:br/>
-      </w:r>
-      <w:r>
-        <w:rPr>
-          <w:rFonts w:eastAsia="等线" w:ascii="Arial" w:cs="Arial" w:hAnsi="Arial"/>
-          <w:b w:val="true"/>
+      </w:r>
+      <w:r>
+        <w:rPr>
+          <w:rFonts w:ascii="Arial" w:hAnsi="Arial" w:eastAsia="等线" w:cs="Arial"/>
+          <w:sz w:val="22"/>
+        </w:rPr>
+        <w:br w:type="textWrapping"/>
+      </w:r>
+      <w:r>
+        <w:rPr>
+          <w:rFonts w:ascii="Arial" w:hAnsi="Arial" w:eastAsia="等线" w:cs="Arial"/>
+          <w:b/>
           <w:sz w:val="22"/>
         </w:rPr>
         <w:t>答案：√</w:t>
       </w:r>
       <w:r>
         <w:rPr>
-          <w:rFonts w:eastAsia="等线" w:ascii="Arial" w:cs="Arial" w:hAnsi="Arial"/>
-          <w:sz w:val="22"/>
-        </w:rPr>
-        <w:br/>
-      </w:r>
-      <w:r>
-        <w:rPr>
-          <w:rFonts w:eastAsia="等线" w:ascii="Arial" w:cs="Arial" w:hAnsi="Arial"/>
-          <w:b w:val="true"/>
+          <w:rFonts w:ascii="Arial" w:hAnsi="Arial" w:eastAsia="等线" w:cs="Arial"/>
+          <w:sz w:val="22"/>
+        </w:rPr>
+        <w:br w:type="textWrapping"/>
+      </w:r>
+      <w:r>
+        <w:rPr>
+          <w:rFonts w:ascii="Arial" w:hAnsi="Arial" w:eastAsia="等线" w:cs="Arial"/>
+          <w:b/>
           <w:sz w:val="22"/>
         </w:rPr>
         <w:t>解析</w:t>
       </w:r>
       <w:r>
         <w:rPr>
-          <w:rFonts w:eastAsia="等线" w:ascii="Arial" w:cs="Arial" w:hAnsi="Arial"/>
+          <w:rFonts w:ascii="Arial" w:hAnsi="Arial" w:eastAsia="等线" w:cs="Arial"/>
           <w:sz w:val="22"/>
         </w:rPr>
         <w:t>：规范备注第一条：选择正确调差项，并在备注中作情况说明。</w:t>
@@ -1659,17 +2990,16 @@
     </w:p>
     <w:p>
       <w:pPr>
-        <w:pStyle w:val="2"/>
         <w:spacing w:before="320" w:after="120" w:line="288" w:lineRule="auto"/>
         <w:ind w:left="0"/>
         <w:jc w:val="left"/>
         <w:outlineLvl w:val="1"/>
       </w:pPr>
-      <w:bookmarkStart w:name="heading_3" w:id="3"/>
-      <w:r>
-        <w:rPr>
-          <w:rFonts w:eastAsia="等线" w:ascii="Arial" w:cs="Arial" w:hAnsi="Arial"/>
-          <w:b w:val="true"/>
+      <w:bookmarkStart w:id="3" w:name="heading_3"/>
+      <w:r>
+        <w:rPr>
+          <w:rFonts w:ascii="Arial" w:hAnsi="Arial" w:eastAsia="等线" w:cs="Arial"/>
+          <w:b/>
           <w:sz w:val="32"/>
         </w:rPr>
         <w:t>使用说明</w:t>
@@ -1684,7 +3014,7 @@
       </w:pPr>
       <w:r>
         <w:rPr>
-          <w:rFonts w:eastAsia="等线" w:ascii="Arial" w:cs="Arial" w:hAnsi="Arial"/>
+          <w:rFonts w:ascii="Arial" w:hAnsi="Arial" w:eastAsia="等线" w:cs="Arial"/>
           <w:sz w:val="22"/>
         </w:rPr>
         <w:t>你直接全选复制以上全部内容，粘贴到 Word/WPS 空白文档，保存即可生成完整文档。</w:t>
@@ -1698,458 +3028,1123 @@
       </w:pPr>
       <w:r>
         <w:rPr>
-          <w:rFonts w:eastAsia="等线" w:ascii="Arial" w:cs="Arial" w:hAnsi="Arial"/>
+          <w:rFonts w:ascii="Arial" w:hAnsi="Arial" w:eastAsia="等线" w:cs="Arial"/>
           <w:sz w:val="22"/>
         </w:rPr>
         <w:t>|（注：部分内容可能由 AI 生成）</w:t>
       </w:r>
     </w:p>
     <w:sectPr>
-      <w:footerReference w:type="default" r:id="rId3"/>
-      <w:headerReference w:type="default" r:id="rId5"/>
-      <w:pgSz w:orient="portrait" w:h="16840" w:w="11905"/>
+      <w:headerReference r:id="rId3" w:type="default"/>
+      <w:footerReference r:id="rId4" w:type="default"/>
+      <w:pgSz w:w="11905" w:h="16840"/>
+      <w:cols w:space="720" w:num="1"/>
     </w:sectPr>
   </w:body>
 </w:document>
 </file>
 
 <file path=word/footer1.xml><?xml version="1.0" encoding="utf-8"?>
-<w:ftr xmlns:w="http://schemas.openxmlformats.org/wordprocessingml/2006/main">
+<w:ftr xmlns:wpc="http://schemas.microsoft.com/office/word/2010/wordprocessingCanvas" xmlns:mc="http://schemas.openxmlformats.org/markup-compatibility/2006" xmlns:o="urn:schemas-microsoft-com:office:office" xmlns:r="http://schemas.openxmlformats.org/officeDocument/2006/relationships" xmlns:m="http://schemas.openxmlformats.org/officeDocument/2006/math" xmlns:v="urn:schemas-microsoft-com:vml" xmlns:wp14="http://schemas.microsoft.com/office/word/2010/wordprocessingDrawing" xmlns:wp="http://schemas.openxmlformats.org/drawingml/2006/wordprocessingDrawing" xmlns:w10="urn:schemas-microsoft-com:office:word" xmlns:w="http://schemas.openxmlformats.org/wordprocessingml/2006/main" xmlns:w14="http://schemas.microsoft.com/office/word/2010/wordml" xmlns:w15="http://schemas.microsoft.com/office/word/2012/wordml" xmlns:wpg="http://schemas.microsoft.com/office/word/2010/wordprocessingGroup" xmlns:wpi="http://schemas.microsoft.com/office/word/2010/wordprocessingInk" xmlns:wne="http://schemas.microsoft.com/office/word/2006/wordml" xmlns:wps="http://schemas.microsoft.com/office/word/2010/wordprocessingShape" xmlns:wpsCustomData="http://www.wps.cn/officeDocument/2013/wpsCustomData" mc:Ignorable="w14 w15 wp14">
   <w:p/>
 </w:ftr>
 </file>
 
 <file path=word/header1.xml><?xml version="1.0" encoding="utf-8"?>
-<w:hdr xmlns:w="http://schemas.openxmlformats.org/wordprocessingml/2006/main">
+<w:hdr xmlns:wpc="http://schemas.microsoft.com/office/word/2010/wordprocessingCanvas" xmlns:mc="http://schemas.openxmlformats.org/markup-compatibility/2006" xmlns:o="urn:schemas-microsoft-com:office:office" xmlns:r="http://schemas.openxmlformats.org/officeDocument/2006/relationships" xmlns:m="http://schemas.openxmlformats.org/officeDocument/2006/math" xmlns:v="urn:schemas-microsoft-com:vml" xmlns:wp14="http://schemas.microsoft.com/office/word/2010/wordprocessingDrawing" xmlns:wp="http://schemas.openxmlformats.org/drawingml/2006/wordprocessingDrawing" xmlns:w10="urn:schemas-microsoft-com:office:word" xmlns:w="http://schemas.openxmlformats.org/wordprocessingml/2006/main" xmlns:w14="http://schemas.microsoft.com/office/word/2010/wordml" xmlns:w15="http://schemas.microsoft.com/office/word/2012/wordml" xmlns:wpg="http://schemas.microsoft.com/office/word/2010/wordprocessingGroup" xmlns:wpi="http://schemas.microsoft.com/office/word/2010/wordprocessingInk" xmlns:wne="http://schemas.microsoft.com/office/word/2006/wordml" xmlns:wps="http://schemas.microsoft.com/office/word/2010/wordprocessingShape" xmlns:wpsCustomData="http://www.wps.cn/officeDocument/2013/wpsCustomData" mc:Ignorable="w14 w15 wp14">
   <w:p/>
 </w:hdr>
 </file>
 
 <file path=word/numbering.xml><?xml version="1.0" encoding="utf-8"?>
-<w:numbering xmlns:w="http://schemas.openxmlformats.org/wordprocessingml/2006/main">
-  <w:abstractNum w:abstractNumId="35071">
-    <w:lvl>
-      <w:start w:val="1"/>
+<w:numbering xmlns:wpc="http://schemas.microsoft.com/office/word/2010/wordprocessingCanvas" xmlns:mc="http://schemas.openxmlformats.org/markup-compatibility/2006" xmlns:o="urn:schemas-microsoft-com:office:office" xmlns:r="http://schemas.openxmlformats.org/officeDocument/2006/relationships" xmlns:m="http://schemas.openxmlformats.org/officeDocument/2006/math" xmlns:v="urn:schemas-microsoft-com:vml" xmlns:wp14="http://schemas.microsoft.com/office/word/2010/wordprocessingDrawing" xmlns:wp="http://schemas.openxmlformats.org/drawingml/2006/wordprocessingDrawing" xmlns:w10="urn:schemas-microsoft-com:office:word" xmlns:w="http://schemas.openxmlformats.org/wordprocessingml/2006/main" xmlns:w14="http://schemas.microsoft.com/office/word/2010/wordml" xmlns:wpg="http://schemas.microsoft.com/office/word/2010/wordprocessingGroup" xmlns:wpi="http://schemas.microsoft.com/office/word/2010/wordprocessingInk" xmlns:wne="http://schemas.microsoft.com/office/word/2006/wordml" xmlns:wps="http://schemas.microsoft.com/office/word/2010/wordprocessingShape" xmlns:wpsCustomData="http://www.wps.cn/officeDocument/2013/wpsCustomData" mc:Ignorable="w14 wp14">
+  <w:abstractNum w:abstractNumId="0">
+    <w:nsid w:val="9239341B"/>
+    <w:multiLevelType w:val="singleLevel"/>
+    <w:tmpl w:val="9239341B"/>
+    <w:lvl w:ilvl="0" w:tentative="0">
+      <w:start w:val="10"/>
       <w:numFmt w:val="decimal"/>
-      <w:suff w:val="tab"/>
       <w:lvlText w:val="%1."/>
+      <w:lvlJc w:val="left"/>
       <w:rPr>
-        <w:color w:val="3370ff"/>
+        <w:color w:val="3370FF"/>
       </w:rPr>
     </w:lvl>
   </w:abstractNum>
-  <w:abstractNum w:abstractNumId="35072">
-    <w:lvl>
-      <w:start w:val="2"/>
+  <w:abstractNum w:abstractNumId="1">
+    <w:nsid w:val="9288B902"/>
+    <w:multiLevelType w:val="singleLevel"/>
+    <w:tmpl w:val="9288B902"/>
+    <w:lvl w:ilvl="0" w:tentative="0">
+      <w:start w:val="11"/>
       <w:numFmt w:val="decimal"/>
-      <w:suff w:val="tab"/>
       <w:lvlText w:val="%1."/>
+      <w:lvlJc w:val="left"/>
       <w:rPr>
-        <w:color w:val="3370ff"/>
+        <w:color w:val="3370FF"/>
       </w:rPr>
     </w:lvl>
   </w:abstractNum>
-  <w:abstractNum w:abstractNumId="35073">
-    <w:lvl>
-      <w:start w:val="3"/>
+  <w:abstractNum w:abstractNumId="2">
+    <w:nsid w:val="9C8AC8EF"/>
+    <w:multiLevelType w:val="singleLevel"/>
+    <w:tmpl w:val="9C8AC8EF"/>
+    <w:lvl w:ilvl="0" w:tentative="0">
+      <w:start w:val="1"/>
       <w:numFmt w:val="decimal"/>
-      <w:suff w:val="tab"/>
       <w:lvlText w:val="%1."/>
+      <w:lvlJc w:val="left"/>
       <w:rPr>
-        <w:color w:val="3370ff"/>
+        <w:color w:val="3370FF"/>
       </w:rPr>
     </w:lvl>
   </w:abstractNum>
-  <w:abstractNum w:abstractNumId="35074">
-    <w:lvl>
-      <w:start w:val="4"/>
+  <w:abstractNum w:abstractNumId="3">
+    <w:nsid w:val="B0F1ACD9"/>
+    <w:multiLevelType w:val="singleLevel"/>
+    <w:tmpl w:val="B0F1ACD9"/>
+    <w:lvl w:ilvl="0" w:tentative="0">
+      <w:start w:val="6"/>
       <w:numFmt w:val="decimal"/>
-      <w:suff w:val="tab"/>
       <w:lvlText w:val="%1."/>
+      <w:lvlJc w:val="left"/>
       <w:rPr>
-        <w:color w:val="3370ff"/>
+        <w:color w:val="3370FF"/>
       </w:rPr>
     </w:lvl>
   </w:abstractNum>
-  <w:abstractNum w:abstractNumId="35075">
-    <w:lvl>
+  <w:abstractNum w:abstractNumId="4">
+    <w:nsid w:val="B5E306ED"/>
+    <w:multiLevelType w:val="singleLevel"/>
+    <w:tmpl w:val="B5E306ED"/>
+    <w:lvl w:ilvl="0" w:tentative="0">
       <w:start w:val="5"/>
       <w:numFmt w:val="decimal"/>
-      <w:suff w:val="tab"/>
       <w:lvlText w:val="%1."/>
+      <w:lvlJc w:val="left"/>
       <w:rPr>
-        <w:color w:val="3370ff"/>
+        <w:color w:val="3370FF"/>
       </w:rPr>
     </w:lvl>
   </w:abstractNum>
-  <w:abstractNum w:abstractNumId="35076">
-    <w:lvl>
-      <w:start w:val="6"/>
+  <w:abstractNum w:abstractNumId="5">
+    <w:nsid w:val="BE923771"/>
+    <w:multiLevelType w:val="singleLevel"/>
+    <w:tmpl w:val="BE923771"/>
+    <w:lvl w:ilvl="0" w:tentative="0">
+      <w:start w:val="9"/>
       <w:numFmt w:val="decimal"/>
-      <w:suff w:val="tab"/>
       <w:lvlText w:val="%1."/>
+      <w:lvlJc w:val="left"/>
       <w:rPr>
-        <w:color w:val="3370ff"/>
+        <w:color w:val="3370FF"/>
       </w:rPr>
     </w:lvl>
   </w:abstractNum>
-  <w:abstractNum w:abstractNumId="35077">
-    <w:lvl>
-      <w:start w:val="7"/>
+  <w:abstractNum w:abstractNumId="6">
+    <w:nsid w:val="BF205925"/>
+    <w:multiLevelType w:val="singleLevel"/>
+    <w:tmpl w:val="BF205925"/>
+    <w:lvl w:ilvl="0" w:tentative="0">
+      <w:start w:val="4"/>
       <w:numFmt w:val="decimal"/>
-      <w:suff w:val="tab"/>
       <w:lvlText w:val="%1."/>
+      <w:lvlJc w:val="left"/>
       <w:rPr>
-        <w:color w:val="3370ff"/>
+        <w:color w:val="3370FF"/>
       </w:rPr>
     </w:lvl>
   </w:abstractNum>
-  <w:abstractNum w:abstractNumId="35078">
-    <w:lvl>
-      <w:start w:val="8"/>
+  <w:abstractNum w:abstractNumId="7">
+    <w:nsid w:val="C8879AEF"/>
+    <w:multiLevelType w:val="singleLevel"/>
+    <w:tmpl w:val="C8879AEF"/>
+    <w:lvl w:ilvl="0" w:tentative="0">
+      <w:start w:val="3"/>
       <w:numFmt w:val="decimal"/>
-      <w:suff w:val="tab"/>
       <w:lvlText w:val="%1."/>
+      <w:lvlJc w:val="left"/>
       <w:rPr>
-        <w:color w:val="3370ff"/>
+        <w:color w:val="3370FF"/>
       </w:rPr>
     </w:lvl>
   </w:abstractNum>
-  <w:abstractNum w:abstractNumId="35079">
-    <w:lvl>
-      <w:start w:val="9"/>
+  <w:abstractNum w:abstractNumId="8">
+    <w:nsid w:val="CF092B84"/>
+    <w:multiLevelType w:val="singleLevel"/>
+    <w:tmpl w:val="CF092B84"/>
+    <w:lvl w:ilvl="0" w:tentative="0">
+      <w:start w:val="2"/>
       <w:numFmt w:val="decimal"/>
-      <w:suff w:val="tab"/>
       <w:lvlText w:val="%1."/>
+      <w:lvlJc w:val="left"/>
       <w:rPr>
-        <w:color w:val="3370ff"/>
+        <w:color w:val="3370FF"/>
       </w:rPr>
     </w:lvl>
   </w:abstractNum>
-  <w:abstractNum w:abstractNumId="35080">
-    <w:lvl>
-      <w:start w:val="10"/>
+  <w:abstractNum w:abstractNumId="9">
+    <w:nsid w:val="D7F9FE59"/>
+    <w:multiLevelType w:val="singleLevel"/>
+    <w:tmpl w:val="D7F9FE59"/>
+    <w:lvl w:ilvl="0" w:tentative="0">
+      <w:start w:val="8"/>
       <w:numFmt w:val="decimal"/>
-      <w:suff w:val="tab"/>
       <w:lvlText w:val="%1."/>
+      <w:lvlJc w:val="left"/>
       <w:rPr>
-        <w:color w:val="3370ff"/>
+        <w:color w:val="3370FF"/>
       </w:rPr>
     </w:lvl>
   </w:abstractNum>
-  <w:abstractNum w:abstractNumId="35081">
-    <w:lvl>
-      <w:start w:val="1"/>
+  <w:abstractNum w:abstractNumId="10">
+    <w:nsid w:val="DCBA6B53"/>
+    <w:multiLevelType w:val="singleLevel"/>
+    <w:tmpl w:val="DCBA6B53"/>
+    <w:lvl w:ilvl="0" w:tentative="0">
+      <w:start w:val="7"/>
       <w:numFmt w:val="decimal"/>
-      <w:suff w:val="tab"/>
       <w:lvlText w:val="%1."/>
+      <w:lvlJc w:val="left"/>
       <w:rPr>
-        <w:color w:val="3370ff"/>
+        <w:color w:val="3370FF"/>
       </w:rPr>
     </w:lvl>
   </w:abstractNum>
-  <w:abstractNum w:abstractNumId="35082">
-    <w:lvl>
-      <w:start w:val="2"/>
+  <w:abstractNum w:abstractNumId="11">
+    <w:nsid w:val="F4B5D9F5"/>
+    <w:multiLevelType w:val="singleLevel"/>
+    <w:tmpl w:val="F4B5D9F5"/>
+    <w:lvl w:ilvl="0" w:tentative="0">
+      <w:start w:val="5"/>
       <w:numFmt w:val="decimal"/>
-      <w:suff w:val="tab"/>
       <w:lvlText w:val="%1."/>
+      <w:lvlJc w:val="left"/>
       <w:rPr>
-        <w:color w:val="3370ff"/>
+        <w:color w:val="3370FF"/>
       </w:rPr>
     </w:lvl>
   </w:abstractNum>
-  <w:abstractNum w:abstractNumId="35083">
-    <w:lvl>
-      <w:start w:val="3"/>
+  <w:abstractNum w:abstractNumId="12">
+    <w:nsid w:val="0053208E"/>
+    <w:multiLevelType w:val="singleLevel"/>
+    <w:tmpl w:val="0053208E"/>
+    <w:lvl w:ilvl="0" w:tentative="0">
+      <w:start w:val="1"/>
       <w:numFmt w:val="decimal"/>
-      <w:suff w:val="tab"/>
       <w:lvlText w:val="%1."/>
+      <w:lvlJc w:val="left"/>
       <w:rPr>
-        <w:color w:val="3370ff"/>
+        <w:color w:val="3370FF"/>
       </w:rPr>
     </w:lvl>
   </w:abstractNum>
-  <w:abstractNum w:abstractNumId="35084">
-    <w:lvl>
-      <w:start w:val="4"/>
+  <w:abstractNum w:abstractNumId="13">
+    <w:nsid w:val="0248C179"/>
+    <w:multiLevelType w:val="singleLevel"/>
+    <w:tmpl w:val="0248C179"/>
+    <w:lvl w:ilvl="0" w:tentative="0">
+      <w:start w:val="9"/>
       <w:numFmt w:val="decimal"/>
-      <w:suff w:val="tab"/>
       <w:lvlText w:val="%1."/>
+      <w:lvlJc w:val="left"/>
       <w:rPr>
-        <w:color w:val="3370ff"/>
+        <w:color w:val="3370FF"/>
       </w:rPr>
     </w:lvl>
   </w:abstractNum>
-  <w:abstractNum w:abstractNumId="35085">
-    <w:lvl>
-      <w:start w:val="5"/>
+  <w:abstractNum w:abstractNumId="14">
+    <w:nsid w:val="03D62ECE"/>
+    <w:multiLevelType w:val="singleLevel"/>
+    <w:tmpl w:val="03D62ECE"/>
+    <w:lvl w:ilvl="0" w:tentative="0">
+      <w:start w:val="6"/>
       <w:numFmt w:val="decimal"/>
-      <w:suff w:val="tab"/>
       <w:lvlText w:val="%1."/>
+      <w:lvlJc w:val="left"/>
       <w:rPr>
-        <w:color w:val="3370ff"/>
+        <w:color w:val="3370FF"/>
       </w:rPr>
     </w:lvl>
   </w:abstractNum>
-  <w:abstractNum w:abstractNumId="35086">
-    <w:lvl>
-      <w:start w:val="6"/>
+  <w:abstractNum w:abstractNumId="15">
+    <w:nsid w:val="0E640482"/>
+    <w:multiLevelType w:val="singleLevel"/>
+    <w:tmpl w:val="0E640482"/>
+    <w:lvl w:ilvl="0" w:tentative="0">
+      <w:start w:val="4"/>
       <w:numFmt w:val="decimal"/>
-      <w:suff w:val="tab"/>
       <w:lvlText w:val="%1."/>
+      <w:lvlJc w:val="left"/>
       <w:rPr>
-        <w:color w:val="3370ff"/>
+        <w:color w:val="3370FF"/>
       </w:rPr>
     </w:lvl>
   </w:abstractNum>
-  <w:abstractNum w:abstractNumId="35087">
-    <w:lvl>
-      <w:start w:val="7"/>
+  <w:abstractNum w:abstractNumId="16">
+    <w:nsid w:val="2470EC97"/>
+    <w:multiLevelType w:val="singleLevel"/>
+    <w:tmpl w:val="2470EC97"/>
+    <w:lvl w:ilvl="0" w:tentative="0">
+      <w:start w:val="6"/>
       <w:numFmt w:val="decimal"/>
-      <w:suff w:val="tab"/>
       <w:lvlText w:val="%1."/>
+      <w:lvlJc w:val="left"/>
       <w:rPr>
-        <w:color w:val="3370ff"/>
+        <w:color w:val="3370FF"/>
       </w:rPr>
     </w:lvl>
   </w:abstractNum>
-  <w:abstractNum w:abstractNumId="35088">
-    <w:lvl>
-      <w:start w:val="8"/>
+  <w:abstractNum w:abstractNumId="17">
+    <w:nsid w:val="25B654F3"/>
+    <w:multiLevelType w:val="singleLevel"/>
+    <w:tmpl w:val="25B654F3"/>
+    <w:lvl w:ilvl="0" w:tentative="0">
+      <w:start w:val="7"/>
       <w:numFmt w:val="decimal"/>
-      <w:suff w:val="tab"/>
       <w:lvlText w:val="%1."/>
+      <w:lvlJc w:val="left"/>
       <w:rPr>
-        <w:color w:val="3370ff"/>
+        <w:color w:val="3370FF"/>
       </w:rPr>
     </w:lvl>
   </w:abstractNum>
-  <w:abstractNum w:abstractNumId="35089">
-    <w:lvl>
+  <w:abstractNum w:abstractNumId="18">
+    <w:nsid w:val="2A8F537B"/>
+    <w:multiLevelType w:val="singleLevel"/>
+    <w:tmpl w:val="2A8F537B"/>
+    <w:lvl w:ilvl="0" w:tentative="0">
       <w:start w:val="1"/>
       <w:numFmt w:val="decimal"/>
-      <w:suff w:val="tab"/>
       <w:lvlText w:val="%1."/>
+      <w:lvlJc w:val="left"/>
       <w:rPr>
-        <w:color w:val="3370ff"/>
+        <w:color w:val="3370FF"/>
       </w:rPr>
     </w:lvl>
   </w:abstractNum>
-  <w:abstractNum w:abstractNumId="35090">
-    <w:lvl>
-      <w:start w:val="2"/>
+  <w:abstractNum w:abstractNumId="19">
+    <w:nsid w:val="39A0D9AC"/>
+    <w:multiLevelType w:val="singleLevel"/>
+    <w:tmpl w:val="39A0D9AC"/>
+    <w:lvl w:ilvl="0" w:tentative="0">
+      <w:start w:val="12"/>
       <w:numFmt w:val="decimal"/>
-      <w:suff w:val="tab"/>
       <w:lvlText w:val="%1."/>
+      <w:lvlJc w:val="left"/>
       <w:rPr>
-        <w:color w:val="3370ff"/>
+        <w:color w:val="3370FF"/>
       </w:rPr>
     </w:lvl>
   </w:abstractNum>
-  <w:abstractNum w:abstractNumId="35091">
-    <w:lvl>
-      <w:start w:val="3"/>
+  <w:abstractNum w:abstractNumId="20">
+    <w:nsid w:val="46A08BB8"/>
+    <w:multiLevelType w:val="singleLevel"/>
+    <w:tmpl w:val="46A08BB8"/>
+    <w:lvl w:ilvl="0" w:tentative="0">
+      <w:start w:val="5"/>
       <w:numFmt w:val="decimal"/>
-      <w:suff w:val="tab"/>
       <w:lvlText w:val="%1."/>
+      <w:lvlJc w:val="left"/>
       <w:rPr>
-        <w:color w:val="3370ff"/>
+        <w:color w:val="3370FF"/>
       </w:rPr>
     </w:lvl>
   </w:abstractNum>
-  <w:abstractNum w:abstractNumId="35092">
-    <w:lvl>
-      <w:start w:val="4"/>
+  <w:abstractNum w:abstractNumId="21">
+    <w:nsid w:val="4C1BAE26"/>
+    <w:multiLevelType w:val="singleLevel"/>
+    <w:tmpl w:val="4C1BAE26"/>
+    <w:lvl w:ilvl="0" w:tentative="0">
+      <w:start w:val="2"/>
       <w:numFmt w:val="decimal"/>
-      <w:suff w:val="tab"/>
       <w:lvlText w:val="%1."/>
+      <w:lvlJc w:val="left"/>
       <w:rPr>
-        <w:color w:val="3370ff"/>
+        <w:color w:val="3370FF"/>
       </w:rPr>
     </w:lvl>
   </w:abstractNum>
-  <w:abstractNum w:abstractNumId="35093">
-    <w:lvl>
-      <w:start w:val="5"/>
+  <w:abstractNum w:abstractNumId="22">
+    <w:nsid w:val="4D4DC07F"/>
+    <w:multiLevelType w:val="singleLevel"/>
+    <w:tmpl w:val="4D4DC07F"/>
+    <w:lvl w:ilvl="0" w:tentative="0">
+      <w:start w:val="4"/>
       <w:numFmt w:val="decimal"/>
-      <w:suff w:val="tab"/>
       <w:lvlText w:val="%1."/>
+      <w:lvlJc w:val="left"/>
       <w:rPr>
-        <w:color w:val="3370ff"/>
+        <w:color w:val="3370FF"/>
       </w:rPr>
     </w:lvl>
   </w:abstractNum>
-  <w:abstractNum w:abstractNumId="35094">
-    <w:lvl>
-      <w:start w:val="6"/>
+  <w:abstractNum w:abstractNumId="23">
+    <w:nsid w:val="59ADCABA"/>
+    <w:multiLevelType w:val="singleLevel"/>
+    <w:tmpl w:val="59ADCABA"/>
+    <w:lvl w:ilvl="0" w:tentative="0">
+      <w:start w:val="3"/>
       <w:numFmt w:val="decimal"/>
-      <w:suff w:val="tab"/>
       <w:lvlText w:val="%1."/>
+      <w:lvlJc w:val="left"/>
       <w:rPr>
-        <w:color w:val="3370ff"/>
+        <w:color w:val="3370FF"/>
       </w:rPr>
     </w:lvl>
   </w:abstractNum>
-  <w:abstractNum w:abstractNumId="35095">
-    <w:lvl>
-      <w:start w:val="7"/>
+  <w:abstractNum w:abstractNumId="24">
+    <w:nsid w:val="5A241D34"/>
+    <w:multiLevelType w:val="singleLevel"/>
+    <w:tmpl w:val="5A241D34"/>
+    <w:lvl w:ilvl="0" w:tentative="0">
+      <w:start w:val="2"/>
       <w:numFmt w:val="decimal"/>
-      <w:suff w:val="tab"/>
       <w:lvlText w:val="%1."/>
+      <w:lvlJc w:val="left"/>
       <w:rPr>
-        <w:color w:val="3370ff"/>
+        <w:color w:val="3370FF"/>
       </w:rPr>
     </w:lvl>
   </w:abstractNum>
-  <w:abstractNum w:abstractNumId="35096">
-    <w:lvl>
-      <w:start w:val="8"/>
+  <w:abstractNum w:abstractNumId="25">
+    <w:nsid w:val="60382F6E"/>
+    <w:multiLevelType w:val="singleLevel"/>
+    <w:tmpl w:val="60382F6E"/>
+    <w:lvl w:ilvl="0" w:tentative="0">
+      <w:start w:val="3"/>
       <w:numFmt w:val="decimal"/>
-      <w:suff w:val="tab"/>
       <w:lvlText w:val="%1."/>
+      <w:lvlJc w:val="left"/>
       <w:rPr>
-        <w:color w:val="3370ff"/>
+        <w:color w:val="3370FF"/>
       </w:rPr>
     </w:lvl>
   </w:abstractNum>
-  <w:abstractNum w:abstractNumId="35097">
-    <w:lvl>
-      <w:start w:val="9"/>
+  <w:abstractNum w:abstractNumId="26">
+    <w:nsid w:val="629F7852"/>
+    <w:multiLevelType w:val="singleLevel"/>
+    <w:tmpl w:val="629F7852"/>
+    <w:lvl w:ilvl="0" w:tentative="0">
+      <w:start w:val="10"/>
       <w:numFmt w:val="decimal"/>
-      <w:suff w:val="tab"/>
       <w:lvlText w:val="%1."/>
+      <w:lvlJc w:val="left"/>
       <w:rPr>
-        <w:color w:val="3370ff"/>
+        <w:color w:val="3370FF"/>
       </w:rPr>
     </w:lvl>
   </w:abstractNum>
-  <w:abstractNum w:abstractNumId="35098">
-    <w:lvl>
-      <w:start w:val="10"/>
+  <w:abstractNum w:abstractNumId="27">
+    <w:nsid w:val="72183CF9"/>
+    <w:multiLevelType w:val="singleLevel"/>
+    <w:tmpl w:val="72183CF9"/>
+    <w:lvl w:ilvl="0" w:tentative="0">
+      <w:start w:val="8"/>
       <w:numFmt w:val="decimal"/>
-      <w:suff w:val="tab"/>
       <w:lvlText w:val="%1."/>
+      <w:lvlJc w:val="left"/>
       <w:rPr>
-        <w:color w:val="3370ff"/>
+        <w:color w:val="3370FF"/>
       </w:rPr>
     </w:lvl>
   </w:abstractNum>
-  <w:abstractNum w:abstractNumId="35099">
-    <w:lvl>
-      <w:start w:val="11"/>
+  <w:abstractNum w:abstractNumId="28">
+    <w:nsid w:val="77ECEA79"/>
+    <w:multiLevelType w:val="singleLevel"/>
+    <w:tmpl w:val="77ECEA79"/>
+    <w:lvl w:ilvl="0" w:tentative="0">
+      <w:start w:val="8"/>
       <w:numFmt w:val="decimal"/>
-      <w:suff w:val="tab"/>
       <w:lvlText w:val="%1."/>
+      <w:lvlJc w:val="left"/>
       <w:rPr>
-        <w:color w:val="3370ff"/>
+        <w:color w:val="3370FF"/>
       </w:rPr>
     </w:lvl>
   </w:abstractNum>
-  <w:abstractNum w:abstractNumId="35100">
-    <w:lvl>
-      <w:start w:val="12"/>
+  <w:abstractNum w:abstractNumId="29">
+    <w:nsid w:val="7C246926"/>
+    <w:multiLevelType w:val="singleLevel"/>
+    <w:tmpl w:val="7C246926"/>
+    <w:lvl w:ilvl="0" w:tentative="0">
+      <w:start w:val="7"/>
       <w:numFmt w:val="decimal"/>
-      <w:suff w:val="tab"/>
       <w:lvlText w:val="%1."/>
+      <w:lvlJc w:val="left"/>
       <w:rPr>
-        <w:color w:val="3370ff"/>
+        <w:color w:val="3370FF"/>
       </w:rPr>
     </w:lvl>
   </w:abstractNum>
   <w:num w:numId="1">
-    <w:abstractNumId w:val="35071"/>
+    <w:abstractNumId w:val="12"/>
   </w:num>
   <w:num w:numId="2">
-    <w:abstractNumId w:val="35072"/>
+    <w:abstractNumId w:val="8"/>
   </w:num>
   <w:num w:numId="3">
-    <w:abstractNumId w:val="35073"/>
+    <w:abstractNumId w:val="23"/>
   </w:num>
   <w:num w:numId="4">
-    <w:abstractNumId w:val="35074"/>
+    <w:abstractNumId w:val="6"/>
   </w:num>
   <w:num w:numId="5">
-    <w:abstractNumId w:val="35075"/>
+    <w:abstractNumId w:val="4"/>
   </w:num>
   <w:num w:numId="6">
-    <w:abstractNumId w:val="35076"/>
+    <w:abstractNumId w:val="14"/>
   </w:num>
   <w:num w:numId="7">
-    <w:abstractNumId w:val="35077"/>
+    <w:abstractNumId w:val="17"/>
   </w:num>
   <w:num w:numId="8">
-    <w:abstractNumId w:val="35078"/>
+    <w:abstractNumId w:val="27"/>
   </w:num>
   <w:num w:numId="9">
-    <w:abstractNumId w:val="35079"/>
+    <w:abstractNumId w:val="13"/>
   </w:num>
   <w:num w:numId="10">
-    <w:abstractNumId w:val="35080"/>
+    <w:abstractNumId w:val="0"/>
   </w:num>
   <w:num w:numId="11">
-    <w:abstractNumId w:val="35081"/>
+    <w:abstractNumId w:val="18"/>
   </w:num>
   <w:num w:numId="12">
-    <w:abstractNumId w:val="35082"/>
+    <w:abstractNumId w:val="24"/>
   </w:num>
   <w:num w:numId="13">
-    <w:abstractNumId w:val="35083"/>
+    <w:abstractNumId w:val="7"/>
   </w:num>
   <w:num w:numId="14">
-    <w:abstractNumId w:val="35084"/>
+    <w:abstractNumId w:val="22"/>
   </w:num>
   <w:num w:numId="15">
-    <w:abstractNumId w:val="35085"/>
+    <w:abstractNumId w:val="11"/>
   </w:num>
   <w:num w:numId="16">
-    <w:abstractNumId w:val="35086"/>
+    <w:abstractNumId w:val="16"/>
   </w:num>
   <w:num w:numId="17">
-    <w:abstractNumId w:val="35087"/>
+    <w:abstractNumId w:val="10"/>
   </w:num>
   <w:num w:numId="18">
-    <w:abstractNumId w:val="35088"/>
+    <w:abstractNumId w:val="9"/>
   </w:num>
   <w:num w:numId="19">
-    <w:abstractNumId w:val="35089"/>
+    <w:abstractNumId w:val="2"/>
   </w:num>
   <w:num w:numId="20">
-    <w:abstractNumId w:val="35090"/>
+    <w:abstractNumId w:val="21"/>
   </w:num>
   <w:num w:numId="21">
-    <w:abstractNumId w:val="35091"/>
+    <w:abstractNumId w:val="25"/>
   </w:num>
   <w:num w:numId="22">
-    <w:abstractNumId w:val="35092"/>
+    <w:abstractNumId w:val="15"/>
   </w:num>
   <w:num w:numId="23">
-    <w:abstractNumId w:val="35093"/>
+    <w:abstractNumId w:val="20"/>
   </w:num>
   <w:num w:numId="24">
-    <w:abstractNumId w:val="35094"/>
+    <w:abstractNumId w:val="3"/>
   </w:num>
   <w:num w:numId="25">
-    <w:abstractNumId w:val="35095"/>
+    <w:abstractNumId w:val="29"/>
   </w:num>
   <w:num w:numId="26">
-    <w:abstractNumId w:val="35096"/>
+    <w:abstractNumId w:val="28"/>
   </w:num>
   <w:num w:numId="27">
-    <w:abstractNumId w:val="35097"/>
+    <w:abstractNumId w:val="5"/>
   </w:num>
   <w:num w:numId="28">
-    <w:abstractNumId w:val="35098"/>
+    <w:abstractNumId w:val="26"/>
   </w:num>
   <w:num w:numId="29">
-    <w:abstractNumId w:val="35099"/>
+    <w:abstractNumId w:val="1"/>
   </w:num>
   <w:num w:numId="30">
-    <w:abstractNumId w:val="35100"/>
+    <w:abstractNumId w:val="19"/>
   </w:num>
 </w:numbering>
 </file>
 
 <file path=word/styles.xml><?xml version="1.0" encoding="utf-8"?>
-<w:styles xmlns:w="http://schemas.openxmlformats.org/wordprocessingml/2006/main"/>
+<w:styles xmlns:mc="http://schemas.openxmlformats.org/markup-compatibility/2006" xmlns:o="urn:schemas-microsoft-com:office:office" xmlns:r="http://schemas.openxmlformats.org/officeDocument/2006/relationships" xmlns:m="http://schemas.openxmlformats.org/officeDocument/2006/math" xmlns:v="urn:schemas-microsoft-com:vml" xmlns:w="http://schemas.openxmlformats.org/wordprocessingml/2006/main" xmlns:w14="http://schemas.microsoft.com/office/word/2010/wordml" xmlns:w10="urn:schemas-microsoft-com:office:word" xmlns:sl="http://schemas.openxmlformats.org/schemaLibrary/2006/main" xmlns:wpsCustomData="http://www.wps.cn/officeDocument/2013/wpsCustomData" mc:Ignorable="w14">
+  <w:docDefaults>
+    <w:rPrDefault>
+      <w:rPr>
+        <w:rFonts w:asciiTheme="minorHAnsi" w:hAnsiTheme="minorHAnsi" w:eastAsiaTheme="minorEastAsia" w:cstheme="minorBidi"/>
+      </w:rPr>
+    </w:rPrDefault>
+    <w:pPrDefault/>
+  </w:docDefaults>
+  <w:latentStyles w:count="260" w:defQFormat="0" w:defUnhideWhenUsed="1" w:defSemiHidden="1" w:defUIPriority="99" w:defLockedState="0">
+    <w:lsdException w:qFormat="1" w:unhideWhenUsed="0" w:uiPriority="0" w:semiHidden="0" w:name="Normal"/>
+    <w:lsdException w:qFormat="1" w:unhideWhenUsed="0" w:uiPriority="0" w:semiHidden="0" w:name="heading 1"/>
+    <w:lsdException w:qFormat="1" w:uiPriority="0" w:name="heading 2"/>
+    <w:lsdException w:qFormat="1" w:uiPriority="0" w:name="heading 3"/>
+    <w:lsdException w:qFormat="1" w:uiPriority="0" w:name="heading 4"/>
+    <w:lsdException w:qFormat="1" w:uiPriority="0" w:name="heading 5"/>
+    <w:lsdException w:qFormat="1" w:uiPriority="0" w:name="heading 6"/>
+    <w:lsdException w:qFormat="1" w:uiPriority="0" w:name="heading 7"/>
+    <w:lsdException w:qFormat="1" w:uiPriority="0" w:name="heading 8"/>
+    <w:lsdException w:qFormat="1" w:uiPriority="0" w:name="heading 9"/>
+    <w:lsdException w:unhideWhenUsed="0" w:uiPriority="0" w:semiHidden="0" w:name="index 1"/>
+    <w:lsdException w:unhideWhenUsed="0" w:uiPriority="0" w:semiHidden="0" w:name="index 2"/>
+    <w:lsdException w:unhideWhenUsed="0" w:uiPriority="0" w:semiHidden="0" w:name="index 3"/>
+    <w:lsdException w:unhideWhenUsed="0" w:uiPriority="0" w:semiHidden="0" w:name="index 4"/>
+    <w:lsdException w:unhideWhenUsed="0" w:uiPriority="0" w:semiHidden="0" w:name="index 5"/>
+    <w:lsdException w:unhideWhenUsed="0" w:uiPriority="0" w:semiHidden="0" w:name="index 6"/>
+    <w:lsdException w:unhideWhenUsed="0" w:uiPriority="0" w:semiHidden="0" w:name="index 7"/>
+    <w:lsdException w:unhideWhenUsed="0" w:uiPriority="0" w:semiHidden="0" w:name="index 8"/>
+    <w:lsdException w:unhideWhenUsed="0" w:uiPriority="0" w:semiHidden="0" w:name="index 9"/>
+    <w:lsdException w:unhideWhenUsed="0" w:uiPriority="0" w:semiHidden="0" w:name="toc 1"/>
+    <w:lsdException w:unhideWhenUsed="0" w:uiPriority="0" w:semiHidden="0" w:name="toc 2"/>
+    <w:lsdException w:unhideWhenUsed="0" w:uiPriority="0" w:semiHidden="0" w:name="toc 3"/>
+    <w:lsdException w:unhideWhenUsed="0" w:uiPriority="0" w:semiHidden="0" w:name="toc 4"/>
+    <w:lsdException w:unhideWhenUsed="0" w:uiPriority="0" w:semiHidden="0" w:name="toc 5"/>
+    <w:lsdException w:unhideWhenUsed="0" w:uiPriority="0" w:semiHidden="0" w:name="toc 6"/>
+    <w:lsdException w:unhideWhenUsed="0" w:uiPriority="0" w:semiHidden="0" w:name="toc 7"/>
+    <w:lsdException w:unhideWhenUsed="0" w:uiPriority="0" w:semiHidden="0" w:name="toc 8"/>
+    <w:lsdException w:unhideWhenUsed="0" w:uiPriority="0" w:semiHidden="0" w:name="toc 9"/>
+    <w:lsdException w:unhideWhenUsed="0" w:uiPriority="0" w:semiHidden="0" w:name="Normal Indent"/>
+    <w:lsdException w:unhideWhenUsed="0" w:uiPriority="0" w:semiHidden="0" w:name="footnote text"/>
+    <w:lsdException w:unhideWhenUsed="0" w:uiPriority="0" w:semiHidden="0" w:name="annotation text"/>
+    <w:lsdException w:unhideWhenUsed="0" w:uiPriority="0" w:semiHidden="0" w:name="header"/>
+    <w:lsdException w:unhideWhenUsed="0" w:uiPriority="0" w:semiHidden="0" w:name="footer"/>
+    <w:lsdException w:unhideWhenUsed="0" w:uiPriority="0" w:semiHidden="0" w:name="index heading"/>
+    <w:lsdException w:qFormat="1" w:uiPriority="0" w:name="caption"/>
+    <w:lsdException w:unhideWhenUsed="0" w:uiPriority="0" w:semiHidden="0" w:name="table of figures"/>
+    <w:lsdException w:unhideWhenUsed="0" w:uiPriority="0" w:semiHidden="0" w:name="envelope address"/>
+    <w:lsdException w:unhideWhenUsed="0" w:uiPriority="0" w:semiHidden="0" w:name="envelope return"/>
+    <w:lsdException w:unhideWhenUsed="0" w:uiPriority="0" w:semiHidden="0" w:name="footnote reference"/>
+    <w:lsdException w:unhideWhenUsed="0" w:uiPriority="0" w:semiHidden="0" w:name="annotation reference"/>
+    <w:lsdException w:unhideWhenUsed="0" w:uiPriority="0" w:semiHidden="0" w:name="line number"/>
+    <w:lsdException w:unhideWhenUsed="0" w:uiPriority="0" w:semiHidden="0" w:name="page number"/>
+    <w:lsdException w:unhideWhenUsed="0" w:uiPriority="0" w:semiHidden="0" w:name="endnote reference"/>
+    <w:lsdException w:unhideWhenUsed="0" w:uiPriority="0" w:semiHidden="0" w:name="endnote text"/>
+    <w:lsdException w:unhideWhenUsed="0" w:uiPriority="0" w:semiHidden="0" w:name="table of authorities"/>
+    <w:lsdException w:unhideWhenUsed="0" w:uiPriority="0" w:semiHidden="0" w:name="macro"/>
+    <w:lsdException w:unhideWhenUsed="0" w:uiPriority="0" w:semiHidden="0" w:name="toa heading"/>
+    <w:lsdException w:unhideWhenUsed="0" w:uiPriority="0" w:semiHidden="0" w:name="List"/>
+    <w:lsdException w:unhideWhenUsed="0" w:uiPriority="0" w:semiHidden="0" w:name="List Bullet"/>
+    <w:lsdException w:unhideWhenUsed="0" w:uiPriority="0" w:semiHidden="0" w:name="List Number"/>
+    <w:lsdException w:unhideWhenUsed="0" w:uiPriority="0" w:semiHidden="0" w:name="List 2"/>
+    <w:lsdException w:unhideWhenUsed="0" w:uiPriority="0" w:semiHidden="0" w:name="List 3"/>
+    <w:lsdException w:unhideWhenUsed="0" w:uiPriority="0" w:semiHidden="0" w:name="List 4"/>
+    <w:lsdException w:unhideWhenUsed="0" w:uiPriority="0" w:semiHidden="0" w:name="List 5"/>
+    <w:lsdException w:unhideWhenUsed="0" w:uiPriority="0" w:semiHidden="0" w:name="List Bullet 2"/>
+    <w:lsdException w:unhideWhenUsed="0" w:uiPriority="0" w:semiHidden="0" w:name="List Bullet 3"/>
+    <w:lsdException w:unhideWhenUsed="0" w:uiPriority="0" w:semiHidden="0" w:name="List Bullet 4"/>
+    <w:lsdException w:unhideWhenUsed="0" w:uiPriority="0" w:semiHidden="0" w:name="List Bullet 5"/>
+    <w:lsdException w:unhideWhenUsed="0" w:uiPriority="0" w:semiHidden="0" w:name="List Number 2"/>
+    <w:lsdException w:unhideWhenUsed="0" w:uiPriority="0" w:semiHidden="0" w:name="List Number 3"/>
+    <w:lsdException w:unhideWhenUsed="0" w:uiPriority="0" w:semiHidden="0" w:name="List Number 4"/>
+    <w:lsdException w:unhideWhenUsed="0" w:uiPriority="0" w:semiHidden="0" w:name="List Number 5"/>
+    <w:lsdException w:qFormat="1" w:unhideWhenUsed="0" w:uiPriority="0" w:semiHidden="0" w:name="Title"/>
+    <w:lsdException w:unhideWhenUsed="0" w:uiPriority="0" w:semiHidden="0" w:name="Closing"/>
+    <w:lsdException w:unhideWhenUsed="0" w:uiPriority="0" w:semiHidden="0" w:name="Signature"/>
+    <w:lsdException w:unhideWhenUsed="0" w:uiPriority="0" w:name="Default Paragraph Font"/>
+    <w:lsdException w:unhideWhenUsed="0" w:uiPriority="0" w:semiHidden="0" w:name="Body Text"/>
+    <w:lsdException w:unhideWhenUsed="0" w:uiPriority="0" w:semiHidden="0" w:name="Body Text Indent"/>
+    <w:lsdException w:unhideWhenUsed="0" w:uiPriority="0" w:semiHidden="0" w:name="List Continue"/>
+    <w:lsdException w:unhideWhenUsed="0" w:uiPriority="0" w:semiHidden="0" w:name="List Continue 2"/>
+    <w:lsdException w:unhideWhenUsed="0" w:uiPriority="0" w:semiHidden="0" w:name="List Continue 3"/>
+    <w:lsdException w:unhideWhenUsed="0" w:uiPriority="0" w:semiHidden="0" w:name="List Continue 4"/>
+    <w:lsdException w:unhideWhenUsed="0" w:uiPriority="0" w:semiHidden="0" w:name="List Continue 5"/>
+    <w:lsdException w:unhideWhenUsed="0" w:uiPriority="0" w:semiHidden="0" w:name="Message Header"/>
+    <w:lsdException w:qFormat="1" w:unhideWhenUsed="0" w:uiPriority="0" w:semiHidden="0" w:name="Subtitle"/>
+    <w:lsdException w:unhideWhenUsed="0" w:uiPriority="0" w:semiHidden="0" w:name="Salutation"/>
+    <w:lsdException w:unhideWhenUsed="0" w:uiPriority="0" w:semiHidden="0" w:name="Date"/>
+    <w:lsdException w:unhideWhenUsed="0" w:uiPriority="0" w:semiHidden="0" w:name="Body Text First Indent"/>
+    <w:lsdException w:unhideWhenUsed="0" w:uiPriority="0" w:semiHidden="0" w:name="Body Text First Indent 2"/>
+    <w:lsdException w:unhideWhenUsed="0" w:uiPriority="0" w:semiHidden="0" w:name="Note Heading"/>
+    <w:lsdException w:unhideWhenUsed="0" w:uiPriority="0" w:semiHidden="0" w:name="Body Text 2"/>
+    <w:lsdException w:unhideWhenUsed="0" w:uiPriority="0" w:semiHidden="0" w:name="Body Text 3"/>
+    <w:lsdException w:unhideWhenUsed="0" w:uiPriority="0" w:semiHidden="0" w:name="Body Text Indent 2"/>
+    <w:lsdException w:unhideWhenUsed="0" w:uiPriority="0" w:semiHidden="0" w:name="Body Text Indent 3"/>
+    <w:lsdException w:unhideWhenUsed="0" w:uiPriority="0" w:semiHidden="0" w:name="Block Text"/>
+    <w:lsdException w:unhideWhenUsed="0" w:uiPriority="0" w:semiHidden="0" w:name="Hyperlink"/>
+    <w:lsdException w:unhideWhenUsed="0" w:uiPriority="0" w:semiHidden="0" w:name="FollowedHyperlink"/>
+    <w:lsdException w:qFormat="1" w:unhideWhenUsed="0" w:uiPriority="0" w:semiHidden="0" w:name="Strong"/>
+    <w:lsdException w:qFormat="1" w:unhideWhenUsed="0" w:uiPriority="0" w:semiHidden="0" w:name="Emphasis"/>
+    <w:lsdException w:unhideWhenUsed="0" w:uiPriority="0" w:semiHidden="0" w:name="Document Map"/>
+    <w:lsdException w:unhideWhenUsed="0" w:uiPriority="0" w:semiHidden="0" w:name="Plain Text"/>
+    <w:lsdException w:unhideWhenUsed="0" w:uiPriority="0" w:semiHidden="0" w:name="E-mail Signature"/>
+    <w:lsdException w:unhideWhenUsed="0" w:uiPriority="0" w:semiHidden="0" w:name="Normal (Web)"/>
+    <w:lsdException w:unhideWhenUsed="0" w:uiPriority="0" w:semiHidden="0" w:name="HTML Acronym"/>
+    <w:lsdException w:unhideWhenUsed="0" w:uiPriority="0" w:semiHidden="0" w:name="HTML Address"/>
+    <w:lsdException w:unhideWhenUsed="0" w:uiPriority="0" w:semiHidden="0" w:name="HTML Cite"/>
+    <w:lsdException w:unhideWhenUsed="0" w:uiPriority="0" w:semiHidden="0" w:name="HTML Code"/>
+    <w:lsdException w:unhideWhenUsed="0" w:uiPriority="0" w:semiHidden="0" w:name="HTML Definition"/>
+    <w:lsdException w:unhideWhenUsed="0" w:uiPriority="0" w:semiHidden="0" w:name="HTML Keyboard"/>
+    <w:lsdException w:unhideWhenUsed="0" w:uiPriority="0" w:semiHidden="0" w:name="HTML Preformatted"/>
+    <w:lsdException w:unhideWhenUsed="0" w:uiPriority="0" w:semiHidden="0" w:name="HTML Sample"/>
+    <w:lsdException w:unhideWhenUsed="0" w:uiPriority="0" w:semiHidden="0" w:name="HTML Typewriter"/>
+    <w:lsdException w:unhideWhenUsed="0" w:uiPriority="0" w:semiHidden="0" w:name="HTML Variable"/>
+    <w:lsdException w:unhideWhenUsed="0" w:uiPriority="0" w:name="Normal Table"/>
+    <w:lsdException w:unhideWhenUsed="0" w:uiPriority="0" w:semiHidden="0" w:name="annotation subject"/>
+    <w:lsdException w:unhideWhenUsed="0" w:uiPriority="0" w:semiHidden="0" w:name="Table Simple 1"/>
+    <w:lsdException w:unhideWhenUsed="0" w:uiPriority="0" w:semiHidden="0" w:name="Table Simple 2"/>
+    <w:lsdException w:unhideWhenUsed="0" w:uiPriority="0" w:semiHidden="0" w:name="Table Simple 3"/>
+    <w:lsdException w:unhideWhenUsed="0" w:uiPriority="0" w:semiHidden="0" w:name="Table Classic 1"/>
+    <w:lsdException w:unhideWhenUsed="0" w:uiPriority="0" w:semiHidden="0" w:name="Table Classic 2"/>
+    <w:lsdException w:unhideWhenUsed="0" w:uiPriority="0" w:semiHidden="0" w:name="Table Classic 3"/>
+    <w:lsdException w:unhideWhenUsed="0" w:uiPriority="0" w:semiHidden="0" w:name="Table Classic 4"/>
+    <w:lsdException w:unhideWhenUsed="0" w:uiPriority="0" w:semiHidden="0" w:name="Table Colorful 1"/>
+    <w:lsdException w:unhideWhenUsed="0" w:uiPriority="0" w:semiHidden="0" w:name="Table Colorful 2"/>
+    <w:lsdException w:unhideWhenUsed="0" w:uiPriority="0" w:semiHidden="0" w:name="Table Colorful 3"/>
+    <w:lsdException w:unhideWhenUsed="0" w:uiPriority="0" w:semiHidden="0" w:name="Table Columns 1"/>
+    <w:lsdException w:unhideWhenUsed="0" w:uiPriority="0" w:semiHidden="0" w:name="Table Columns 2"/>
+    <w:lsdException w:unhideWhenUsed="0" w:uiPriority="0" w:semiHidden="0" w:name="Table Columns 3"/>
+    <w:lsdException w:unhideWhenUsed="0" w:uiPriority="0" w:semiHidden="0" w:name="Table Columns 4"/>
+    <w:lsdException w:unhideWhenUsed="0" w:uiPriority="0" w:semiHidden="0" w:name="Table Columns 5"/>
+    <w:lsdException w:unhideWhenUsed="0" w:uiPriority="0" w:semiHidden="0" w:name="Table Grid 1"/>
+    <w:lsdException w:unhideWhenUsed="0" w:uiPriority="0" w:semiHidden="0" w:name="Table Grid 2"/>
+    <w:lsdException w:unhideWhenUsed="0" w:uiPriority="0" w:semiHidden="0" w:name="Table Grid 3"/>
+    <w:lsdException w:unhideWhenUsed="0" w:uiPriority="0" w:semiHidden="0" w:name="Table Grid 4"/>
+    <w:lsdException w:unhideWhenUsed="0" w:uiPriority="0" w:semiHidden="0" w:name="Table Grid 5"/>
+    <w:lsdException w:unhideWhenUsed="0" w:uiPriority="0" w:semiHidden="0" w:name="Table Grid 6"/>
+    <w:lsdException w:unhideWhenUsed="0" w:uiPriority="0" w:semiHidden="0" w:name="Table Grid 7"/>
+    <w:lsdException w:unhideWhenUsed="0" w:uiPriority="0" w:semiHidden="0" w:name="Table Grid 8"/>
+    <w:lsdException w:unhideWhenUsed="0" w:uiPriority="0" w:semiHidden="0" w:name="Table List 1"/>
+    <w:lsdException w:unhideWhenUsed="0" w:uiPriority="0" w:semiHidden="0" w:name="Table List 2"/>
+    <w:lsdException w:unhideWhenUsed="0" w:uiPriority="0" w:semiHidden="0" w:name="Table List 3"/>
+    <w:lsdException w:unhideWhenUsed="0" w:uiPriority="0" w:semiHidden="0" w:name="Table List 4"/>
+    <w:lsdException w:unhideWhenUsed="0" w:uiPriority="0" w:semiHidden="0" w:name="Table List 5"/>
+    <w:lsdException w:unhideWhenUsed="0" w:uiPriority="0" w:semiHidden="0" w:name="Table List 6"/>
+    <w:lsdException w:unhideWhenUsed="0" w:uiPriority="0" w:semiHidden="0" w:name="Table List 7"/>
+    <w:lsdException w:unhideWhenUsed="0" w:uiPriority="0" w:semiHidden="0" w:name="Table List 8"/>
+    <w:lsdException w:unhideWhenUsed="0" w:uiPriority="0" w:semiHidden="0" w:name="Table 3D effects 1"/>
+    <w:lsdException w:unhideWhenUsed="0" w:uiPriority="0" w:semiHidden="0" w:name="Table 3D effects 2"/>
+    <w:lsdException w:unhideWhenUsed="0" w:uiPriority="0" w:semiHidden="0" w:name="Table 3D effects 3"/>
+    <w:lsdException w:unhideWhenUsed="0" w:uiPriority="0" w:semiHidden="0" w:name="Table Contemporary"/>
+    <w:lsdException w:unhideWhenUsed="0" w:uiPriority="0" w:semiHidden="0" w:name="Table Elegant"/>
+    <w:lsdException w:unhideWhenUsed="0" w:uiPriority="0" w:semiHidden="0" w:name="Table Professional"/>
+    <w:lsdException w:unhideWhenUsed="0" w:uiPriority="0" w:semiHidden="0" w:name="Table Subtle 1"/>
+    <w:lsdException w:unhideWhenUsed="0" w:uiPriority="0" w:semiHidden="0" w:name="Table Subtle 2"/>
+    <w:lsdException w:unhideWhenUsed="0" w:uiPriority="0" w:semiHidden="0" w:name="Table Web 1"/>
+    <w:lsdException w:unhideWhenUsed="0" w:uiPriority="0" w:semiHidden="0" w:name="Table Web 2"/>
+    <w:lsdException w:unhideWhenUsed="0" w:uiPriority="0" w:semiHidden="0" w:name="Table Web 3"/>
+    <w:lsdException w:unhideWhenUsed="0" w:uiPriority="0" w:semiHidden="0" w:name="Balloon Text"/>
+    <w:lsdException w:unhideWhenUsed="0" w:uiPriority="0" w:semiHidden="0" w:name="Table Grid"/>
+    <w:lsdException w:unhideWhenUsed="0" w:uiPriority="0" w:semiHidden="0" w:name="Table Theme"/>
+    <w:lsdException w:unhideWhenUsed="0" w:uiPriority="60" w:semiHidden="0" w:name="Light Shading"/>
+    <w:lsdException w:unhideWhenUsed="0" w:uiPriority="61" w:semiHidden="0" w:name="Light List"/>
+    <w:lsdException w:unhideWhenUsed="0" w:uiPriority="62" w:semiHidden="0" w:name="Light Grid"/>
+    <w:lsdException w:unhideWhenUsed="0" w:uiPriority="63" w:semiHidden="0" w:name="Medium Shading 1"/>
+    <w:lsdException w:unhideWhenUsed="0" w:uiPriority="64" w:semiHidden="0" w:name="Medium Shading 2"/>
+    <w:lsdException w:unhideWhenUsed="0" w:uiPriority="65" w:semiHidden="0" w:name="Medium List 1"/>
+    <w:lsdException w:unhideWhenUsed="0" w:uiPriority="66" w:semiHidden="0" w:name="Medium List 2"/>
+    <w:lsdException w:unhideWhenUsed="0" w:uiPriority="67" w:semiHidden="0" w:name="Medium Grid 1"/>
+    <w:lsdException w:unhideWhenUsed="0" w:uiPriority="68" w:semiHidden="0" w:name="Medium Grid 2"/>
+    <w:lsdException w:unhideWhenUsed="0" w:uiPriority="69" w:semiHidden="0" w:name="Medium Grid 3"/>
+    <w:lsdException w:unhideWhenUsed="0" w:uiPriority="70" w:semiHidden="0" w:name="Dark List"/>
+    <w:lsdException w:unhideWhenUsed="0" w:uiPriority="71" w:semiHidden="0" w:name="Colorful Shading"/>
+    <w:lsdException w:unhideWhenUsed="0" w:uiPriority="72" w:semiHidden="0" w:name="Colorful List"/>
+    <w:lsdException w:unhideWhenUsed="0" w:uiPriority="73" w:semiHidden="0" w:name="Colorful Grid"/>
+    <w:lsdException w:unhideWhenUsed="0" w:uiPriority="60" w:semiHidden="0" w:name="Light Shading Accent 1"/>
+    <w:lsdException w:unhideWhenUsed="0" w:uiPriority="61" w:semiHidden="0" w:name="Light List Accent 1"/>
+    <w:lsdException w:unhideWhenUsed="0" w:uiPriority="62" w:semiHidden="0" w:name="Light Grid Accent 1"/>
+    <w:lsdException w:unhideWhenUsed="0" w:uiPriority="63" w:semiHidden="0" w:name="Medium Shading 1 Accent 1"/>
+    <w:lsdException w:unhideWhenUsed="0" w:uiPriority="64" w:semiHidden="0" w:name="Medium Shading 2 Accent 1"/>
+    <w:lsdException w:unhideWhenUsed="0" w:uiPriority="65" w:semiHidden="0" w:name="Medium List 1 Accent 1"/>
+    <w:lsdException w:unhideWhenUsed="0" w:uiPriority="66" w:semiHidden="0" w:name="Medium List 2 Accent 1"/>
+    <w:lsdException w:unhideWhenUsed="0" w:uiPriority="67" w:semiHidden="0" w:name="Medium Grid 1 Accent 1"/>
+    <w:lsdException w:unhideWhenUsed="0" w:uiPriority="68" w:semiHidden="0" w:name="Medium Grid 2 Accent 1"/>
+    <w:lsdException w:unhideWhenUsed="0" w:uiPriority="69" w:semiHidden="0" w:name="Medium Grid 3 Accent 1"/>
+    <w:lsdException w:unhideWhenUsed="0" w:uiPriority="70" w:semiHidden="0" w:name="Dark List Accent 1"/>
+    <w:lsdException w:unhideWhenUsed="0" w:uiPriority="71" w:semiHidden="0" w:name="Colorful Shading Accent 1"/>
+    <w:lsdException w:unhideWhenUsed="0" w:uiPriority="72" w:semiHidden="0" w:name="Colorful List Accent 1"/>
+    <w:lsdException w:unhideWhenUsed="0" w:uiPriority="73" w:semiHidden="0" w:name="Colorful Grid Accent 1"/>
+    <w:lsdException w:unhideWhenUsed="0" w:uiPriority="60" w:semiHidden="0" w:name="Light Shading Accent 2"/>
+    <w:lsdException w:unhideWhenUsed="0" w:uiPriority="61" w:semiHidden="0" w:name="Light List Accent 2"/>
+    <w:lsdException w:unhideWhenUsed="0" w:uiPriority="62" w:semiHidden="0" w:name="Light Grid Accent 2"/>
+    <w:lsdException w:unhideWhenUsed="0" w:uiPriority="63" w:semiHidden="0" w:name="Medium Shading 1 Accent 2"/>
+    <w:lsdException w:unhideWhenUsed="0" w:uiPriority="64" w:semiHidden="0" w:name="Medium Shading 2 Accent 2"/>
+    <w:lsdException w:unhideWhenUsed="0" w:uiPriority="65" w:semiHidden="0" w:name="Medium List 1 Accent 2"/>
+    <w:lsdException w:unhideWhenUsed="0" w:uiPriority="66" w:semiHidden="0" w:name="Medium List 2 Accent 2"/>
+    <w:lsdException w:unhideWhenUsed="0" w:uiPriority="67" w:semiHidden="0" w:name="Medium Grid 1 Accent 2"/>
+    <w:lsdException w:unhideWhenUsed="0" w:uiPriority="68" w:semiHidden="0" w:name="Medium Grid 2 Accent 2"/>
+    <w:lsdException w:unhideWhenUsed="0" w:uiPriority="69" w:semiHidden="0" w:name="Medium Grid 3 Accent 2"/>
+    <w:lsdException w:unhideWhenUsed="0" w:uiPriority="70" w:semiHidden="0" w:name="Dark List Accent 2"/>
+    <w:lsdException w:unhideWhenUsed="0" w:uiPriority="71" w:semiHidden="0" w:name="Colorful Shading Accent 2"/>
+    <w:lsdException w:unhideWhenUsed="0" w:uiPriority="72" w:semiHidden="0" w:name="Colorful List Accent 2"/>
+    <w:lsdException w:unhideWhenUsed="0" w:uiPriority="73" w:semiHidden="0" w:name="Colorful Grid Accent 2"/>
+    <w:lsdException w:unhideWhenUsed="0" w:uiPriority="60" w:semiHidden="0" w:name="Light Shading Accent 3"/>
+    <w:lsdException w:unhideWhenUsed="0" w:uiPriority="61" w:semiHidden="0" w:name="Light List Accent 3"/>
+    <w:lsdException w:unhideWhenUsed="0" w:uiPriority="62" w:semiHidden="0" w:name="Light Grid Accent 3"/>
+    <w:lsdException w:unhideWhenUsed="0" w:uiPriority="63" w:semiHidden="0" w:name="Medium Shading 1 Accent 3"/>
+    <w:lsdException w:unhideWhenUsed="0" w:uiPriority="64" w:semiHidden="0" w:name="Medium Shading 2 Accent 3"/>
+    <w:lsdException w:unhideWhenUsed="0" w:uiPriority="65" w:semiHidden="0" w:name="Medium List 1 Accent 3"/>
+    <w:lsdException w:unhideWhenUsed="0" w:uiPriority="66" w:semiHidden="0" w:name="Medium List 2 Accent 3"/>
+    <w:lsdException w:unhideWhenUsed="0" w:uiPriority="67" w:semiHidden="0" w:name="Medium Grid 1 Accent 3"/>
+    <w:lsdException w:unhideWhenUsed="0" w:uiPriority="68" w:semiHidden="0" w:name="Medium Grid 2 Accent 3"/>
+    <w:lsdException w:unhideWhenUsed="0" w:uiPriority="69" w:semiHidden="0" w:name="Medium Grid 3 Accent 3"/>
+    <w:lsdException w:unhideWhenUsed="0" w:uiPriority="70" w:semiHidden="0" w:name="Dark List Accent 3"/>
+    <w:lsdException w:unhideWhenUsed="0" w:uiPriority="71" w:semiHidden="0" w:name="Colorful Shading Accent 3"/>
+    <w:lsdException w:unhideWhenUsed="0" w:uiPriority="72" w:semiHidden="0" w:name="Colorful List Accent 3"/>
+    <w:lsdException w:unhideWhenUsed="0" w:uiPriority="73" w:semiHidden="0" w:name="Colorful Grid Accent 3"/>
+    <w:lsdException w:unhideWhenUsed="0" w:uiPriority="60" w:semiHidden="0" w:name="Light Shading Accent 4"/>
+    <w:lsdException w:unhideWhenUsed="0" w:uiPriority="61" w:semiHidden="0" w:name="Light List Accent 4"/>
+    <w:lsdException w:unhideWhenUsed="0" w:uiPriority="62" w:semiHidden="0" w:name="Light Grid Accent 4"/>
+    <w:lsdException w:unhideWhenUsed="0" w:uiPriority="63" w:semiHidden="0" w:name="Medium Shading 1 Accent 4"/>
+    <w:lsdException w:unhideWhenUsed="0" w:uiPriority="64" w:semiHidden="0" w:name="Medium Shading 2 Accent 4"/>
+    <w:lsdException w:unhideWhenUsed="0" w:uiPriority="65" w:semiHidden="0" w:name="Medium List 1 Accent 4"/>
+    <w:lsdException w:unhideWhenUsed="0" w:uiPriority="66" w:semiHidden="0" w:name="Medium List 2 Accent 4"/>
+    <w:lsdException w:unhideWhenUsed="0" w:uiPriority="67" w:semiHidden="0" w:name="Medium Grid 1 Accent 4"/>
+    <w:lsdException w:unhideWhenUsed="0" w:uiPriority="68" w:semiHidden="0" w:name="Medium Grid 2 Accent 4"/>
+    <w:lsdException w:unhideWhenUsed="0" w:uiPriority="69" w:semiHidden="0" w:name="Medium Grid 3 Accent 4"/>
+    <w:lsdException w:unhideWhenUsed="0" w:uiPriority="70" w:semiHidden="0" w:name="Dark List Accent 4"/>
+    <w:lsdException w:unhideWhenUsed="0" w:uiPriority="71" w:semiHidden="0" w:name="Colorful Shading Accent 4"/>
+    <w:lsdException w:unhideWhenUsed="0" w:uiPriority="72" w:semiHidden="0" w:name="Colorful List Accent 4"/>
+    <w:lsdException w:unhideWhenUsed="0" w:uiPriority="73" w:semiHidden="0" w:name="Colorful Grid Accent 4"/>
+    <w:lsdException w:unhideWhenUsed="0" w:uiPriority="60" w:semiHidden="0" w:name="Light Shading Accent 5"/>
+    <w:lsdException w:unhideWhenUsed="0" w:uiPriority="61" w:semiHidden="0" w:name="Light List Accent 5"/>
+    <w:lsdException w:unhideWhenUsed="0" w:uiPriority="62" w:semiHidden="0" w:name="Light Grid Accent 5"/>
+    <w:lsdException w:unhideWhenUsed="0" w:uiPriority="63" w:semiHidden="0" w:name="Medium Shading 1 Accent 5"/>
+    <w:lsdException w:unhideWhenUsed="0" w:uiPriority="64" w:semiHidden="0" w:name="Medium Shading 2 Accent 5"/>
+    <w:lsdException w:unhideWhenUsed="0" w:uiPriority="65" w:semiHidden="0" w:name="Medium List 1 Accent 5"/>
+    <w:lsdException w:unhideWhenUsed="0" w:uiPriority="66" w:semiHidden="0" w:name="Medium List 2 Accent 5"/>
+    <w:lsdException w:unhideWhenUsed="0" w:uiPriority="67" w:semiHidden="0" w:name="Medium Grid 1 Accent 5"/>
+    <w:lsdException w:unhideWhenUsed="0" w:uiPriority="68" w:semiHidden="0" w:name="Medium Grid 2 Accent 5"/>
+    <w:lsdException w:unhideWhenUsed="0" w:uiPriority="69" w:semiHidden="0" w:name="Medium Grid 3 Accent 5"/>
+    <w:lsdException w:unhideWhenUsed="0" w:uiPriority="70" w:semiHidden="0" w:name="Dark List Accent 5"/>
+    <w:lsdException w:unhideWhenUsed="0" w:uiPriority="71" w:semiHidden="0" w:name="Colorful Shading Accent 5"/>
+    <w:lsdException w:unhideWhenUsed="0" w:uiPriority="72" w:semiHidden="0" w:name="Colorful List Accent 5"/>
+    <w:lsdException w:unhideWhenUsed="0" w:uiPriority="73" w:semiHidden="0" w:name="Colorful Grid Accent 5"/>
+    <w:lsdException w:unhideWhenUsed="0" w:uiPriority="60" w:semiHidden="0" w:name="Light Shading Accent 6"/>
+    <w:lsdException w:unhideWhenUsed="0" w:uiPriority="61" w:semiHidden="0" w:name="Light List Accent 6"/>
+    <w:lsdException w:unhideWhenUsed="0" w:uiPriority="62" w:semiHidden="0" w:name="Light Grid Accent 6"/>
+    <w:lsdException w:unhideWhenUsed="0" w:uiPriority="63" w:semiHidden="0" w:name="Medium Shading 1 Accent 6"/>
+    <w:lsdException w:unhideWhenUsed="0" w:uiPriority="64" w:semiHidden="0" w:name="Medium Shading 2 Accent 6"/>
+    <w:lsdException w:unhideWhenUsed="0" w:uiPriority="65" w:semiHidden="0" w:name="Medium List 1 Accent 6"/>
+    <w:lsdException w:unhideWhenUsed="0" w:uiPriority="66" w:semiHidden="0" w:name="Medium List 2 Accent 6"/>
+    <w:lsdException w:unhideWhenUsed="0" w:uiPriority="67" w:semiHidden="0" w:name="Medium Grid 1 Accent 6"/>
+    <w:lsdException w:unhideWhenUsed="0" w:uiPriority="68" w:semiHidden="0" w:name="Medium Grid 2 Accent 6"/>
+    <w:lsdException w:unhideWhenUsed="0" w:uiPriority="69" w:semiHidden="0" w:name="Medium Grid 3 Accent 6"/>
+    <w:lsdException w:unhideWhenUsed="0" w:uiPriority="70" w:semiHidden="0" w:name="Dark List Accent 6"/>
+    <w:lsdException w:unhideWhenUsed="0" w:uiPriority="71" w:semiHidden="0" w:name="Colorful Shading Accent 6"/>
+    <w:lsdException w:unhideWhenUsed="0" w:uiPriority="72" w:semiHidden="0" w:name="Colorful List Accent 6"/>
+    <w:lsdException w:unhideWhenUsed="0" w:uiPriority="73" w:semiHidden="0" w:name="Colorful Grid Accent 6"/>
+  </w:latentStyles>
+  <w:style w:type="paragraph" w:default="1" w:styleId="1">
+    <w:name w:val="Normal"/>
+    <w:qFormat/>
+    <w:uiPriority w:val="0"/>
+    <w:pPr>
+      <w:widowControl w:val="0"/>
+      <w:jc w:val="both"/>
+    </w:pPr>
+    <w:rPr>
+      <w:sz w:val="21"/>
+      <w:szCs w:val="22"/>
+    </w:rPr>
+  </w:style>
+  <w:style w:type="character" w:default="1" w:styleId="3">
+    <w:name w:val="Default Paragraph Font"/>
+    <w:semiHidden/>
+    <w:uiPriority w:val="0"/>
+  </w:style>
+  <w:style w:type="table" w:default="1" w:styleId="2">
+    <w:name w:val="Normal Table"/>
+    <w:semiHidden/>
+    <w:uiPriority w:val="0"/>
+    <w:tblPr>
+      <w:tblCellMar>
+        <w:top w:w="0" w:type="dxa"/>
+        <w:left w:w="108" w:type="dxa"/>
+        <w:bottom w:w="0" w:type="dxa"/>
+        <w:right w:w="108" w:type="dxa"/>
+      </w:tblCellMar>
+    </w:tblPr>
+  </w:style>
+</w:styles>
+</file>
+
+<file path=word/theme/theme1.xml><?xml version="1.0" encoding="utf-8"?>
+<a:theme xmlns:a="http://schemas.openxmlformats.org/drawingml/2006/main" name="Office">
+  <a:themeElements>
+    <a:clrScheme name="Office">
+      <a:dk1>
+        <a:sysClr val="windowText" lastClr="000000"/>
+      </a:dk1>
+      <a:lt1>
+        <a:sysClr val="window" lastClr="FFFFFF"/>
+      </a:lt1>
+      <a:dk2>
+        <a:srgbClr val="1F497D"/>
+      </a:dk2>
+      <a:lt2>
+        <a:srgbClr val="EEECE1"/>
+      </a:lt2>
+      <a:accent1>
+        <a:srgbClr val="4F81BD"/>
+      </a:accent1>
+      <a:accent2>
+        <a:srgbClr val="C0504D"/>
+      </a:accent2>
+      <a:accent3>
+        <a:srgbClr val="9BBB59"/>
+      </a:accent3>
+      <a:accent4>
+        <a:srgbClr val="8064A2"/>
+      </a:accent4>
+      <a:accent5>
+        <a:srgbClr val="4BACC6"/>
+      </a:accent5>
+      <a:accent6>
+        <a:srgbClr val="F79646"/>
+      </a:accent6>
+      <a:hlink>
+        <a:srgbClr val="0000FF"/>
+      </a:hlink>
+      <a:folHlink>
+        <a:srgbClr val="800080"/>
+      </a:folHlink>
+    </a:clrScheme>
+    <a:fontScheme name="Office">
+      <a:majorFont>
+        <a:latin typeface="Cambria"/>
+        <a:ea typeface=""/>
+        <a:cs typeface=""/>
+        <a:font script="Jpan" typeface="游ゴシック Light"/>
+        <a:font script="Hang" typeface="맑은 고딕"/>
+        <a:font script="Hans" typeface="宋体"/>
+        <a:font script="Hant" typeface="新細明體"/>
+        <a:font script="Arab" typeface="Times New Roman"/>
+        <a:font script="Hebr" typeface="Times New Roman"/>
+        <a:font script="Thai" typeface="Angsana New"/>
+        <a:font script="Ethi" typeface="Nyala"/>
+        <a:font script="Beng" typeface="Vrinda"/>
+        <a:font script="Gujr" typeface="Shruti"/>
+        <a:font script="Khmr" typeface="MoolBoran"/>
+        <a:font script="Knda" typeface="Tunga"/>
+        <a:font script="Guru" typeface="Raavi"/>
+        <a:font script="Cans" typeface="Euphemia"/>
+        <a:font script="Cher" typeface="Plantagenet Cherokee"/>
+        <a:font script="Yiii" typeface="Microsoft Yi Baiti"/>
+        <a:font script="Tibt" typeface="Microsoft Himalaya"/>
+        <a:font script="Thaa" typeface="MV Boli"/>
+        <a:font script="Deva" typeface="Mangal"/>
+        <a:font script="Telu" typeface="Gautami"/>
+        <a:font script="Taml" typeface="Latha"/>
+        <a:font script="Syrc" typeface="Estrangelo Edessa"/>
+        <a:font script="Orya" typeface="Kalinga"/>
+        <a:font script="Mlym" typeface="Kartika"/>
+        <a:font script="Laoo" typeface="DokChampa"/>
+        <a:font script="Sinh" typeface="Iskoola Pota"/>
+        <a:font script="Mong" typeface="Mongolian Baiti"/>
+        <a:font script="Viet" typeface="Times New Roman"/>
+        <a:font script="Uigh" typeface="Microsoft Uighur"/>
+        <a:font script="Geor" typeface="Sylfaen"/>
+      </a:majorFont>
+      <a:minorFont>
+        <a:latin typeface="Calibri"/>
+        <a:ea typeface=""/>
+        <a:cs typeface=""/>
+        <a:font script="Jpan" typeface="游明朝"/>
+        <a:font script="Hang" typeface="맑은 고딕"/>
+        <a:font script="Hans" typeface="宋体"/>
+        <a:font script="Hant" typeface="新細明體"/>
+        <a:font script="Arab" typeface="Arial"/>
+        <a:font script="Hebr" typeface="Arial"/>
+        <a:font script="Thai" typeface="Cordia New"/>
+        <a:font script="Ethi" typeface="Nyala"/>
+        <a:font script="Beng" typeface="Vrinda"/>
+        <a:font script="Gujr" typeface="Shruti"/>
+        <a:font script="Khmr" typeface="DaunPenh"/>
+        <a:font script="Knda" typeface="Tunga"/>
+        <a:font script="Guru" typeface="Raavi"/>
+        <a:font script="Cans" typeface="Euphemia"/>
+        <a:font script="Cher" typeface="Plantagenet Cherokee"/>
+        <a:font script="Yiii" typeface="Microsoft Yi Baiti"/>
+        <a:font script="Tibt" typeface="Microsoft Himalaya"/>
+        <a:font script="Thaa" typeface="MV Boli"/>
+        <a:font script="Deva" typeface="Mangal"/>
+        <a:font script="Telu" typeface="Gautami"/>
+        <a:font script="Taml" typeface="Latha"/>
+        <a:font script="Syrc" typeface="Estrangelo Edessa"/>
+        <a:font script="Orya" typeface="Kalinga"/>
+        <a:font script="Mlym" typeface="Kartika"/>
+        <a:font script="Laoo" typeface="DokChampa"/>
+        <a:font script="Sinh" typeface="Iskoola Pota"/>
+        <a:font script="Mong" typeface="Mongolian Baiti"/>
+        <a:font script="Viet" typeface="Arial"/>
+        <a:font script="Uigh" typeface="Microsoft Uighur"/>
+        <a:font script="Geor" typeface="Sylfaen"/>
+      </a:minorFont>
+    </a:fontScheme>
+    <a:fmtScheme name="Office">
+      <a:fillStyleLst>
+        <a:solidFill>
+          <a:schemeClr val="phClr"/>
+        </a:solidFill>
+        <a:gradFill rotWithShape="1">
+          <a:gsLst>
+            <a:gs pos="0">
+              <a:schemeClr val="phClr">
+                <a:tint val="50000"/>
+                <a:satMod val="300000"/>
+              </a:schemeClr>
+            </a:gs>
+            <a:gs pos="35000">
+              <a:schemeClr val="phClr">
+                <a:tint val="37000"/>
+                <a:satMod val="300000"/>
+              </a:schemeClr>
+            </a:gs>
+            <a:gs pos="100000">
+              <a:schemeClr val="phClr">
+                <a:tint val="15000"/>
+                <a:satMod val="350000"/>
+              </a:schemeClr>
+            </a:gs>
+          </a:gsLst>
+          <a:lin ang="16200000" scaled="1"/>
+        </a:gradFill>
+        <a:gradFill rotWithShape="1">
+          <a:gsLst>
+            <a:gs pos="0">
+              <a:schemeClr val="phClr">
+                <a:shade val="51000"/>
+                <a:satMod val="130000"/>
+              </a:schemeClr>
+            </a:gs>
+            <a:gs pos="80000">
+              <a:schemeClr val="phClr">
+                <a:shade val="93000"/>
+                <a:satMod val="130000"/>
+              </a:schemeClr>
+            </a:gs>
+            <a:gs pos="100000">
+              <a:schemeClr val="phClr">
+                <a:shade val="94000"/>
+                <a:satMod val="135000"/>
+              </a:schemeClr>
+            </a:gs>
+          </a:gsLst>
+          <a:lin ang="16200000" scaled="0"/>
+        </a:gradFill>
+      </a:fillStyleLst>
+      <a:lnStyleLst>
+        <a:ln w="9525" cap="flat" cmpd="sng" algn="ctr">
+          <a:solidFill>
+            <a:schemeClr val="phClr">
+              <a:shade val="95000"/>
+              <a:satMod val="105000"/>
+            </a:schemeClr>
+          </a:solidFill>
+          <a:prstDash val="solid"/>
+        </a:ln>
+        <a:ln w="25400" cap="flat" cmpd="sng" algn="ctr">
+          <a:solidFill>
+            <a:schemeClr val="phClr"/>
+          </a:solidFill>
+          <a:prstDash val="solid"/>
+        </a:ln>
+        <a:ln w="38100" cap="flat" cmpd="sng" algn="ctr">
+          <a:solidFill>
+            <a:schemeClr val="phClr"/>
+          </a:solidFill>
+          <a:prstDash val="solid"/>
+        </a:ln>
+      </a:lnStyleLst>
+      <a:effectStyleLst>
+        <a:effectStyle>
+          <a:effectLst>
+            <a:outerShdw blurRad="40000" dist="20000" dir="5400000" rotWithShape="0">
+              <a:srgbClr val="000000">
+                <a:alpha val="38000"/>
+              </a:srgbClr>
+            </a:outerShdw>
+          </a:effectLst>
+        </a:effectStyle>
+        <a:effectStyle>
+          <a:effectLst>
+            <a:outerShdw blurRad="40000" dist="23000" dir="5400000" rotWithShape="0">
+              <a:srgbClr val="000000">
+                <a:alpha val="35000"/>
+              </a:srgbClr>
+            </a:outerShdw>
+          </a:effectLst>
+        </a:effectStyle>
+        <a:effectStyle>
+          <a:effectLst>
+            <a:outerShdw blurRad="40000" dist="23000" dir="5400000" rotWithShape="0">
+              <a:srgbClr val="000000">
+                <a:alpha val="35000"/>
+              </a:srgbClr>
+            </a:outerShdw>
+          </a:effectLst>
+          <a:scene3d>
+            <a:camera prst="orthographicFront">
+              <a:rot lat="0" lon="0" rev="0"/>
+            </a:camera>
+            <a:lightRig rig="threePt" dir="t">
+              <a:rot lat="0" lon="0" rev="1200000"/>
+            </a:lightRig>
+          </a:scene3d>
+          <a:sp3d>
+            <a:bevelT w="63500" h="25400"/>
+          </a:sp3d>
+        </a:effectStyle>
+      </a:effectStyleLst>
+      <a:bgFillStyleLst>
+        <a:solidFill>
+          <a:schemeClr val="phClr"/>
+        </a:solidFill>
+        <a:gradFill rotWithShape="1">
+          <a:gsLst>
+            <a:gs pos="0">
+              <a:schemeClr val="phClr">
+                <a:tint val="40000"/>
+                <a:satMod val="350000"/>
+              </a:schemeClr>
+            </a:gs>
+            <a:gs pos="40000">
+              <a:schemeClr val="phClr">
+                <a:tint val="45000"/>
+                <a:satMod val="350000"/>
+                <a:shade val="99000"/>
+              </a:schemeClr>
+            </a:gs>
+            <a:gs pos="100000">
+              <a:schemeClr val="phClr">
+                <a:shade val="20000"/>
+                <a:satMod val="255000"/>
+              </a:schemeClr>
+            </a:gs>
+          </a:gsLst>
+          <a:path path="circle">
+            <a:fillToRect l="50000" t="-80000" r="50000" b="180000"/>
+          </a:path>
+        </a:gradFill>
+        <a:gradFill rotWithShape="1">
+          <a:gsLst>
+            <a:gs pos="0">
+              <a:schemeClr val="phClr">
+                <a:tint val="80000"/>
+                <a:satMod val="300000"/>
+              </a:schemeClr>
+            </a:gs>
+            <a:gs pos="100000">
+              <a:schemeClr val="phClr">
+                <a:shade val="30000"/>
+                <a:satMod val="200000"/>
+              </a:schemeClr>
+            </a:gs>
+          </a:gsLst>
+          <a:path path="circle">
+            <a:fillToRect l="50000" t="50000" r="50000" b="50000"/>
+          </a:path>
+        </a:gradFill>
+      </a:bgFillStyleLst>
+    </a:fmtScheme>
+  </a:themeElements>
+  <a:objectDefaults/>
+</a:theme>
 </file>